--- a/examples/anomalies/doc/19-regression-ml-hanr_ml_lstm.docx
+++ b/examples/anomalies/doc/19-regression-ml-hanr_ml_lstm.docx
@@ -105,15 +105,90 @@
       </w:r>
     </w:p>
     <w:bookmarkEnd w:id="22"/>
-    <w:bookmarkStart w:id="32" w:name="walkthrough"/>
+    <w:bookmarkStart w:id="23" w:name="how-to-read-this-walkthrough"/>
     <w:p>
       <w:pPr>
         <w:pStyle w:val="Heading2"/>
       </w:pPr>
       <w:r>
+        <w:t xml:space="preserve">How to read this walkthrough</w:t>
+      </w:r>
+    </w:p>
+    <w:p>
+      <w:pPr>
+        <w:pStyle w:val="FirstParagraph"/>
+      </w:pPr>
+      <w:r>
+        <w:t xml:space="preserve">The code blocks below follow the same learning rhythm used throughout the collection: prepare the environment, choose the dataset, configure the method, run the analysis, and then inspect the result. Readers who are still learning time-series mining can use that order to understand not only</w:t>
+      </w:r>
+      <w:r>
+        <w:t xml:space="preserve"> </w:t>
+      </w:r>
+      <w:r>
+        <w:rPr>
+          <w:i/>
+          <w:iCs/>
+        </w:rPr>
+        <w:t xml:space="preserve">what</w:t>
+      </w:r>
+      <w:r>
+        <w:t xml:space="preserve"> </w:t>
+      </w:r>
+      <w:r>
+        <w:t xml:space="preserve">each command does, but also</w:t>
+      </w:r>
+      <w:r>
+        <w:t xml:space="preserve"> </w:t>
+      </w:r>
+      <w:r>
+        <w:rPr>
+          <w:i/>
+          <w:iCs/>
+        </w:rPr>
+        <w:t xml:space="preserve">why</w:t>
+      </w:r>
+      <w:r>
+        <w:t xml:space="preserve"> </w:t>
+      </w:r>
+      <w:r>
+        <w:t xml:space="preserve">it appears at that stage of the workflow.</w:t>
+      </w:r>
+    </w:p>
+    <w:p>
+      <w:pPr>
+        <w:pStyle w:val="BodyText"/>
+      </w:pPr>
+      <w:r>
+        <w:t xml:space="preserve">As you go through the notebook, read the inline comments inside each chunk as the operational explanation and use the surrounding prose as the conceptual guide.</w:t>
+      </w:r>
+    </w:p>
+    <w:bookmarkEnd w:id="23"/>
+    <w:bookmarkStart w:id="39" w:name="walkthrough"/>
+    <w:p>
+      <w:pPr>
+        <w:pStyle w:val="Heading2"/>
+      </w:pPr>
+      <w:r>
         <w:t xml:space="preserve">Walkthrough</w:t>
       </w:r>
     </w:p>
+    <w:bookmarkStart w:id="24" w:name="prepare-the-example"/>
+    <w:p>
+      <w:pPr>
+        <w:pStyle w:val="Heading3"/>
+      </w:pPr>
+      <w:r>
+        <w:t xml:space="preserve">Prepare the Example</w:t>
+      </w:r>
+    </w:p>
+    <w:p>
+      <w:pPr>
+        <w:pStyle w:val="FirstParagraph"/>
+      </w:pPr>
+      <w:r>
+        <w:t xml:space="preserve">We begin by organizing the environment, loading the packages, and selecting the dataset used in the notebook. This part is intentionally more direct: the goal is to make the starting point explicit before the method-specific reasoning begins.</w:t>
+      </w:r>
+    </w:p>
     <w:p>
       <w:pPr>
         <w:pStyle w:val="SourceCode"/>
@@ -353,6 +428,24 @@
           <w:rStyle w:val="VerbatimChar"/>
         </w:rPr>
         <w:t xml:space="preserve">## 6 0.3153224 FALSE</w:t>
+      </w:r>
+    </w:p>
+    <w:bookmarkEnd w:id="24"/>
+    <w:bookmarkStart w:id="28" w:name="interpret-the-result-visually"/>
+    <w:p>
+      <w:pPr>
+        <w:pStyle w:val="Heading3"/>
+      </w:pPr>
+      <w:r>
+        <w:t xml:space="preserve">Interpret the Result Visually</w:t>
+      </w:r>
+    </w:p>
+    <w:p>
+      <w:pPr>
+        <w:pStyle w:val="FirstParagraph"/>
+      </w:pPr>
+      <w:r>
+        <w:t xml:space="preserve">The final plots are not just illustrations. They help the reader connect the method’s internal output with the original series, making it easier to see why a point, range, motif, or symbolic pattern was emphasized and whether that emphasis is coherent with the stated objective of the example.</w:t>
       </w:r>
     </w:p>
     <w:p>
@@ -414,18 +507,18 @@
           <wp:inline>
             <wp:extent cx="4620126" cy="3696101"/>
             <wp:effectExtent b="0" l="0" r="0" t="0"/>
-            <wp:docPr descr="" title="" id="24" name="Picture"/>
+            <wp:docPr descr="" title="" id="26" name="Picture"/>
             <a:graphic>
               <a:graphicData uri="http://schemas.openxmlformats.org/drawingml/2006/picture">
                 <pic:pic>
                   <pic:nvPicPr>
-                    <pic:cNvPr descr="/home/gpca/harbinger/examples/anomalies/doc/hanr_ml_lstm_files/figure-docx/unnamed-chunk-5-1.png" id="25" name="Picture"/>
+                    <pic:cNvPr descr="/home/gpca/harbinger/examples/anomalies/doc/19-regression-ml-hanr_ml_lstm_files/figure-docx/unnamed-chunk-5-1.png" id="27" name="Picture"/>
                     <pic:cNvPicPr>
                       <a:picLocks noChangeArrowheads="1" noChangeAspect="1"/>
                     </pic:cNvPicPr>
                   </pic:nvPicPr>
                   <pic:blipFill>
-                    <a:blip r:embed="rId23"/>
+                    <a:blip r:embed="rId25"/>
                     <a:stretch>
                       <a:fillRect/>
                     </a:stretch>
@@ -452,6 +545,24 @@
         </w:drawing>
       </w:r>
     </w:p>
+    <w:bookmarkEnd w:id="28"/>
+    <w:bookmarkStart w:id="29" w:name="configure-the-method"/>
+    <w:p>
+      <w:pPr>
+        <w:pStyle w:val="Heading3"/>
+      </w:pPr>
+      <w:r>
+        <w:t xml:space="preserve">Configure the Method</w:t>
+      </w:r>
+    </w:p>
+    <w:p>
+      <w:pPr>
+        <w:pStyle w:val="FirstParagraph"/>
+      </w:pPr>
+      <w:r>
+        <w:t xml:space="preserve">The next step is to instantiate the method and, when necessary, fit it to the selected series. This is where the notebook makes its analytical choice explicit: the parameters chosen here determine what kind of pattern the detector or transformer will become sensitive to and how the later outputs should be interpreted.</w:t>
+      </w:r>
+    </w:p>
     <w:p>
       <w:pPr>
         <w:pStyle w:val="SourceCode"/>
@@ -621,6 +732,24 @@
         <w:t xml:space="preserve">serie)</w:t>
       </w:r>
     </w:p>
+    <w:bookmarkEnd w:id="29"/>
+    <w:bookmarkStart w:id="30" w:name="run-the-core-analysis"/>
+    <w:p>
+      <w:pPr>
+        <w:pStyle w:val="Heading3"/>
+      </w:pPr>
+      <w:r>
+        <w:t xml:space="preserve">Run the Core Analysis</w:t>
+      </w:r>
+    </w:p>
+    <w:p>
+      <w:pPr>
+        <w:pStyle w:val="FirstParagraph"/>
+      </w:pPr>
+      <w:r>
+        <w:t xml:space="preserve">With the environment and the method ready, we execute the central analytical step and inspect its immediate output. This is the point where the abstract idea described earlier becomes operational, so the reader should pay attention to what is produced and how Harbinger standardizes the result.</w:t>
+      </w:r>
+    </w:p>
     <w:p>
       <w:pPr>
         <w:pStyle w:val="SourceCode"/>
@@ -776,6 +905,33 @@
         </w:rPr>
         <w:t xml:space="preserve">## 1  50  TRUE anomaly</w:t>
       </w:r>
+      <w:r>
+        <w:br/>
+      </w:r>
+      <w:r>
+        <w:rPr>
+          <w:rStyle w:val="VerbatimChar"/>
+        </w:rPr>
+        <w:t xml:space="preserve">## 2  54  TRUE anomaly</w:t>
+      </w:r>
+    </w:p>
+    <w:bookmarkEnd w:id="30"/>
+    <w:bookmarkStart w:id="31" w:name="evaluate-what-was-found"/>
+    <w:p>
+      <w:pPr>
+        <w:pStyle w:val="Heading3"/>
+      </w:pPr>
+      <w:r>
+        <w:t xml:space="preserve">Evaluate What Was Found</w:t>
+      </w:r>
+    </w:p>
+    <w:p>
+      <w:pPr>
+        <w:pStyle w:val="FirstParagraph"/>
+      </w:pPr>
+      <w:r>
+        <w:t xml:space="preserve">After producing detections or transformed outputs, we compare them with the reference labels whenever they are available. This stage matters because it connects the visual intuition of the method with an explicit measurement of quality, helping the learner understand not only whether the method runs, but how well it behaves.</w:t>
+      </w:r>
     </w:p>
     <w:p>
       <w:pPr>
@@ -904,7 +1060,7 @@
         <w:rPr>
           <w:rStyle w:val="VerbatimChar"/>
         </w:rPr>
-        <w:t xml:space="preserve">## TRUE      1     0    </w:t>
+        <w:t xml:space="preserve">## TRUE      1     1    </w:t>
       </w:r>
       <w:r>
         <w:br/>
@@ -913,7 +1069,25 @@
         <w:rPr>
           <w:rStyle w:val="VerbatimChar"/>
         </w:rPr>
-        <w:t xml:space="preserve">## FALSE     0     100</w:t>
+        <w:t xml:space="preserve">## FALSE     0     99</w:t>
+      </w:r>
+    </w:p>
+    <w:bookmarkEnd w:id="31"/>
+    <w:bookmarkStart w:id="38" w:name="interpret-the-result-visually-1"/>
+    <w:p>
+      <w:pPr>
+        <w:pStyle w:val="Heading3"/>
+      </w:pPr>
+      <w:r>
+        <w:t xml:space="preserve">Interpret the Result Visually</w:t>
+      </w:r>
+    </w:p>
+    <w:p>
+      <w:pPr>
+        <w:pStyle w:val="FirstParagraph"/>
+      </w:pPr>
+      <w:r>
+        <w:t xml:space="preserve">The final plots are not just illustrations. They help the reader connect the method’s internal output with the original series, making it easier to see why a point, range, motif, or symbolic pattern was emphasized and whether that emphasis is coherent with the stated objective of the example.</w:t>
       </w:r>
     </w:p>
     <w:p>
@@ -981,18 +1155,18 @@
           <wp:inline>
             <wp:extent cx="4620126" cy="3696101"/>
             <wp:effectExtent b="0" l="0" r="0" t="0"/>
-            <wp:docPr descr="" title="" id="27" name="Picture"/>
+            <wp:docPr descr="" title="" id="33" name="Picture"/>
             <a:graphic>
               <a:graphicData uri="http://schemas.openxmlformats.org/drawingml/2006/picture">
                 <pic:pic>
                   <pic:nvPicPr>
-                    <pic:cNvPr descr="/home/gpca/harbinger/examples/anomalies/doc/hanr_ml_lstm_files/figure-docx/unnamed-chunk-11-1.png" id="28" name="Picture"/>
+                    <pic:cNvPr descr="/home/gpca/harbinger/examples/anomalies/doc/19-regression-ml-hanr_ml_lstm_files/figure-docx/unnamed-chunk-11-1.png" id="34" name="Picture"/>
                     <pic:cNvPicPr>
                       <a:picLocks noChangeArrowheads="1" noChangeAspect="1"/>
                     </pic:cNvPicPr>
                   </pic:nvPicPr>
                   <pic:blipFill>
-                    <a:blip r:embed="rId26"/>
+                    <a:blip r:embed="rId32"/>
                     <a:stretch>
                       <a:fillRect/>
                     </a:stretch>
@@ -1132,18 +1306,18 @@
           <wp:inline>
             <wp:extent cx="4620126" cy="3696101"/>
             <wp:effectExtent b="0" l="0" r="0" t="0"/>
-            <wp:docPr descr="" title="" id="30" name="Picture"/>
+            <wp:docPr descr="" title="" id="36" name="Picture"/>
             <a:graphic>
               <a:graphicData uri="http://schemas.openxmlformats.org/drawingml/2006/picture">
                 <pic:pic>
                   <pic:nvPicPr>
-                    <pic:cNvPr descr="/home/gpca/harbinger/examples/anomalies/doc/hanr_ml_lstm_files/figure-docx/unnamed-chunk-12-1.png" id="31" name="Picture"/>
+                    <pic:cNvPr descr="/home/gpca/harbinger/examples/anomalies/doc/19-regression-ml-hanr_ml_lstm_files/figure-docx/unnamed-chunk-12-1.png" id="37" name="Picture"/>
                     <pic:cNvPicPr>
                       <a:picLocks noChangeArrowheads="1" noChangeAspect="1"/>
                     </pic:cNvPicPr>
                   </pic:nvPicPr>
                   <pic:blipFill>
-                    <a:blip r:embed="rId29"/>
+                    <a:blip r:embed="rId35"/>
                     <a:stretch>
                       <a:fillRect/>
                     </a:stretch>
@@ -1170,8 +1344,9 @@
         </w:drawing>
       </w:r>
     </w:p>
-    <w:bookmarkEnd w:id="32"/>
-    <w:bookmarkStart w:id="33" w:name="references"/>
+    <w:bookmarkEnd w:id="38"/>
+    <w:bookmarkEnd w:id="39"/>
+    <w:bookmarkStart w:id="40" w:name="references"/>
     <w:p>
       <w:pPr>
         <w:pStyle w:val="Heading2"/>
@@ -1204,7 +1379,7 @@
         <w:t xml:space="preserve">Hyndman, R. J., Athanasopoulos, G. (2021). Forecasting: Principles and Practice. OTexts.</w:t>
       </w:r>
     </w:p>
-    <w:bookmarkEnd w:id="33"/>
+    <w:bookmarkEnd w:id="40"/>
     <w:sectPr>
       <w:footnotePr>
         <w:numRestart w:val="eachSect"/>

--- a/examples/anomalies/doc/19-regression-ml-hanr_ml_lstm.docx
+++ b/examples/anomalies/doc/19-regression-ml-hanr_ml_lstm.docx
@@ -59,7 +59,7 @@
       </w:r>
     </w:p>
     <w:bookmarkEnd w:id="21"/>
-    <w:bookmarkStart w:id="22" w:name="what-you-will-do"/>
+    <w:bookmarkStart w:id="37" w:name="what-you-will-do"/>
     <w:p>
       <w:pPr>
         <w:pStyle w:val="Heading2"/>
@@ -104,14 +104,284 @@
         <w:t xml:space="preserve">inspect the evaluation outputs and the diagnostic plots produced by Harbinger</w:t>
       </w:r>
     </w:p>
+    <w:bookmarkStart w:id="22" w:name="prepare-the-example"/>
+    <w:p>
+      <w:pPr>
+        <w:pStyle w:val="Heading3"/>
+      </w:pPr>
+      <w:r>
+        <w:t xml:space="preserve">Prepare the Example</w:t>
+      </w:r>
+    </w:p>
+    <w:p>
+      <w:pPr>
+        <w:pStyle w:val="FirstParagraph"/>
+      </w:pPr>
+      <w:r>
+        <w:t xml:space="preserve">This setup anchors the notebook in the specific series used to examine</w:t>
+      </w:r>
+      <w:r>
+        <w:t xml:space="preserve"> </w:t>
+      </w:r>
+      <w:r>
+        <w:rPr>
+          <w:rStyle w:val="VerbatimChar"/>
+        </w:rPr>
+        <w:t xml:space="preserve">hanr_ml + ts_lstm</w:t>
+      </w:r>
+      <w:r>
+        <w:t xml:space="preserve">. The semantic point is the one stated above: lSTM regression anomaly detection: Model-deviation detection using ML regression: an LSTM forecaster predicts the next value from a sliding window; large prediction errors are flagged as anomalies, so the raw signal needs to be visible before any fitting step hides that structure behind model output.</w:t>
+      </w:r>
+    </w:p>
+    <w:p>
+      <w:pPr>
+        <w:pStyle w:val="SourceCode"/>
+      </w:pPr>
+      <w:r>
+        <w:rPr>
+          <w:rStyle w:val="CommentTok"/>
+        </w:rPr>
+        <w:t xml:space="preserve"># Install Harbinger (only once, if needed)</w:t>
+      </w:r>
+      <w:r>
+        <w:br/>
+      </w:r>
+      <w:r>
+        <w:rPr>
+          <w:rStyle w:val="CommentTok"/>
+        </w:rPr>
+        <w:t xml:space="preserve">#install.packages("harbinger")</w:t>
+      </w:r>
+    </w:p>
+    <w:p>
+      <w:pPr>
+        <w:pStyle w:val="SourceCode"/>
+      </w:pPr>
+      <w:r>
+        <w:rPr>
+          <w:rStyle w:val="CommentTok"/>
+        </w:rPr>
+        <w:t xml:space="preserve"># Load required packages</w:t>
+      </w:r>
+      <w:r>
+        <w:br/>
+      </w:r>
+      <w:r>
+        <w:rPr>
+          <w:rStyle w:val="FunctionTok"/>
+        </w:rPr>
+        <w:t xml:space="preserve">library</w:t>
+      </w:r>
+      <w:r>
+        <w:rPr>
+          <w:rStyle w:val="NormalTok"/>
+        </w:rPr>
+        <w:t xml:space="preserve">(daltoolbox)</w:t>
+      </w:r>
+      <w:r>
+        <w:br/>
+      </w:r>
+      <w:r>
+        <w:rPr>
+          <w:rStyle w:val="FunctionTok"/>
+        </w:rPr>
+        <w:t xml:space="preserve">library</w:t>
+      </w:r>
+      <w:r>
+        <w:rPr>
+          <w:rStyle w:val="NormalTok"/>
+        </w:rPr>
+        <w:t xml:space="preserve">(harbinger) </w:t>
+      </w:r>
+      <w:r>
+        <w:br/>
+      </w:r>
+      <w:r>
+        <w:rPr>
+          <w:rStyle w:val="FunctionTok"/>
+        </w:rPr>
+        <w:t xml:space="preserve">library</w:t>
+      </w:r>
+      <w:r>
+        <w:rPr>
+          <w:rStyle w:val="NormalTok"/>
+        </w:rPr>
+        <w:t xml:space="preserve">(tspredit)</w:t>
+      </w:r>
+      <w:r>
+        <w:br/>
+      </w:r>
+      <w:r>
+        <w:rPr>
+          <w:rStyle w:val="FunctionTok"/>
+        </w:rPr>
+        <w:t xml:space="preserve">library</w:t>
+      </w:r>
+      <w:r>
+        <w:rPr>
+          <w:rStyle w:val="NormalTok"/>
+        </w:rPr>
+        <w:t xml:space="preserve">(daltoolboxdp)</w:t>
+      </w:r>
+    </w:p>
+    <w:p>
+      <w:pPr>
+        <w:pStyle w:val="SourceCode"/>
+      </w:pPr>
+      <w:r>
+        <w:rPr>
+          <w:rStyle w:val="CommentTok"/>
+        </w:rPr>
+        <w:t xml:space="preserve"># Load example datasets bundled with harbinger</w:t>
+      </w:r>
+      <w:r>
+        <w:br/>
+      </w:r>
+      <w:r>
+        <w:rPr>
+          <w:rStyle w:val="FunctionTok"/>
+        </w:rPr>
+        <w:t xml:space="preserve">data</w:t>
+      </w:r>
+      <w:r>
+        <w:rPr>
+          <w:rStyle w:val="NormalTok"/>
+        </w:rPr>
+        <w:t xml:space="preserve">(examples_anomalies)</w:t>
+      </w:r>
+    </w:p>
+    <w:p>
+      <w:pPr>
+        <w:pStyle w:val="SourceCode"/>
+      </w:pPr>
+      <w:r>
+        <w:rPr>
+          <w:rStyle w:val="CommentTok"/>
+        </w:rPr>
+        <w:t xml:space="preserve"># Select a simple synthetic time series with labeled anomalies</w:t>
+      </w:r>
+      <w:r>
+        <w:br/>
+      </w:r>
+      <w:r>
+        <w:rPr>
+          <w:rStyle w:val="NormalTok"/>
+        </w:rPr>
+        <w:t xml:space="preserve">dataset </w:t>
+      </w:r>
+      <w:r>
+        <w:rPr>
+          <w:rStyle w:val="OtherTok"/>
+        </w:rPr>
+        <w:t xml:space="preserve">&lt;-</w:t>
+      </w:r>
+      <w:r>
+        <w:rPr>
+          <w:rStyle w:val="NormalTok"/>
+        </w:rPr>
+        <w:t xml:space="preserve"> examples_anomalies</w:t>
+      </w:r>
+      <w:r>
+        <w:rPr>
+          <w:rStyle w:val="SpecialCharTok"/>
+        </w:rPr>
+        <w:t xml:space="preserve">$</w:t>
+      </w:r>
+      <w:r>
+        <w:rPr>
+          <w:rStyle w:val="NormalTok"/>
+        </w:rPr>
+        <w:t xml:space="preserve">simple</w:t>
+      </w:r>
+      <w:r>
+        <w:br/>
+      </w:r>
+      <w:r>
+        <w:rPr>
+          <w:rStyle w:val="FunctionTok"/>
+        </w:rPr>
+        <w:t xml:space="preserve">head</w:t>
+      </w:r>
+      <w:r>
+        <w:rPr>
+          <w:rStyle w:val="NormalTok"/>
+        </w:rPr>
+        <w:t xml:space="preserve">(dataset)</w:t>
+      </w:r>
+    </w:p>
+    <w:p>
+      <w:pPr>
+        <w:pStyle w:val="SourceCode"/>
+      </w:pPr>
+      <w:r>
+        <w:rPr>
+          <w:rStyle w:val="VerbatimChar"/>
+        </w:rPr>
+        <w:t xml:space="preserve">##       serie event</w:t>
+      </w:r>
+      <w:r>
+        <w:br/>
+      </w:r>
+      <w:r>
+        <w:rPr>
+          <w:rStyle w:val="VerbatimChar"/>
+        </w:rPr>
+        <w:t xml:space="preserve">## 1 1.0000000 FALSE</w:t>
+      </w:r>
+      <w:r>
+        <w:br/>
+      </w:r>
+      <w:r>
+        <w:rPr>
+          <w:rStyle w:val="VerbatimChar"/>
+        </w:rPr>
+        <w:t xml:space="preserve">## 2 0.9689124 FALSE</w:t>
+      </w:r>
+      <w:r>
+        <w:br/>
+      </w:r>
+      <w:r>
+        <w:rPr>
+          <w:rStyle w:val="VerbatimChar"/>
+        </w:rPr>
+        <w:t xml:space="preserve">## 3 0.8775826 FALSE</w:t>
+      </w:r>
+      <w:r>
+        <w:br/>
+      </w:r>
+      <w:r>
+        <w:rPr>
+          <w:rStyle w:val="VerbatimChar"/>
+        </w:rPr>
+        <w:t xml:space="preserve">## 4 0.7316889 FALSE</w:t>
+      </w:r>
+      <w:r>
+        <w:br/>
+      </w:r>
+      <w:r>
+        <w:rPr>
+          <w:rStyle w:val="VerbatimChar"/>
+        </w:rPr>
+        <w:t xml:space="preserve">## 5 0.5403023 FALSE</w:t>
+      </w:r>
+      <w:r>
+        <w:br/>
+      </w:r>
+      <w:r>
+        <w:rPr>
+          <w:rStyle w:val="VerbatimChar"/>
+        </w:rPr>
+        <w:t xml:space="preserve">## 6 0.3153224 FALSE</w:t>
+      </w:r>
+    </w:p>
     <w:bookmarkEnd w:id="22"/>
-    <w:bookmarkStart w:id="23" w:name="how-to-read-this-walkthrough"/>
-    <w:p>
-      <w:pPr>
-        <w:pStyle w:val="Heading2"/>
-      </w:pPr>
-      <w:r>
-        <w:t xml:space="preserve">How to read this walkthrough</w:t>
+    <w:bookmarkStart w:id="26" w:name="interpret-the-result-visually"/>
+    <w:p>
+      <w:pPr>
+        <w:pStyle w:val="Heading3"/>
+      </w:pPr>
+      <w:r>
+        <w:t xml:space="preserve">Interpret the Result Visually</w:t>
       </w:r>
     </w:p>
     <w:p>
@@ -119,333 +389,7 @@
         <w:pStyle w:val="FirstParagraph"/>
       </w:pPr>
       <w:r>
-        <w:t xml:space="preserve">The code blocks below follow the same learning rhythm used throughout the collection: prepare the environment, choose the dataset, configure the method, run the analysis, and then inspect the result. Readers who are still learning time-series mining can use that order to understand not only</w:t>
-      </w:r>
-      <w:r>
-        <w:t xml:space="preserve"> </w:t>
-      </w:r>
-      <w:r>
-        <w:rPr>
-          <w:i/>
-          <w:iCs/>
-        </w:rPr>
-        <w:t xml:space="preserve">what</w:t>
-      </w:r>
-      <w:r>
-        <w:t xml:space="preserve"> </w:t>
-      </w:r>
-      <w:r>
-        <w:t xml:space="preserve">each command does, but also</w:t>
-      </w:r>
-      <w:r>
-        <w:t xml:space="preserve"> </w:t>
-      </w:r>
-      <w:r>
-        <w:rPr>
-          <w:i/>
-          <w:iCs/>
-        </w:rPr>
-        <w:t xml:space="preserve">why</w:t>
-      </w:r>
-      <w:r>
-        <w:t xml:space="preserve"> </w:t>
-      </w:r>
-      <w:r>
-        <w:t xml:space="preserve">it appears at that stage of the workflow.</w:t>
-      </w:r>
-    </w:p>
-    <w:p>
-      <w:pPr>
-        <w:pStyle w:val="BodyText"/>
-      </w:pPr>
-      <w:r>
-        <w:t xml:space="preserve">As you go through the notebook, read the inline comments inside each chunk as the operational explanation and use the surrounding prose as the conceptual guide.</w:t>
-      </w:r>
-    </w:p>
-    <w:bookmarkEnd w:id="23"/>
-    <w:bookmarkStart w:id="39" w:name="walkthrough"/>
-    <w:p>
-      <w:pPr>
-        <w:pStyle w:val="Heading2"/>
-      </w:pPr>
-      <w:r>
-        <w:t xml:space="preserve">Walkthrough</w:t>
-      </w:r>
-    </w:p>
-    <w:bookmarkStart w:id="24" w:name="prepare-the-example"/>
-    <w:p>
-      <w:pPr>
-        <w:pStyle w:val="Heading3"/>
-      </w:pPr>
-      <w:r>
-        <w:t xml:space="preserve">Prepare the Example</w:t>
-      </w:r>
-    </w:p>
-    <w:p>
-      <w:pPr>
-        <w:pStyle w:val="FirstParagraph"/>
-      </w:pPr>
-      <w:r>
-        <w:t xml:space="preserve">We begin by organizing the environment, loading the packages, and selecting the dataset used in the notebook. This part is intentionally more direct: the goal is to make the starting point explicit before the method-specific reasoning begins.</w:t>
-      </w:r>
-    </w:p>
-    <w:p>
-      <w:pPr>
-        <w:pStyle w:val="SourceCode"/>
-      </w:pPr>
-      <w:r>
-        <w:rPr>
-          <w:rStyle w:val="CommentTok"/>
-        </w:rPr>
-        <w:t xml:space="preserve"># Install Harbinger (only once, if needed)</w:t>
-      </w:r>
-      <w:r>
-        <w:br/>
-      </w:r>
-      <w:r>
-        <w:rPr>
-          <w:rStyle w:val="CommentTok"/>
-        </w:rPr>
-        <w:t xml:space="preserve">#install.packages("harbinger")</w:t>
-      </w:r>
-    </w:p>
-    <w:p>
-      <w:pPr>
-        <w:pStyle w:val="SourceCode"/>
-      </w:pPr>
-      <w:r>
-        <w:rPr>
-          <w:rStyle w:val="CommentTok"/>
-        </w:rPr>
-        <w:t xml:space="preserve"># Load required packages</w:t>
-      </w:r>
-      <w:r>
-        <w:br/>
-      </w:r>
-      <w:r>
-        <w:rPr>
-          <w:rStyle w:val="FunctionTok"/>
-        </w:rPr>
-        <w:t xml:space="preserve">library</w:t>
-      </w:r>
-      <w:r>
-        <w:rPr>
-          <w:rStyle w:val="NormalTok"/>
-        </w:rPr>
-        <w:t xml:space="preserve">(daltoolbox)</w:t>
-      </w:r>
-      <w:r>
-        <w:br/>
-      </w:r>
-      <w:r>
-        <w:rPr>
-          <w:rStyle w:val="FunctionTok"/>
-        </w:rPr>
-        <w:t xml:space="preserve">library</w:t>
-      </w:r>
-      <w:r>
-        <w:rPr>
-          <w:rStyle w:val="NormalTok"/>
-        </w:rPr>
-        <w:t xml:space="preserve">(harbinger) </w:t>
-      </w:r>
-      <w:r>
-        <w:br/>
-      </w:r>
-      <w:r>
-        <w:rPr>
-          <w:rStyle w:val="FunctionTok"/>
-        </w:rPr>
-        <w:t xml:space="preserve">library</w:t>
-      </w:r>
-      <w:r>
-        <w:rPr>
-          <w:rStyle w:val="NormalTok"/>
-        </w:rPr>
-        <w:t xml:space="preserve">(tspredit)</w:t>
-      </w:r>
-      <w:r>
-        <w:br/>
-      </w:r>
-      <w:r>
-        <w:rPr>
-          <w:rStyle w:val="FunctionTok"/>
-        </w:rPr>
-        <w:t xml:space="preserve">library</w:t>
-      </w:r>
-      <w:r>
-        <w:rPr>
-          <w:rStyle w:val="NormalTok"/>
-        </w:rPr>
-        <w:t xml:space="preserve">(daltoolboxdp)</w:t>
-      </w:r>
-    </w:p>
-    <w:p>
-      <w:pPr>
-        <w:pStyle w:val="SourceCode"/>
-      </w:pPr>
-      <w:r>
-        <w:rPr>
-          <w:rStyle w:val="CommentTok"/>
-        </w:rPr>
-        <w:t xml:space="preserve"># Load example datasets bundled with harbinger</w:t>
-      </w:r>
-      <w:r>
-        <w:br/>
-      </w:r>
-      <w:r>
-        <w:rPr>
-          <w:rStyle w:val="FunctionTok"/>
-        </w:rPr>
-        <w:t xml:space="preserve">data</w:t>
-      </w:r>
-      <w:r>
-        <w:rPr>
-          <w:rStyle w:val="NormalTok"/>
-        </w:rPr>
-        <w:t xml:space="preserve">(examples_anomalies)</w:t>
-      </w:r>
-    </w:p>
-    <w:p>
-      <w:pPr>
-        <w:pStyle w:val="SourceCode"/>
-      </w:pPr>
-      <w:r>
-        <w:rPr>
-          <w:rStyle w:val="CommentTok"/>
-        </w:rPr>
-        <w:t xml:space="preserve"># Select a simple synthetic time series with labeled anomalies</w:t>
-      </w:r>
-      <w:r>
-        <w:br/>
-      </w:r>
-      <w:r>
-        <w:rPr>
-          <w:rStyle w:val="NormalTok"/>
-        </w:rPr>
-        <w:t xml:space="preserve">dataset </w:t>
-      </w:r>
-      <w:r>
-        <w:rPr>
-          <w:rStyle w:val="OtherTok"/>
-        </w:rPr>
-        <w:t xml:space="preserve">&lt;-</w:t>
-      </w:r>
-      <w:r>
-        <w:rPr>
-          <w:rStyle w:val="NormalTok"/>
-        </w:rPr>
-        <w:t xml:space="preserve"> examples_anomalies</w:t>
-      </w:r>
-      <w:r>
-        <w:rPr>
-          <w:rStyle w:val="SpecialCharTok"/>
-        </w:rPr>
-        <w:t xml:space="preserve">$</w:t>
-      </w:r>
-      <w:r>
-        <w:rPr>
-          <w:rStyle w:val="NormalTok"/>
-        </w:rPr>
-        <w:t xml:space="preserve">simple</w:t>
-      </w:r>
-      <w:r>
-        <w:br/>
-      </w:r>
-      <w:r>
-        <w:rPr>
-          <w:rStyle w:val="FunctionTok"/>
-        </w:rPr>
-        <w:t xml:space="preserve">head</w:t>
-      </w:r>
-      <w:r>
-        <w:rPr>
-          <w:rStyle w:val="NormalTok"/>
-        </w:rPr>
-        <w:t xml:space="preserve">(dataset)</w:t>
-      </w:r>
-    </w:p>
-    <w:p>
-      <w:pPr>
-        <w:pStyle w:val="SourceCode"/>
-      </w:pPr>
-      <w:r>
-        <w:rPr>
-          <w:rStyle w:val="VerbatimChar"/>
-        </w:rPr>
-        <w:t xml:space="preserve">##       serie event</w:t>
-      </w:r>
-      <w:r>
-        <w:br/>
-      </w:r>
-      <w:r>
-        <w:rPr>
-          <w:rStyle w:val="VerbatimChar"/>
-        </w:rPr>
-        <w:t xml:space="preserve">## 1 1.0000000 FALSE</w:t>
-      </w:r>
-      <w:r>
-        <w:br/>
-      </w:r>
-      <w:r>
-        <w:rPr>
-          <w:rStyle w:val="VerbatimChar"/>
-        </w:rPr>
-        <w:t xml:space="preserve">## 2 0.9689124 FALSE</w:t>
-      </w:r>
-      <w:r>
-        <w:br/>
-      </w:r>
-      <w:r>
-        <w:rPr>
-          <w:rStyle w:val="VerbatimChar"/>
-        </w:rPr>
-        <w:t xml:space="preserve">## 3 0.8775826 FALSE</w:t>
-      </w:r>
-      <w:r>
-        <w:br/>
-      </w:r>
-      <w:r>
-        <w:rPr>
-          <w:rStyle w:val="VerbatimChar"/>
-        </w:rPr>
-        <w:t xml:space="preserve">## 4 0.7316889 FALSE</w:t>
-      </w:r>
-      <w:r>
-        <w:br/>
-      </w:r>
-      <w:r>
-        <w:rPr>
-          <w:rStyle w:val="VerbatimChar"/>
-        </w:rPr>
-        <w:t xml:space="preserve">## 5 0.5403023 FALSE</w:t>
-      </w:r>
-      <w:r>
-        <w:br/>
-      </w:r>
-      <w:r>
-        <w:rPr>
-          <w:rStyle w:val="VerbatimChar"/>
-        </w:rPr>
-        <w:t xml:space="preserve">## 6 0.3153224 FALSE</w:t>
-      </w:r>
-    </w:p>
-    <w:bookmarkEnd w:id="24"/>
-    <w:bookmarkStart w:id="28" w:name="interpret-the-result-visually"/>
-    <w:p>
-      <w:pPr>
-        <w:pStyle w:val="Heading3"/>
-      </w:pPr>
-      <w:r>
-        <w:t xml:space="preserve">Interpret the Result Visually</w:t>
-      </w:r>
-    </w:p>
-    <w:p>
-      <w:pPr>
-        <w:pStyle w:val="FirstParagraph"/>
-      </w:pPr>
-      <w:r>
-        <w:t xml:space="preserve">The final plots are not just illustrations. They help the reader connect the method’s internal output with the original series, making it easier to see why a point, range, motif, or symbolic pattern was emphasized and whether that emphasis is coherent with the stated objective of the example.</w:t>
+        <w:t xml:space="preserve">This first visual pass establishes what the method should react to in the raw series. Keep the method summary in mind here, because lSTM regression anomaly detection: Model-deviation detection using ML regression: an LSTM forecaster predicts the next value from a sliding window; large prediction errors are flagged as anomalies and the plot tells you whether that structure is clean, weak, local, repeated, or mixed with other effects.</w:t>
       </w:r>
     </w:p>
     <w:p>
@@ -507,18 +451,18 @@
           <wp:inline>
             <wp:extent cx="4620126" cy="3696101"/>
             <wp:effectExtent b="0" l="0" r="0" t="0"/>
-            <wp:docPr descr="" title="" id="26" name="Picture"/>
+            <wp:docPr descr="" title="" id="24" name="Picture"/>
             <a:graphic>
               <a:graphicData uri="http://schemas.openxmlformats.org/drawingml/2006/picture">
                 <pic:pic>
                   <pic:nvPicPr>
-                    <pic:cNvPr descr="/home/gpca/harbinger/examples/anomalies/doc/19-regression-ml-hanr_ml_lstm_files/figure-docx/unnamed-chunk-5-1.png" id="27" name="Picture"/>
+                    <pic:cNvPr descr="/home/gpca/harbinger/examples/anomalies/doc/19-regression-ml-hanr_ml_lstm_files/figure-docx/unnamed-chunk-5-1.png" id="25" name="Picture"/>
                     <pic:cNvPicPr>
                       <a:picLocks noChangeArrowheads="1" noChangeAspect="1"/>
                     </pic:cNvPicPr>
                   </pic:nvPicPr>
                   <pic:blipFill>
-                    <a:blip r:embed="rId25"/>
+                    <a:blip r:embed="rId23"/>
                     <a:stretch>
                       <a:fillRect/>
                     </a:stretch>
@@ -545,14 +489,396 @@
         </w:drawing>
       </w:r>
     </w:p>
+    <w:bookmarkEnd w:id="26"/>
+    <w:bookmarkStart w:id="27" w:name="configure-the-method"/>
+    <w:p>
+      <w:pPr>
+        <w:pStyle w:val="Heading3"/>
+      </w:pPr>
+      <w:r>
+        <w:t xml:space="preserve">Configure the Method</w:t>
+      </w:r>
+    </w:p>
+    <w:p>
+      <w:pPr>
+        <w:pStyle w:val="FirstParagraph"/>
+      </w:pPr>
+      <w:r>
+        <w:t xml:space="preserve">The choices below turn the central modeling idea into concrete parameters. They matter because lSTM regression anomaly detection: Model-deviation detection using ML regression: an LSTM forecaster predicts the next value from a sliding window; large prediction errors are flagged as anomalies, so each argument controls how strongly the method will emphasize that pattern when it later produces anomaly flags.</w:t>
+      </w:r>
+    </w:p>
+    <w:p>
+      <w:pPr>
+        <w:pStyle w:val="SourceCode"/>
+      </w:pPr>
+      <w:r>
+        <w:rPr>
+          <w:rStyle w:val="CommentTok"/>
+        </w:rPr>
+        <w:t xml:space="preserve"># Define LSTM-based regressor (hanr_ml + ts_lstm)</w:t>
+      </w:r>
+      <w:r>
+        <w:br/>
+      </w:r>
+      <w:r>
+        <w:rPr>
+          <w:rStyle w:val="CommentTok"/>
+        </w:rPr>
+        <w:t xml:space="preserve"># - input_size: window length; epochs: training iterations</w:t>
+      </w:r>
+      <w:r>
+        <w:br/>
+      </w:r>
+      <w:r>
+        <w:rPr>
+          <w:rStyle w:val="NormalTok"/>
+        </w:rPr>
+        <w:t xml:space="preserve">  model </w:t>
+      </w:r>
+      <w:r>
+        <w:rPr>
+          <w:rStyle w:val="OtherTok"/>
+        </w:rPr>
+        <w:t xml:space="preserve">&lt;-</w:t>
+      </w:r>
+      <w:r>
+        <w:rPr>
+          <w:rStyle w:val="NormalTok"/>
+        </w:rPr>
+        <w:t xml:space="preserve"> </w:t>
+      </w:r>
+      <w:r>
+        <w:rPr>
+          <w:rStyle w:val="FunctionTok"/>
+        </w:rPr>
+        <w:t xml:space="preserve">hanr_ml</w:t>
+      </w:r>
+      <w:r>
+        <w:rPr>
+          <w:rStyle w:val="NormalTok"/>
+        </w:rPr>
+        <w:t xml:space="preserve">(</w:t>
+      </w:r>
+      <w:r>
+        <w:rPr>
+          <w:rStyle w:val="FunctionTok"/>
+        </w:rPr>
+        <w:t xml:space="preserve">ts_lstm</w:t>
+      </w:r>
+      <w:r>
+        <w:rPr>
+          <w:rStyle w:val="NormalTok"/>
+        </w:rPr>
+        <w:t xml:space="preserve">(</w:t>
+      </w:r>
+      <w:r>
+        <w:rPr>
+          <w:rStyle w:val="FunctionTok"/>
+        </w:rPr>
+        <w:t xml:space="preserve">ts_norm_gminmax</w:t>
+      </w:r>
+      <w:r>
+        <w:rPr>
+          <w:rStyle w:val="NormalTok"/>
+        </w:rPr>
+        <w:t xml:space="preserve">(), </w:t>
+      </w:r>
+      <w:r>
+        <w:rPr>
+          <w:rStyle w:val="AttributeTok"/>
+        </w:rPr>
+        <w:t xml:space="preserve">input_size=</w:t>
+      </w:r>
+      <w:r>
+        <w:rPr>
+          <w:rStyle w:val="DecValTok"/>
+        </w:rPr>
+        <w:t xml:space="preserve">4</w:t>
+      </w:r>
+      <w:r>
+        <w:rPr>
+          <w:rStyle w:val="NormalTok"/>
+        </w:rPr>
+        <w:t xml:space="preserve">, </w:t>
+      </w:r>
+      <w:r>
+        <w:rPr>
+          <w:rStyle w:val="AttributeTok"/>
+        </w:rPr>
+        <w:t xml:space="preserve">epochs=</w:t>
+      </w:r>
+      <w:r>
+        <w:rPr>
+          <w:rStyle w:val="DecValTok"/>
+        </w:rPr>
+        <w:t xml:space="preserve">10000</w:t>
+      </w:r>
+      <w:r>
+        <w:rPr>
+          <w:rStyle w:val="NormalTok"/>
+        </w:rPr>
+        <w:t xml:space="preserve">))</w:t>
+      </w:r>
+    </w:p>
+    <w:p>
+      <w:pPr>
+        <w:pStyle w:val="SourceCode"/>
+      </w:pPr>
+      <w:r>
+        <w:rPr>
+          <w:rStyle w:val="CommentTok"/>
+        </w:rPr>
+        <w:t xml:space="preserve"># Fit the model</w:t>
+      </w:r>
+      <w:r>
+        <w:br/>
+      </w:r>
+      <w:r>
+        <w:rPr>
+          <w:rStyle w:val="NormalTok"/>
+        </w:rPr>
+        <w:t xml:space="preserve">  model </w:t>
+      </w:r>
+      <w:r>
+        <w:rPr>
+          <w:rStyle w:val="OtherTok"/>
+        </w:rPr>
+        <w:t xml:space="preserve">&lt;-</w:t>
+      </w:r>
+      <w:r>
+        <w:rPr>
+          <w:rStyle w:val="NormalTok"/>
+        </w:rPr>
+        <w:t xml:space="preserve"> </w:t>
+      </w:r>
+      <w:r>
+        <w:rPr>
+          <w:rStyle w:val="FunctionTok"/>
+        </w:rPr>
+        <w:t xml:space="preserve">fit</w:t>
+      </w:r>
+      <w:r>
+        <w:rPr>
+          <w:rStyle w:val="NormalTok"/>
+        </w:rPr>
+        <w:t xml:space="preserve">(model, dataset</w:t>
+      </w:r>
+      <w:r>
+        <w:rPr>
+          <w:rStyle w:val="SpecialCharTok"/>
+        </w:rPr>
+        <w:t xml:space="preserve">$</w:t>
+      </w:r>
+      <w:r>
+        <w:rPr>
+          <w:rStyle w:val="NormalTok"/>
+        </w:rPr>
+        <w:t xml:space="preserve">serie)</w:t>
+      </w:r>
+    </w:p>
+    <w:bookmarkEnd w:id="27"/>
+    <w:bookmarkStart w:id="28" w:name="run-the-core-analysis"/>
+    <w:p>
+      <w:pPr>
+        <w:pStyle w:val="Heading3"/>
+      </w:pPr>
+      <w:r>
+        <w:t xml:space="preserve">Run the Core Analysis</w:t>
+      </w:r>
+    </w:p>
+    <w:p>
+      <w:pPr>
+        <w:pStyle w:val="FirstParagraph"/>
+      </w:pPr>
+      <w:r>
+        <w:t xml:space="preserve">This is the moment where the notebook tests its central assumption on actual data. After applying</w:t>
+      </w:r>
+      <w:r>
+        <w:t xml:space="preserve"> </w:t>
+      </w:r>
+      <w:r>
+        <w:rPr>
+          <w:rStyle w:val="VerbatimChar"/>
+        </w:rPr>
+        <w:t xml:space="preserve">hanr_ml + ts_lstm</w:t>
+      </w:r>
+      <w:r>
+        <w:t xml:space="preserve">, the important question is whether the resulting anomaly flags really correspond to the pattern implied by the method description above, rather than to arbitrary numerical variation.</w:t>
+      </w:r>
+    </w:p>
+    <w:p>
+      <w:pPr>
+        <w:pStyle w:val="SourceCode"/>
+      </w:pPr>
+      <w:r>
+        <w:rPr>
+          <w:rStyle w:val="CommentTok"/>
+        </w:rPr>
+        <w:t xml:space="preserve"># Detect anomalies (compute residuals and events)</w:t>
+      </w:r>
+      <w:r>
+        <w:br/>
+      </w:r>
+      <w:r>
+        <w:rPr>
+          <w:rStyle w:val="NormalTok"/>
+        </w:rPr>
+        <w:t xml:space="preserve">  detection </w:t>
+      </w:r>
+      <w:r>
+        <w:rPr>
+          <w:rStyle w:val="OtherTok"/>
+        </w:rPr>
+        <w:t xml:space="preserve">&lt;-</w:t>
+      </w:r>
+      <w:r>
+        <w:rPr>
+          <w:rStyle w:val="NormalTok"/>
+        </w:rPr>
+        <w:t xml:space="preserve"> </w:t>
+      </w:r>
+      <w:r>
+        <w:rPr>
+          <w:rStyle w:val="FunctionTok"/>
+        </w:rPr>
+        <w:t xml:space="preserve">detect</w:t>
+      </w:r>
+      <w:r>
+        <w:rPr>
+          <w:rStyle w:val="NormalTok"/>
+        </w:rPr>
+        <w:t xml:space="preserve">(model, dataset</w:t>
+      </w:r>
+      <w:r>
+        <w:rPr>
+          <w:rStyle w:val="SpecialCharTok"/>
+        </w:rPr>
+        <w:t xml:space="preserve">$</w:t>
+      </w:r>
+      <w:r>
+        <w:rPr>
+          <w:rStyle w:val="NormalTok"/>
+        </w:rPr>
+        <w:t xml:space="preserve">serie)</w:t>
+      </w:r>
+    </w:p>
+    <w:p>
+      <w:pPr>
+        <w:pStyle w:val="SourceCode"/>
+      </w:pPr>
+      <w:r>
+        <w:rPr>
+          <w:rStyle w:val="CommentTok"/>
+        </w:rPr>
+        <w:t xml:space="preserve"># Show only timestamps flagged as events</w:t>
+      </w:r>
+      <w:r>
+        <w:br/>
+      </w:r>
+      <w:r>
+        <w:rPr>
+          <w:rStyle w:val="NormalTok"/>
+        </w:rPr>
+        <w:t xml:space="preserve">  </w:t>
+      </w:r>
+      <w:r>
+        <w:rPr>
+          <w:rStyle w:val="FunctionTok"/>
+        </w:rPr>
+        <w:t xml:space="preserve">print</w:t>
+      </w:r>
+      <w:r>
+        <w:rPr>
+          <w:rStyle w:val="NormalTok"/>
+        </w:rPr>
+        <w:t xml:space="preserve">(detection </w:t>
+      </w:r>
+      <w:r>
+        <w:rPr>
+          <w:rStyle w:val="SpecialCharTok"/>
+        </w:rPr>
+        <w:t xml:space="preserve">|&gt;</w:t>
+      </w:r>
+      <w:r>
+        <w:rPr>
+          <w:rStyle w:val="NormalTok"/>
+        </w:rPr>
+        <w:t xml:space="preserve"> dplyr</w:t>
+      </w:r>
+      <w:r>
+        <w:rPr>
+          <w:rStyle w:val="SpecialCharTok"/>
+        </w:rPr>
+        <w:t xml:space="preserve">::</w:t>
+      </w:r>
+      <w:r>
+        <w:rPr>
+          <w:rStyle w:val="FunctionTok"/>
+        </w:rPr>
+        <w:t xml:space="preserve">filter</w:t>
+      </w:r>
+      <w:r>
+        <w:rPr>
+          <w:rStyle w:val="NormalTok"/>
+        </w:rPr>
+        <w:t xml:space="preserve">(event</w:t>
+      </w:r>
+      <w:r>
+        <w:rPr>
+          <w:rStyle w:val="SpecialCharTok"/>
+        </w:rPr>
+        <w:t xml:space="preserve">==</w:t>
+      </w:r>
+      <w:r>
+        <w:rPr>
+          <w:rStyle w:val="ConstantTok"/>
+        </w:rPr>
+        <w:t xml:space="preserve">TRUE</w:t>
+      </w:r>
+      <w:r>
+        <w:rPr>
+          <w:rStyle w:val="NormalTok"/>
+        </w:rPr>
+        <w:t xml:space="preserve">))</w:t>
+      </w:r>
+    </w:p>
+    <w:p>
+      <w:pPr>
+        <w:pStyle w:val="SourceCode"/>
+      </w:pPr>
+      <w:r>
+        <w:rPr>
+          <w:rStyle w:val="VerbatimChar"/>
+        </w:rPr>
+        <w:t xml:space="preserve">##   idx event    type</w:t>
+      </w:r>
+      <w:r>
+        <w:br/>
+      </w:r>
+      <w:r>
+        <w:rPr>
+          <w:rStyle w:val="VerbatimChar"/>
+        </w:rPr>
+        <w:t xml:space="preserve">## 1  50  TRUE anomaly</w:t>
+      </w:r>
+      <w:r>
+        <w:br/>
+      </w:r>
+      <w:r>
+        <w:rPr>
+          <w:rStyle w:val="VerbatimChar"/>
+        </w:rPr>
+        <w:t xml:space="preserve">## 2  54  TRUE anomaly</w:t>
+      </w:r>
+    </w:p>
     <w:bookmarkEnd w:id="28"/>
-    <w:bookmarkStart w:id="29" w:name="configure-the-method"/>
+    <w:bookmarkStart w:id="29" w:name="evaluate-what-was-found"/>
     <w:p>
       <w:pPr>
         <w:pStyle w:val="Heading3"/>
       </w:pPr>
       <w:r>
-        <w:t xml:space="preserve">Configure the Method</w:t>
+        <w:t xml:space="preserve">Evaluate What Was Found</w:t>
       </w:r>
     </w:p>
     <w:p>
@@ -560,7 +886,22 @@
         <w:pStyle w:val="FirstParagraph"/>
       </w:pPr>
       <w:r>
-        <w:t xml:space="preserve">The next step is to instantiate the method and, when necessary, fit it to the selected series. This is where the notebook makes its analytical choice explicit: the parameters chosen here determine what kind of pattern the detector or transformer will become sensitive to and how the later outputs should be interpreted.</w:t>
+        <w:t xml:space="preserve">The evaluation asks whether the anomaly flags produced by</w:t>
+      </w:r>
+      <w:r>
+        <w:t xml:space="preserve"> </w:t>
+      </w:r>
+      <w:r>
+        <w:rPr>
+          <w:rStyle w:val="VerbatimChar"/>
+        </w:rPr>
+        <w:t xml:space="preserve">hanr_ml + ts_lstm</w:t>
+      </w:r>
+      <w:r>
+        <w:t xml:space="preserve"> </w:t>
+      </w:r>
+      <w:r>
+        <w:t xml:space="preserve">match the labeled structure on this dataset. Read the scores as evidence about the method’s assumptions in practice, not as detached summary numbers.</w:t>
       </w:r>
     </w:p>
     <w:p>
@@ -571,16 +912,64 @@
         <w:rPr>
           <w:rStyle w:val="CommentTok"/>
         </w:rPr>
-        <w:t xml:space="preserve"># Define LSTM-based regressor (hanr_ml + ts_lstm)</w:t>
+        <w:t xml:space="preserve"># Evaluate detections against ground-truth labels</w:t>
       </w:r>
       <w:r>
         <w:br/>
       </w:r>
       <w:r>
         <w:rPr>
-          <w:rStyle w:val="CommentTok"/>
-        </w:rPr>
-        <w:t xml:space="preserve"># - input_size: window length; epochs: training iterations</w:t>
+          <w:rStyle w:val="NormalTok"/>
+        </w:rPr>
+        <w:t xml:space="preserve">  evaluation </w:t>
+      </w:r>
+      <w:r>
+        <w:rPr>
+          <w:rStyle w:val="OtherTok"/>
+        </w:rPr>
+        <w:t xml:space="preserve">&lt;-</w:t>
+      </w:r>
+      <w:r>
+        <w:rPr>
+          <w:rStyle w:val="NormalTok"/>
+        </w:rPr>
+        <w:t xml:space="preserve"> </w:t>
+      </w:r>
+      <w:r>
+        <w:rPr>
+          <w:rStyle w:val="FunctionTok"/>
+        </w:rPr>
+        <w:t xml:space="preserve">evaluate</w:t>
+      </w:r>
+      <w:r>
+        <w:rPr>
+          <w:rStyle w:val="NormalTok"/>
+        </w:rPr>
+        <w:t xml:space="preserve">(model, detection</w:t>
+      </w:r>
+      <w:r>
+        <w:rPr>
+          <w:rStyle w:val="SpecialCharTok"/>
+        </w:rPr>
+        <w:t xml:space="preserve">$</w:t>
+      </w:r>
+      <w:r>
+        <w:rPr>
+          <w:rStyle w:val="NormalTok"/>
+        </w:rPr>
+        <w:t xml:space="preserve">event, dataset</w:t>
+      </w:r>
+      <w:r>
+        <w:rPr>
+          <w:rStyle w:val="SpecialCharTok"/>
+        </w:rPr>
+        <w:t xml:space="preserve">$</w:t>
+      </w:r>
+      <w:r>
+        <w:rPr>
+          <w:rStyle w:val="NormalTok"/>
+        </w:rPr>
+        <w:t xml:space="preserve">event)</w:t>
       </w:r>
       <w:r>
         <w:br/>
@@ -589,91 +978,31 @@
         <w:rPr>
           <w:rStyle w:val="NormalTok"/>
         </w:rPr>
-        <w:t xml:space="preserve">  model </w:t>
-      </w:r>
-      <w:r>
-        <w:rPr>
-          <w:rStyle w:val="OtherTok"/>
-        </w:rPr>
-        <w:t xml:space="preserve">&lt;-</w:t>
-      </w:r>
-      <w:r>
-        <w:rPr>
-          <w:rStyle w:val="NormalTok"/>
-        </w:rPr>
-        <w:t xml:space="preserve"> </w:t>
+        <w:t xml:space="preserve">  </w:t>
       </w:r>
       <w:r>
         <w:rPr>
           <w:rStyle w:val="FunctionTok"/>
         </w:rPr>
-        <w:t xml:space="preserve">hanr_ml</w:t>
-      </w:r>
-      <w:r>
-        <w:rPr>
-          <w:rStyle w:val="NormalTok"/>
-        </w:rPr>
-        <w:t xml:space="preserve">(</w:t>
-      </w:r>
-      <w:r>
-        <w:rPr>
-          <w:rStyle w:val="FunctionTok"/>
-        </w:rPr>
-        <w:t xml:space="preserve">ts_lstm</w:t>
-      </w:r>
-      <w:r>
-        <w:rPr>
-          <w:rStyle w:val="NormalTok"/>
-        </w:rPr>
-        <w:t xml:space="preserve">(</w:t>
-      </w:r>
-      <w:r>
-        <w:rPr>
-          <w:rStyle w:val="FunctionTok"/>
-        </w:rPr>
-        <w:t xml:space="preserve">ts_norm_gminmax</w:t>
-      </w:r>
-      <w:r>
-        <w:rPr>
-          <w:rStyle w:val="NormalTok"/>
-        </w:rPr>
-        <w:t xml:space="preserve">(), </w:t>
-      </w:r>
-      <w:r>
-        <w:rPr>
-          <w:rStyle w:val="AttributeTok"/>
-        </w:rPr>
-        <w:t xml:space="preserve">input_size=</w:t>
-      </w:r>
-      <w:r>
-        <w:rPr>
-          <w:rStyle w:val="DecValTok"/>
-        </w:rPr>
-        <w:t xml:space="preserve">4</w:t>
-      </w:r>
-      <w:r>
-        <w:rPr>
-          <w:rStyle w:val="NormalTok"/>
-        </w:rPr>
-        <w:t xml:space="preserve">, </w:t>
-      </w:r>
-      <w:r>
-        <w:rPr>
-          <w:rStyle w:val="AttributeTok"/>
-        </w:rPr>
-        <w:t xml:space="preserve">epochs=</w:t>
-      </w:r>
-      <w:r>
-        <w:rPr>
-          <w:rStyle w:val="DecValTok"/>
-        </w:rPr>
-        <w:t xml:space="preserve">10000</w:t>
-      </w:r>
-      <w:r>
-        <w:rPr>
-          <w:rStyle w:val="NormalTok"/>
-        </w:rPr>
-        <w:t xml:space="preserve">))</w:t>
+        <w:t xml:space="preserve">print</w:t>
+      </w:r>
+      <w:r>
+        <w:rPr>
+          <w:rStyle w:val="NormalTok"/>
+        </w:rPr>
+        <w:t xml:space="preserve">(evaluation</w:t>
+      </w:r>
+      <w:r>
+        <w:rPr>
+          <w:rStyle w:val="SpecialCharTok"/>
+        </w:rPr>
+        <w:t xml:space="preserve">$</w:t>
+      </w:r>
+      <w:r>
+        <w:rPr>
+          <w:rStyle w:val="NormalTok"/>
+        </w:rPr>
+        <w:t xml:space="preserve">confMatrix)</w:t>
       </w:r>
     </w:p>
     <w:p>
@@ -682,64 +1011,46 @@
       </w:pPr>
       <w:r>
         <w:rPr>
-          <w:rStyle w:val="CommentTok"/>
-        </w:rPr>
-        <w:t xml:space="preserve"># Fit the model</w:t>
+          <w:rStyle w:val="VerbatimChar"/>
+        </w:rPr>
+        <w:t xml:space="preserve">##           event      </w:t>
       </w:r>
       <w:r>
         <w:br/>
       </w:r>
       <w:r>
         <w:rPr>
-          <w:rStyle w:val="NormalTok"/>
-        </w:rPr>
-        <w:t xml:space="preserve">  model </w:t>
-      </w:r>
-      <w:r>
-        <w:rPr>
-          <w:rStyle w:val="OtherTok"/>
-        </w:rPr>
-        <w:t xml:space="preserve">&lt;-</w:t>
-      </w:r>
-      <w:r>
-        <w:rPr>
-          <w:rStyle w:val="NormalTok"/>
-        </w:rPr>
-        <w:t xml:space="preserve"> </w:t>
-      </w:r>
-      <w:r>
-        <w:rPr>
-          <w:rStyle w:val="FunctionTok"/>
-        </w:rPr>
-        <w:t xml:space="preserve">fit</w:t>
-      </w:r>
-      <w:r>
-        <w:rPr>
-          <w:rStyle w:val="NormalTok"/>
-        </w:rPr>
-        <w:t xml:space="preserve">(model, dataset</w:t>
-      </w:r>
-      <w:r>
-        <w:rPr>
-          <w:rStyle w:val="SpecialCharTok"/>
-        </w:rPr>
-        <w:t xml:space="preserve">$</w:t>
-      </w:r>
-      <w:r>
-        <w:rPr>
-          <w:rStyle w:val="NormalTok"/>
-        </w:rPr>
-        <w:t xml:space="preserve">serie)</w:t>
+          <w:rStyle w:val="VerbatimChar"/>
+        </w:rPr>
+        <w:t xml:space="preserve">## detection TRUE  FALSE</w:t>
+      </w:r>
+      <w:r>
+        <w:br/>
+      </w:r>
+      <w:r>
+        <w:rPr>
+          <w:rStyle w:val="VerbatimChar"/>
+        </w:rPr>
+        <w:t xml:space="preserve">## TRUE      1     1    </w:t>
+      </w:r>
+      <w:r>
+        <w:br/>
+      </w:r>
+      <w:r>
+        <w:rPr>
+          <w:rStyle w:val="VerbatimChar"/>
+        </w:rPr>
+        <w:t xml:space="preserve">## FALSE     0     99</w:t>
       </w:r>
     </w:p>
     <w:bookmarkEnd w:id="29"/>
-    <w:bookmarkStart w:id="30" w:name="run-the-core-analysis"/>
+    <w:bookmarkStart w:id="36" w:name="interpret-the-result-visually-1"/>
     <w:p>
       <w:pPr>
         <w:pStyle w:val="Heading3"/>
       </w:pPr>
       <w:r>
-        <w:t xml:space="preserve">Run the Core Analysis</w:t>
+        <w:t xml:space="preserve">Interpret the Result Visually</w:t>
       </w:r>
     </w:p>
     <w:p>
@@ -747,347 +1058,7 @@
         <w:pStyle w:val="FirstParagraph"/>
       </w:pPr>
       <w:r>
-        <w:t xml:space="preserve">With the environment and the method ready, we execute the central analytical step and inspect its immediate output. This is the point where the abstract idea described earlier becomes operational, so the reader should pay attention to what is produced and how Harbinger standardizes the result.</w:t>
-      </w:r>
-    </w:p>
-    <w:p>
-      <w:pPr>
-        <w:pStyle w:val="SourceCode"/>
-      </w:pPr>
-      <w:r>
-        <w:rPr>
-          <w:rStyle w:val="CommentTok"/>
-        </w:rPr>
-        <w:t xml:space="preserve"># Detect anomalies (compute residuals and events)</w:t>
-      </w:r>
-      <w:r>
-        <w:br/>
-      </w:r>
-      <w:r>
-        <w:rPr>
-          <w:rStyle w:val="NormalTok"/>
-        </w:rPr>
-        <w:t xml:space="preserve">  detection </w:t>
-      </w:r>
-      <w:r>
-        <w:rPr>
-          <w:rStyle w:val="OtherTok"/>
-        </w:rPr>
-        <w:t xml:space="preserve">&lt;-</w:t>
-      </w:r>
-      <w:r>
-        <w:rPr>
-          <w:rStyle w:val="NormalTok"/>
-        </w:rPr>
-        <w:t xml:space="preserve"> </w:t>
-      </w:r>
-      <w:r>
-        <w:rPr>
-          <w:rStyle w:val="FunctionTok"/>
-        </w:rPr>
-        <w:t xml:space="preserve">detect</w:t>
-      </w:r>
-      <w:r>
-        <w:rPr>
-          <w:rStyle w:val="NormalTok"/>
-        </w:rPr>
-        <w:t xml:space="preserve">(model, dataset</w:t>
-      </w:r>
-      <w:r>
-        <w:rPr>
-          <w:rStyle w:val="SpecialCharTok"/>
-        </w:rPr>
-        <w:t xml:space="preserve">$</w:t>
-      </w:r>
-      <w:r>
-        <w:rPr>
-          <w:rStyle w:val="NormalTok"/>
-        </w:rPr>
-        <w:t xml:space="preserve">serie)</w:t>
-      </w:r>
-    </w:p>
-    <w:p>
-      <w:pPr>
-        <w:pStyle w:val="SourceCode"/>
-      </w:pPr>
-      <w:r>
-        <w:rPr>
-          <w:rStyle w:val="CommentTok"/>
-        </w:rPr>
-        <w:t xml:space="preserve"># Show only timestamps flagged as events</w:t>
-      </w:r>
-      <w:r>
-        <w:br/>
-      </w:r>
-      <w:r>
-        <w:rPr>
-          <w:rStyle w:val="NormalTok"/>
-        </w:rPr>
-        <w:t xml:space="preserve">  </w:t>
-      </w:r>
-      <w:r>
-        <w:rPr>
-          <w:rStyle w:val="FunctionTok"/>
-        </w:rPr>
-        <w:t xml:space="preserve">print</w:t>
-      </w:r>
-      <w:r>
-        <w:rPr>
-          <w:rStyle w:val="NormalTok"/>
-        </w:rPr>
-        <w:t xml:space="preserve">(detection </w:t>
-      </w:r>
-      <w:r>
-        <w:rPr>
-          <w:rStyle w:val="SpecialCharTok"/>
-        </w:rPr>
-        <w:t xml:space="preserve">|&gt;</w:t>
-      </w:r>
-      <w:r>
-        <w:rPr>
-          <w:rStyle w:val="NormalTok"/>
-        </w:rPr>
-        <w:t xml:space="preserve"> dplyr</w:t>
-      </w:r>
-      <w:r>
-        <w:rPr>
-          <w:rStyle w:val="SpecialCharTok"/>
-        </w:rPr>
-        <w:t xml:space="preserve">::</w:t>
-      </w:r>
-      <w:r>
-        <w:rPr>
-          <w:rStyle w:val="FunctionTok"/>
-        </w:rPr>
-        <w:t xml:space="preserve">filter</w:t>
-      </w:r>
-      <w:r>
-        <w:rPr>
-          <w:rStyle w:val="NormalTok"/>
-        </w:rPr>
-        <w:t xml:space="preserve">(event</w:t>
-      </w:r>
-      <w:r>
-        <w:rPr>
-          <w:rStyle w:val="SpecialCharTok"/>
-        </w:rPr>
-        <w:t xml:space="preserve">==</w:t>
-      </w:r>
-      <w:r>
-        <w:rPr>
-          <w:rStyle w:val="ConstantTok"/>
-        </w:rPr>
-        <w:t xml:space="preserve">TRUE</w:t>
-      </w:r>
-      <w:r>
-        <w:rPr>
-          <w:rStyle w:val="NormalTok"/>
-        </w:rPr>
-        <w:t xml:space="preserve">))</w:t>
-      </w:r>
-    </w:p>
-    <w:p>
-      <w:pPr>
-        <w:pStyle w:val="SourceCode"/>
-      </w:pPr>
-      <w:r>
-        <w:rPr>
-          <w:rStyle w:val="VerbatimChar"/>
-        </w:rPr>
-        <w:t xml:space="preserve">##   idx event    type</w:t>
-      </w:r>
-      <w:r>
-        <w:br/>
-      </w:r>
-      <w:r>
-        <w:rPr>
-          <w:rStyle w:val="VerbatimChar"/>
-        </w:rPr>
-        <w:t xml:space="preserve">## 1  50  TRUE anomaly</w:t>
-      </w:r>
-      <w:r>
-        <w:br/>
-      </w:r>
-      <w:r>
-        <w:rPr>
-          <w:rStyle w:val="VerbatimChar"/>
-        </w:rPr>
-        <w:t xml:space="preserve">## 2  54  TRUE anomaly</w:t>
-      </w:r>
-    </w:p>
-    <w:bookmarkEnd w:id="30"/>
-    <w:bookmarkStart w:id="31" w:name="evaluate-what-was-found"/>
-    <w:p>
-      <w:pPr>
-        <w:pStyle w:val="Heading3"/>
-      </w:pPr>
-      <w:r>
-        <w:t xml:space="preserve">Evaluate What Was Found</w:t>
-      </w:r>
-    </w:p>
-    <w:p>
-      <w:pPr>
-        <w:pStyle w:val="FirstParagraph"/>
-      </w:pPr>
-      <w:r>
-        <w:t xml:space="preserve">After producing detections or transformed outputs, we compare them with the reference labels whenever they are available. This stage matters because it connects the visual intuition of the method with an explicit measurement of quality, helping the learner understand not only whether the method runs, but how well it behaves.</w:t>
-      </w:r>
-    </w:p>
-    <w:p>
-      <w:pPr>
-        <w:pStyle w:val="SourceCode"/>
-      </w:pPr>
-      <w:r>
-        <w:rPr>
-          <w:rStyle w:val="CommentTok"/>
-        </w:rPr>
-        <w:t xml:space="preserve"># Evaluate detections against ground-truth labels</w:t>
-      </w:r>
-      <w:r>
-        <w:br/>
-      </w:r>
-      <w:r>
-        <w:rPr>
-          <w:rStyle w:val="NormalTok"/>
-        </w:rPr>
-        <w:t xml:space="preserve">  evaluation </w:t>
-      </w:r>
-      <w:r>
-        <w:rPr>
-          <w:rStyle w:val="OtherTok"/>
-        </w:rPr>
-        <w:t xml:space="preserve">&lt;-</w:t>
-      </w:r>
-      <w:r>
-        <w:rPr>
-          <w:rStyle w:val="NormalTok"/>
-        </w:rPr>
-        <w:t xml:space="preserve"> </w:t>
-      </w:r>
-      <w:r>
-        <w:rPr>
-          <w:rStyle w:val="FunctionTok"/>
-        </w:rPr>
-        <w:t xml:space="preserve">evaluate</w:t>
-      </w:r>
-      <w:r>
-        <w:rPr>
-          <w:rStyle w:val="NormalTok"/>
-        </w:rPr>
-        <w:t xml:space="preserve">(model, detection</w:t>
-      </w:r>
-      <w:r>
-        <w:rPr>
-          <w:rStyle w:val="SpecialCharTok"/>
-        </w:rPr>
-        <w:t xml:space="preserve">$</w:t>
-      </w:r>
-      <w:r>
-        <w:rPr>
-          <w:rStyle w:val="NormalTok"/>
-        </w:rPr>
-        <w:t xml:space="preserve">event, dataset</w:t>
-      </w:r>
-      <w:r>
-        <w:rPr>
-          <w:rStyle w:val="SpecialCharTok"/>
-        </w:rPr>
-        <w:t xml:space="preserve">$</w:t>
-      </w:r>
-      <w:r>
-        <w:rPr>
-          <w:rStyle w:val="NormalTok"/>
-        </w:rPr>
-        <w:t xml:space="preserve">event)</w:t>
-      </w:r>
-      <w:r>
-        <w:br/>
-      </w:r>
-      <w:r>
-        <w:rPr>
-          <w:rStyle w:val="NormalTok"/>
-        </w:rPr>
-        <w:t xml:space="preserve">  </w:t>
-      </w:r>
-      <w:r>
-        <w:rPr>
-          <w:rStyle w:val="FunctionTok"/>
-        </w:rPr>
-        <w:t xml:space="preserve">print</w:t>
-      </w:r>
-      <w:r>
-        <w:rPr>
-          <w:rStyle w:val="NormalTok"/>
-        </w:rPr>
-        <w:t xml:space="preserve">(evaluation</w:t>
-      </w:r>
-      <w:r>
-        <w:rPr>
-          <w:rStyle w:val="SpecialCharTok"/>
-        </w:rPr>
-        <w:t xml:space="preserve">$</w:t>
-      </w:r>
-      <w:r>
-        <w:rPr>
-          <w:rStyle w:val="NormalTok"/>
-        </w:rPr>
-        <w:t xml:space="preserve">confMatrix)</w:t>
-      </w:r>
-    </w:p>
-    <w:p>
-      <w:pPr>
-        <w:pStyle w:val="SourceCode"/>
-      </w:pPr>
-      <w:r>
-        <w:rPr>
-          <w:rStyle w:val="VerbatimChar"/>
-        </w:rPr>
-        <w:t xml:space="preserve">##           event      </w:t>
-      </w:r>
-      <w:r>
-        <w:br/>
-      </w:r>
-      <w:r>
-        <w:rPr>
-          <w:rStyle w:val="VerbatimChar"/>
-        </w:rPr>
-        <w:t xml:space="preserve">## detection TRUE  FALSE</w:t>
-      </w:r>
-      <w:r>
-        <w:br/>
-      </w:r>
-      <w:r>
-        <w:rPr>
-          <w:rStyle w:val="VerbatimChar"/>
-        </w:rPr>
-        <w:t xml:space="preserve">## TRUE      1     1    </w:t>
-      </w:r>
-      <w:r>
-        <w:br/>
-      </w:r>
-      <w:r>
-        <w:rPr>
-          <w:rStyle w:val="VerbatimChar"/>
-        </w:rPr>
-        <w:t xml:space="preserve">## FALSE     0     99</w:t>
-      </w:r>
-    </w:p>
-    <w:bookmarkEnd w:id="31"/>
-    <w:bookmarkStart w:id="38" w:name="interpret-the-result-visually-1"/>
-    <w:p>
-      <w:pPr>
-        <w:pStyle w:val="Heading3"/>
-      </w:pPr>
-      <w:r>
-        <w:t xml:space="preserve">Interpret the Result Visually</w:t>
-      </w:r>
-    </w:p>
-    <w:p>
-      <w:pPr>
-        <w:pStyle w:val="FirstParagraph"/>
-      </w:pPr>
-      <w:r>
-        <w:t xml:space="preserve">The final plots are not just illustrations. They help the reader connect the method’s internal output with the original series, making it easier to see why a point, range, motif, or symbolic pattern was emphasized and whether that emphasis is coherent with the stated objective of the example.</w:t>
+        <w:t xml:space="preserve">This visual check puts the model output back on top of the original signal. What matters now is whether the highlighted anomaly flags line up with the structure suggested by the method, which is the real semantic test of whether the example is teaching the right lesson.</w:t>
       </w:r>
     </w:p>
     <w:p>
@@ -1155,18 +1126,18 @@
           <wp:inline>
             <wp:extent cx="4620126" cy="3696101"/>
             <wp:effectExtent b="0" l="0" r="0" t="0"/>
-            <wp:docPr descr="" title="" id="33" name="Picture"/>
+            <wp:docPr descr="" title="" id="31" name="Picture"/>
             <a:graphic>
               <a:graphicData uri="http://schemas.openxmlformats.org/drawingml/2006/picture">
                 <pic:pic>
                   <pic:nvPicPr>
-                    <pic:cNvPr descr="/home/gpca/harbinger/examples/anomalies/doc/19-regression-ml-hanr_ml_lstm_files/figure-docx/unnamed-chunk-11-1.png" id="34" name="Picture"/>
+                    <pic:cNvPr descr="/home/gpca/harbinger/examples/anomalies/doc/19-regression-ml-hanr_ml_lstm_files/figure-docx/unnamed-chunk-11-1.png" id="32" name="Picture"/>
                     <pic:cNvPicPr>
                       <a:picLocks noChangeArrowheads="1" noChangeAspect="1"/>
                     </pic:cNvPicPr>
                   </pic:nvPicPr>
                   <pic:blipFill>
-                    <a:blip r:embed="rId32"/>
+                    <a:blip r:embed="rId30"/>
                     <a:stretch>
                       <a:fillRect/>
                     </a:stretch>
@@ -1306,18 +1277,18 @@
           <wp:inline>
             <wp:extent cx="4620126" cy="3696101"/>
             <wp:effectExtent b="0" l="0" r="0" t="0"/>
-            <wp:docPr descr="" title="" id="36" name="Picture"/>
+            <wp:docPr descr="" title="" id="34" name="Picture"/>
             <a:graphic>
               <a:graphicData uri="http://schemas.openxmlformats.org/drawingml/2006/picture">
                 <pic:pic>
                   <pic:nvPicPr>
-                    <pic:cNvPr descr="/home/gpca/harbinger/examples/anomalies/doc/19-regression-ml-hanr_ml_lstm_files/figure-docx/unnamed-chunk-12-1.png" id="37" name="Picture"/>
+                    <pic:cNvPr descr="/home/gpca/harbinger/examples/anomalies/doc/19-regression-ml-hanr_ml_lstm_files/figure-docx/unnamed-chunk-12-1.png" id="35" name="Picture"/>
                     <pic:cNvPicPr>
                       <a:picLocks noChangeArrowheads="1" noChangeAspect="1"/>
                     </pic:cNvPicPr>
                   </pic:nvPicPr>
                   <pic:blipFill>
-                    <a:blip r:embed="rId35"/>
+                    <a:blip r:embed="rId33"/>
                     <a:stretch>
                       <a:fillRect/>
                     </a:stretch>
@@ -1344,9 +1315,9 @@
         </w:drawing>
       </w:r>
     </w:p>
-    <w:bookmarkEnd w:id="38"/>
-    <w:bookmarkEnd w:id="39"/>
-    <w:bookmarkStart w:id="40" w:name="references"/>
+    <w:bookmarkEnd w:id="36"/>
+    <w:bookmarkEnd w:id="37"/>
+    <w:bookmarkStart w:id="38" w:name="references"/>
     <w:p>
       <w:pPr>
         <w:pStyle w:val="Heading2"/>
@@ -1379,7 +1350,7 @@
         <w:t xml:space="preserve">Hyndman, R. J., Athanasopoulos, G. (2021). Forecasting: Principles and Practice. OTexts.</w:t>
       </w:r>
     </w:p>
-    <w:bookmarkEnd w:id="40"/>
+    <w:bookmarkEnd w:id="38"/>
     <w:sectPr>
       <w:footnotePr>
         <w:numRestart w:val="eachSect"/>

--- a/examples/anomalies/doc/19-regression-ml-hanr_ml_lstm.docx
+++ b/examples/anomalies/doc/19-regression-ml-hanr_ml_lstm.docx
@@ -2,7 +2,7 @@
 <file path=word/document.xml><?xml version="1.0" encoding="utf-8"?>
 <w:document xmlns:w="http://schemas.openxmlformats.org/wordprocessingml/2006/main" xmlns:m="http://schemas.openxmlformats.org/officeDocument/2006/math" xmlns:r="http://schemas.openxmlformats.org/officeDocument/2006/relationships" xmlns:o="urn:schemas-microsoft-com:office:office" xmlns:v="urn:schemas-microsoft-com:vml" xmlns:w10="urn:schemas-microsoft-com:office:word" xmlns:a="http://schemas.openxmlformats.org/drawingml/2006/main" xmlns:pic="http://schemas.openxmlformats.org/drawingml/2006/picture" xmlns:wp="http://schemas.openxmlformats.org/drawingml/2006/wordprocessingDrawing">
   <w:body>
-    <w:bookmarkStart w:id="20" w:name="objective"/>
+    <w:bookmarkStart w:id="9" w:name="objective"/>
     <w:p>
       <w:pPr>
         <w:pStyle w:val="Heading2"/>
@@ -28,8 +28,8 @@
         <w:t xml:space="preserve">). The model predicts the next value capturing temporal dependencies; anomalies are flagged when residuals exceed a learned threshold. Steps: load packages/data, visualize, define and fit the model, detect, evaluate, and plot results and residuals.</w:t>
       </w:r>
     </w:p>
-    <w:bookmarkEnd w:id="20"/>
-    <w:bookmarkStart w:id="21" w:name="method-at-a-glance"/>
+    <w:bookmarkEnd w:id="9"/>
+    <w:bookmarkStart w:id="10" w:name="method-at-a-glance"/>
     <w:p>
       <w:pPr>
         <w:pStyle w:val="Heading2"/>
@@ -58,8 +58,8 @@
         <w:t xml:space="preserve">.</w:t>
       </w:r>
     </w:p>
-    <w:bookmarkEnd w:id="21"/>
-    <w:bookmarkStart w:id="37" w:name="what-you-will-do"/>
+    <w:bookmarkEnd w:id="10"/>
+    <w:bookmarkStart w:id="17" w:name="what-you-will-do"/>
     <w:p>
       <w:pPr>
         <w:pStyle w:val="Heading2"/>
@@ -104,7 +104,7 @@
         <w:t xml:space="preserve">inspect the evaluation outputs and the diagnostic plots produced by Harbinger</w:t>
       </w:r>
     </w:p>
-    <w:bookmarkStart w:id="22" w:name="prepare-the-example"/>
+    <w:bookmarkStart w:id="11" w:name="prepare-the-example"/>
     <w:p>
       <w:pPr>
         <w:pStyle w:val="Heading3"/>
@@ -223,6 +223,156 @@
         </w:rPr>
         <w:t xml:space="preserve">(daltoolboxdp)</w:t>
       </w:r>
+      <w:r>
+        <w:br/>
+      </w:r>
+      <w:r>
+        <w:rPr>
+          <w:rStyle w:val="NormalTok"/>
+        </w:rPr>
+        <w:t xml:space="preserve">python_available </w:t>
+      </w:r>
+      <w:r>
+        <w:rPr>
+          <w:rStyle w:val="OtherTok"/>
+        </w:rPr>
+        <w:t xml:space="preserve">&lt;-</w:t>
+      </w:r>
+      <w:r>
+        <w:rPr>
+          <w:rStyle w:val="NormalTok"/>
+        </w:rPr>
+        <w:t xml:space="preserve"> </w:t>
+      </w:r>
+      <w:r>
+        <w:rPr>
+          <w:rStyle w:val="FunctionTok"/>
+        </w:rPr>
+        <w:t xml:space="preserve">requireNamespace</w:t>
+      </w:r>
+      <w:r>
+        <w:rPr>
+          <w:rStyle w:val="NormalTok"/>
+        </w:rPr>
+        <w:t xml:space="preserve">(</w:t>
+      </w:r>
+      <w:r>
+        <w:rPr>
+          <w:rStyle w:val="StringTok"/>
+        </w:rPr>
+        <w:t xml:space="preserve">"reticulate"</w:t>
+      </w:r>
+      <w:r>
+        <w:rPr>
+          <w:rStyle w:val="NormalTok"/>
+        </w:rPr>
+        <w:t xml:space="preserve">, </w:t>
+      </w:r>
+      <w:r>
+        <w:rPr>
+          <w:rStyle w:val="AttributeTok"/>
+        </w:rPr>
+        <w:t xml:space="preserve">quietly =</w:t>
+      </w:r>
+      <w:r>
+        <w:rPr>
+          <w:rStyle w:val="NormalTok"/>
+        </w:rPr>
+        <w:t xml:space="preserve"> </w:t>
+      </w:r>
+      <w:r>
+        <w:rPr>
+          <w:rStyle w:val="ConstantTok"/>
+        </w:rPr>
+        <w:t xml:space="preserve">TRUE</w:t>
+      </w:r>
+      <w:r>
+        <w:rPr>
+          <w:rStyle w:val="NormalTok"/>
+        </w:rPr>
+        <w:t xml:space="preserve">) </w:t>
+      </w:r>
+      <w:r>
+        <w:rPr>
+          <w:rStyle w:val="SpecialCharTok"/>
+        </w:rPr>
+        <w:t xml:space="preserve">&amp;&amp;</w:t>
+      </w:r>
+      <w:r>
+        <w:rPr>
+          <w:rStyle w:val="NormalTok"/>
+        </w:rPr>
+        <w:t xml:space="preserve"> reticulate</w:t>
+      </w:r>
+      <w:r>
+        <w:rPr>
+          <w:rStyle w:val="SpecialCharTok"/>
+        </w:rPr>
+        <w:t xml:space="preserve">::</w:t>
+      </w:r>
+      <w:r>
+        <w:rPr>
+          <w:rStyle w:val="FunctionTok"/>
+        </w:rPr>
+        <w:t xml:space="preserve">py_available</w:t>
+      </w:r>
+      <w:r>
+        <w:rPr>
+          <w:rStyle w:val="NormalTok"/>
+        </w:rPr>
+        <w:t xml:space="preserve">()</w:t>
+      </w:r>
+      <w:r>
+        <w:br/>
+      </w:r>
+      <w:r>
+        <w:rPr>
+          <w:rStyle w:val="NormalTok"/>
+        </w:rPr>
+        <w:t xml:space="preserve">knitr</w:t>
+      </w:r>
+      <w:r>
+        <w:rPr>
+          <w:rStyle w:val="SpecialCharTok"/>
+        </w:rPr>
+        <w:t xml:space="preserve">::</w:t>
+      </w:r>
+      <w:r>
+        <w:rPr>
+          <w:rStyle w:val="NormalTok"/>
+        </w:rPr>
+        <w:t xml:space="preserve">opts_chunk</w:t>
+      </w:r>
+      <w:r>
+        <w:rPr>
+          <w:rStyle w:val="SpecialCharTok"/>
+        </w:rPr>
+        <w:t xml:space="preserve">$</w:t>
+      </w:r>
+      <w:r>
+        <w:rPr>
+          <w:rStyle w:val="FunctionTok"/>
+        </w:rPr>
+        <w:t xml:space="preserve">set</w:t>
+      </w:r>
+      <w:r>
+        <w:rPr>
+          <w:rStyle w:val="NormalTok"/>
+        </w:rPr>
+        <w:t xml:space="preserve">(</w:t>
+      </w:r>
+      <w:r>
+        <w:rPr>
+          <w:rStyle w:val="AttributeTok"/>
+        </w:rPr>
+        <w:t xml:space="preserve">eval =</w:t>
+      </w:r>
+      <w:r>
+        <w:rPr>
+          <w:rStyle w:val="NormalTok"/>
+        </w:rPr>
+        <w:t xml:space="preserve"> python_available)</w:t>
+      </w:r>
     </w:p>
     <w:p>
       <w:pPr>
@@ -309,101 +459,665 @@
         <w:t xml:space="preserve">(dataset)</w:t>
       </w:r>
     </w:p>
+    <w:bookmarkEnd w:id="11"/>
+    <w:bookmarkStart w:id="12" w:name="interpret-the-result-visually"/>
+    <w:p>
+      <w:pPr>
+        <w:pStyle w:val="Heading3"/>
+      </w:pPr>
+      <w:r>
+        <w:t xml:space="preserve">Interpret the Result Visually</w:t>
+      </w:r>
+    </w:p>
+    <w:p>
+      <w:pPr>
+        <w:pStyle w:val="FirstParagraph"/>
+      </w:pPr>
+      <w:r>
+        <w:t xml:space="preserve">This first visual pass establishes what the method should react to in the raw series. Keep the method summary in mind here, because lSTM regression anomaly detection: Model-deviation detection using ML regression: an LSTM forecaster predicts the next value from a sliding window; large prediction errors are flagged as anomalies and the plot tells you whether that structure is clean, weak, local, repeated, or mixed with other effects.</w:t>
+      </w:r>
+    </w:p>
     <w:p>
       <w:pPr>
         <w:pStyle w:val="SourceCode"/>
       </w:pPr>
       <w:r>
         <w:rPr>
+          <w:rStyle w:val="CommentTok"/>
+        </w:rPr>
+        <w:t xml:space="preserve"># Plot the time series</w:t>
+      </w:r>
+      <w:r>
+        <w:br/>
+      </w:r>
+      <w:r>
+        <w:rPr>
+          <w:rStyle w:val="FunctionTok"/>
+        </w:rPr>
+        <w:t xml:space="preserve">har_plot</w:t>
+      </w:r>
+      <w:r>
+        <w:rPr>
+          <w:rStyle w:val="NormalTok"/>
+        </w:rPr>
+        <w:t xml:space="preserve">(</w:t>
+      </w:r>
+      <w:r>
+        <w:rPr>
+          <w:rStyle w:val="FunctionTok"/>
+        </w:rPr>
+        <w:t xml:space="preserve">harbinger</w:t>
+      </w:r>
+      <w:r>
+        <w:rPr>
+          <w:rStyle w:val="NormalTok"/>
+        </w:rPr>
+        <w:t xml:space="preserve">(), dataset</w:t>
+      </w:r>
+      <w:r>
+        <w:rPr>
+          <w:rStyle w:val="SpecialCharTok"/>
+        </w:rPr>
+        <w:t xml:space="preserve">$</w:t>
+      </w:r>
+      <w:r>
+        <w:rPr>
+          <w:rStyle w:val="NormalTok"/>
+        </w:rPr>
+        <w:t xml:space="preserve">serie)</w:t>
+      </w:r>
+    </w:p>
+    <w:bookmarkEnd w:id="12"/>
+    <w:bookmarkStart w:id="13" w:name="configure-the-method"/>
+    <w:p>
+      <w:pPr>
+        <w:pStyle w:val="Heading3"/>
+      </w:pPr>
+      <w:r>
+        <w:t xml:space="preserve">Configure the Method</w:t>
+      </w:r>
+    </w:p>
+    <w:p>
+      <w:pPr>
+        <w:pStyle w:val="FirstParagraph"/>
+      </w:pPr>
+      <w:r>
+        <w:t xml:space="preserve">The choices below turn the central modeling idea into concrete parameters. They matter because lSTM regression anomaly detection: Model-deviation detection using ML regression: an LSTM forecaster predicts the next value from a sliding window; large prediction errors are flagged as anomalies, so each argument controls how strongly the method will emphasize that pattern when it later produces anomaly flags.</w:t>
+      </w:r>
+    </w:p>
+    <w:p>
+      <w:pPr>
+        <w:pStyle w:val="SourceCode"/>
+      </w:pPr>
+      <w:r>
+        <w:rPr>
+          <w:rStyle w:val="CommentTok"/>
+        </w:rPr>
+        <w:t xml:space="preserve"># Define LSTM-based regressor (hanr_ml + ts_lstm)</w:t>
+      </w:r>
+      <w:r>
+        <w:br/>
+      </w:r>
+      <w:r>
+        <w:rPr>
+          <w:rStyle w:val="CommentTok"/>
+        </w:rPr>
+        <w:t xml:space="preserve"># - input_size: window length; epochs: training iterations</w:t>
+      </w:r>
+      <w:r>
+        <w:br/>
+      </w:r>
+      <w:r>
+        <w:rPr>
+          <w:rStyle w:val="NormalTok"/>
+        </w:rPr>
+        <w:t xml:space="preserve">model </w:t>
+      </w:r>
+      <w:r>
+        <w:rPr>
+          <w:rStyle w:val="OtherTok"/>
+        </w:rPr>
+        <w:t xml:space="preserve">&lt;-</w:t>
+      </w:r>
+      <w:r>
+        <w:rPr>
+          <w:rStyle w:val="NormalTok"/>
+        </w:rPr>
+        <w:t xml:space="preserve"> </w:t>
+      </w:r>
+      <w:r>
+        <w:rPr>
+          <w:rStyle w:val="FunctionTok"/>
+        </w:rPr>
+        <w:t xml:space="preserve">hanr_ml</w:t>
+      </w:r>
+      <w:r>
+        <w:rPr>
+          <w:rStyle w:val="NormalTok"/>
+        </w:rPr>
+        <w:t xml:space="preserve">(</w:t>
+      </w:r>
+      <w:r>
+        <w:rPr>
+          <w:rStyle w:val="FunctionTok"/>
+        </w:rPr>
+        <w:t xml:space="preserve">ts_lstm</w:t>
+      </w:r>
+      <w:r>
+        <w:rPr>
+          <w:rStyle w:val="NormalTok"/>
+        </w:rPr>
+        <w:t xml:space="preserve">(</w:t>
+      </w:r>
+      <w:r>
+        <w:rPr>
+          <w:rStyle w:val="FunctionTok"/>
+        </w:rPr>
+        <w:t xml:space="preserve">ts_norm_gminmax</w:t>
+      </w:r>
+      <w:r>
+        <w:rPr>
+          <w:rStyle w:val="NormalTok"/>
+        </w:rPr>
+        <w:t xml:space="preserve">(), </w:t>
+      </w:r>
+      <w:r>
+        <w:rPr>
+          <w:rStyle w:val="AttributeTok"/>
+        </w:rPr>
+        <w:t xml:space="preserve">input_size =</w:t>
+      </w:r>
+      <w:r>
+        <w:rPr>
+          <w:rStyle w:val="NormalTok"/>
+        </w:rPr>
+        <w:t xml:space="preserve"> </w:t>
+      </w:r>
+      <w:r>
+        <w:rPr>
+          <w:rStyle w:val="DecValTok"/>
+        </w:rPr>
+        <w:t xml:space="preserve">4</w:t>
+      </w:r>
+      <w:r>
+        <w:rPr>
+          <w:rStyle w:val="NormalTok"/>
+        </w:rPr>
+        <w:t xml:space="preserve">, </w:t>
+      </w:r>
+      <w:r>
+        <w:rPr>
+          <w:rStyle w:val="AttributeTok"/>
+        </w:rPr>
+        <w:t xml:space="preserve">epochs =</w:t>
+      </w:r>
+      <w:r>
+        <w:rPr>
+          <w:rStyle w:val="NormalTok"/>
+        </w:rPr>
+        <w:t xml:space="preserve"> </w:t>
+      </w:r>
+      <w:r>
+        <w:rPr>
+          <w:rStyle w:val="DecValTok"/>
+        </w:rPr>
+        <w:t xml:space="preserve">100</w:t>
+      </w:r>
+      <w:r>
+        <w:rPr>
+          <w:rStyle w:val="NormalTok"/>
+        </w:rPr>
+        <w:t xml:space="preserve">))</w:t>
+      </w:r>
+    </w:p>
+    <w:p>
+      <w:pPr>
+        <w:pStyle w:val="SourceCode"/>
+      </w:pPr>
+      <w:r>
+        <w:rPr>
+          <w:rStyle w:val="CommentTok"/>
+        </w:rPr>
+        <w:t xml:space="preserve"># Fit the model</w:t>
+      </w:r>
+      <w:r>
+        <w:br/>
+      </w:r>
+      <w:r>
+        <w:rPr>
+          <w:rStyle w:val="NormalTok"/>
+        </w:rPr>
+        <w:t xml:space="preserve">model </w:t>
+      </w:r>
+      <w:r>
+        <w:rPr>
+          <w:rStyle w:val="OtherTok"/>
+        </w:rPr>
+        <w:t xml:space="preserve">&lt;-</w:t>
+      </w:r>
+      <w:r>
+        <w:rPr>
+          <w:rStyle w:val="NormalTok"/>
+        </w:rPr>
+        <w:t xml:space="preserve"> </w:t>
+      </w:r>
+      <w:r>
+        <w:rPr>
+          <w:rStyle w:val="FunctionTok"/>
+        </w:rPr>
+        <w:t xml:space="preserve">fit</w:t>
+      </w:r>
+      <w:r>
+        <w:rPr>
+          <w:rStyle w:val="NormalTok"/>
+        </w:rPr>
+        <w:t xml:space="preserve">(model, dataset</w:t>
+      </w:r>
+      <w:r>
+        <w:rPr>
+          <w:rStyle w:val="SpecialCharTok"/>
+        </w:rPr>
+        <w:t xml:space="preserve">$</w:t>
+      </w:r>
+      <w:r>
+        <w:rPr>
+          <w:rStyle w:val="NormalTok"/>
+        </w:rPr>
+        <w:t xml:space="preserve">serie)</w:t>
+      </w:r>
+    </w:p>
+    <w:bookmarkEnd w:id="13"/>
+    <w:bookmarkStart w:id="14" w:name="run-the-core-analysis"/>
+    <w:p>
+      <w:pPr>
+        <w:pStyle w:val="Heading3"/>
+      </w:pPr>
+      <w:r>
+        <w:t xml:space="preserve">Run the Core Analysis</w:t>
+      </w:r>
+    </w:p>
+    <w:p>
+      <w:pPr>
+        <w:pStyle w:val="FirstParagraph"/>
+      </w:pPr>
+      <w:r>
+        <w:t xml:space="preserve">This is the moment where the notebook tests its central assumption on actual data. After applying</w:t>
+      </w:r>
+      <w:r>
+        <w:t xml:space="preserve"> </w:t>
+      </w:r>
+      <w:r>
+        <w:rPr>
           <w:rStyle w:val="VerbatimChar"/>
         </w:rPr>
-        <w:t xml:space="preserve">##       serie event</w:t>
+        <w:t xml:space="preserve">hanr_ml + ts_lstm</w:t>
+      </w:r>
+      <w:r>
+        <w:t xml:space="preserve">, the important question is whether the resulting anomaly flags really correspond to the pattern implied by the method description above, rather than to arbitrary numerical variation.</w:t>
+      </w:r>
+    </w:p>
+    <w:p>
+      <w:pPr>
+        <w:pStyle w:val="SourceCode"/>
+      </w:pPr>
+      <w:r>
+        <w:rPr>
+          <w:rStyle w:val="CommentTok"/>
+        </w:rPr>
+        <w:t xml:space="preserve"># Detect anomalies (compute residuals and events)</w:t>
       </w:r>
       <w:r>
         <w:br/>
       </w:r>
       <w:r>
         <w:rPr>
+          <w:rStyle w:val="NormalTok"/>
+        </w:rPr>
+        <w:t xml:space="preserve">detection </w:t>
+      </w:r>
+      <w:r>
+        <w:rPr>
+          <w:rStyle w:val="OtherTok"/>
+        </w:rPr>
+        <w:t xml:space="preserve">&lt;-</w:t>
+      </w:r>
+      <w:r>
+        <w:rPr>
+          <w:rStyle w:val="NormalTok"/>
+        </w:rPr>
+        <w:t xml:space="preserve"> </w:t>
+      </w:r>
+      <w:r>
+        <w:rPr>
+          <w:rStyle w:val="FunctionTok"/>
+        </w:rPr>
+        <w:t xml:space="preserve">detect</w:t>
+      </w:r>
+      <w:r>
+        <w:rPr>
+          <w:rStyle w:val="NormalTok"/>
+        </w:rPr>
+        <w:t xml:space="preserve">(model, dataset</w:t>
+      </w:r>
+      <w:r>
+        <w:rPr>
+          <w:rStyle w:val="SpecialCharTok"/>
+        </w:rPr>
+        <w:t xml:space="preserve">$</w:t>
+      </w:r>
+      <w:r>
+        <w:rPr>
+          <w:rStyle w:val="NormalTok"/>
+        </w:rPr>
+        <w:t xml:space="preserve">serie)</w:t>
+      </w:r>
+    </w:p>
+    <w:p>
+      <w:pPr>
+        <w:pStyle w:val="SourceCode"/>
+      </w:pPr>
+      <w:r>
+        <w:rPr>
+          <w:rStyle w:val="CommentTok"/>
+        </w:rPr>
+        <w:t xml:space="preserve"># Show only timestamps flagged as events</w:t>
+      </w:r>
+      <w:r>
+        <w:br/>
+      </w:r>
+      <w:r>
+        <w:rPr>
+          <w:rStyle w:val="NormalTok"/>
+        </w:rPr>
+        <w:t xml:space="preserve">  </w:t>
+      </w:r>
+      <w:r>
+        <w:rPr>
+          <w:rStyle w:val="FunctionTok"/>
+        </w:rPr>
+        <w:t xml:space="preserve">print</w:t>
+      </w:r>
+      <w:r>
+        <w:rPr>
+          <w:rStyle w:val="NormalTok"/>
+        </w:rPr>
+        <w:t xml:space="preserve">(detection </w:t>
+      </w:r>
+      <w:r>
+        <w:rPr>
+          <w:rStyle w:val="SpecialCharTok"/>
+        </w:rPr>
+        <w:t xml:space="preserve">|&gt;</w:t>
+      </w:r>
+      <w:r>
+        <w:rPr>
+          <w:rStyle w:val="NormalTok"/>
+        </w:rPr>
+        <w:t xml:space="preserve"> dplyr</w:t>
+      </w:r>
+      <w:r>
+        <w:rPr>
+          <w:rStyle w:val="SpecialCharTok"/>
+        </w:rPr>
+        <w:t xml:space="preserve">::</w:t>
+      </w:r>
+      <w:r>
+        <w:rPr>
+          <w:rStyle w:val="FunctionTok"/>
+        </w:rPr>
+        <w:t xml:space="preserve">filter</w:t>
+      </w:r>
+      <w:r>
+        <w:rPr>
+          <w:rStyle w:val="NormalTok"/>
+        </w:rPr>
+        <w:t xml:space="preserve">(event</w:t>
+      </w:r>
+      <w:r>
+        <w:rPr>
+          <w:rStyle w:val="SpecialCharTok"/>
+        </w:rPr>
+        <w:t xml:space="preserve">==</w:t>
+      </w:r>
+      <w:r>
+        <w:rPr>
+          <w:rStyle w:val="ConstantTok"/>
+        </w:rPr>
+        <w:t xml:space="preserve">TRUE</w:t>
+      </w:r>
+      <w:r>
+        <w:rPr>
+          <w:rStyle w:val="NormalTok"/>
+        </w:rPr>
+        <w:t xml:space="preserve">))</w:t>
+      </w:r>
+    </w:p>
+    <w:bookmarkEnd w:id="14"/>
+    <w:bookmarkStart w:id="15" w:name="evaluate-what-was-found"/>
+    <w:p>
+      <w:pPr>
+        <w:pStyle w:val="Heading3"/>
+      </w:pPr>
+      <w:r>
+        <w:t xml:space="preserve">Evaluate What Was Found</w:t>
+      </w:r>
+    </w:p>
+    <w:p>
+      <w:pPr>
+        <w:pStyle w:val="FirstParagraph"/>
+      </w:pPr>
+      <w:r>
+        <w:t xml:space="preserve">The evaluation asks whether the anomaly flags produced by</w:t>
+      </w:r>
+      <w:r>
+        <w:t xml:space="preserve"> </w:t>
+      </w:r>
+      <w:r>
+        <w:rPr>
           <w:rStyle w:val="VerbatimChar"/>
         </w:rPr>
-        <w:t xml:space="preserve">## 1 1.0000000 FALSE</w:t>
+        <w:t xml:space="preserve">hanr_ml + ts_lstm</w:t>
+      </w:r>
+      <w:r>
+        <w:t xml:space="preserve"> </w:t>
+      </w:r>
+      <w:r>
+        <w:t xml:space="preserve">match the labeled structure on this dataset. Read the scores as evidence about the method’s assumptions in practice, not as detached summary numbers.</w:t>
+      </w:r>
+    </w:p>
+    <w:p>
+      <w:pPr>
+        <w:pStyle w:val="SourceCode"/>
+      </w:pPr>
+      <w:r>
+        <w:rPr>
+          <w:rStyle w:val="CommentTok"/>
+        </w:rPr>
+        <w:t xml:space="preserve"># Evaluate detections against ground-truth labels</w:t>
       </w:r>
       <w:r>
         <w:br/>
       </w:r>
       <w:r>
         <w:rPr>
-          <w:rStyle w:val="VerbatimChar"/>
-        </w:rPr>
-        <w:t xml:space="preserve">## 2 0.9689124 FALSE</w:t>
+          <w:rStyle w:val="NormalTok"/>
+        </w:rPr>
+        <w:t xml:space="preserve">  evaluation </w:t>
+      </w:r>
+      <w:r>
+        <w:rPr>
+          <w:rStyle w:val="OtherTok"/>
+        </w:rPr>
+        <w:t xml:space="preserve">&lt;-</w:t>
+      </w:r>
+      <w:r>
+        <w:rPr>
+          <w:rStyle w:val="NormalTok"/>
+        </w:rPr>
+        <w:t xml:space="preserve"> </w:t>
+      </w:r>
+      <w:r>
+        <w:rPr>
+          <w:rStyle w:val="FunctionTok"/>
+        </w:rPr>
+        <w:t xml:space="preserve">evaluate</w:t>
+      </w:r>
+      <w:r>
+        <w:rPr>
+          <w:rStyle w:val="NormalTok"/>
+        </w:rPr>
+        <w:t xml:space="preserve">(model, detection</w:t>
+      </w:r>
+      <w:r>
+        <w:rPr>
+          <w:rStyle w:val="SpecialCharTok"/>
+        </w:rPr>
+        <w:t xml:space="preserve">$</w:t>
+      </w:r>
+      <w:r>
+        <w:rPr>
+          <w:rStyle w:val="NormalTok"/>
+        </w:rPr>
+        <w:t xml:space="preserve">event, dataset</w:t>
+      </w:r>
+      <w:r>
+        <w:rPr>
+          <w:rStyle w:val="SpecialCharTok"/>
+        </w:rPr>
+        <w:t xml:space="preserve">$</w:t>
+      </w:r>
+      <w:r>
+        <w:rPr>
+          <w:rStyle w:val="NormalTok"/>
+        </w:rPr>
+        <w:t xml:space="preserve">event)</w:t>
       </w:r>
       <w:r>
         <w:br/>
       </w:r>
       <w:r>
         <w:rPr>
-          <w:rStyle w:val="VerbatimChar"/>
-        </w:rPr>
-        <w:t xml:space="preserve">## 3 0.8775826 FALSE</w:t>
+          <w:rStyle w:val="NormalTok"/>
+        </w:rPr>
+        <w:t xml:space="preserve">  </w:t>
+      </w:r>
+      <w:r>
+        <w:rPr>
+          <w:rStyle w:val="FunctionTok"/>
+        </w:rPr>
+        <w:t xml:space="preserve">print</w:t>
+      </w:r>
+      <w:r>
+        <w:rPr>
+          <w:rStyle w:val="NormalTok"/>
+        </w:rPr>
+        <w:t xml:space="preserve">(evaluation</w:t>
+      </w:r>
+      <w:r>
+        <w:rPr>
+          <w:rStyle w:val="SpecialCharTok"/>
+        </w:rPr>
+        <w:t xml:space="preserve">$</w:t>
+      </w:r>
+      <w:r>
+        <w:rPr>
+          <w:rStyle w:val="NormalTok"/>
+        </w:rPr>
+        <w:t xml:space="preserve">confMatrix)</w:t>
+      </w:r>
+    </w:p>
+    <w:bookmarkEnd w:id="15"/>
+    <w:bookmarkStart w:id="16" w:name="interpret-the-result-visually-1"/>
+    <w:p>
+      <w:pPr>
+        <w:pStyle w:val="Heading3"/>
+      </w:pPr>
+      <w:r>
+        <w:t xml:space="preserve">Interpret the Result Visually</w:t>
+      </w:r>
+    </w:p>
+    <w:p>
+      <w:pPr>
+        <w:pStyle w:val="FirstParagraph"/>
+      </w:pPr>
+      <w:r>
+        <w:t xml:space="preserve">This visual check puts the model output back on top of the original signal. What matters now is whether the highlighted anomaly flags line up with the structure suggested by the method, which is the real semantic test of whether the example is teaching the right lesson.</w:t>
+      </w:r>
+    </w:p>
+    <w:p>
+      <w:pPr>
+        <w:pStyle w:val="SourceCode"/>
+      </w:pPr>
+      <w:r>
+        <w:rPr>
+          <w:rStyle w:val="CommentTok"/>
+        </w:rPr>
+        <w:t xml:space="preserve"># Plot detections over the series</w:t>
       </w:r>
       <w:r>
         <w:br/>
       </w:r>
       <w:r>
         <w:rPr>
-          <w:rStyle w:val="VerbatimChar"/>
-        </w:rPr>
-        <w:t xml:space="preserve">## 4 0.7316889 FALSE</w:t>
+          <w:rStyle w:val="NormalTok"/>
+        </w:rPr>
+        <w:t xml:space="preserve">  </w:t>
+      </w:r>
+      <w:r>
+        <w:rPr>
+          <w:rStyle w:val="FunctionTok"/>
+        </w:rPr>
+        <w:t xml:space="preserve">har_plot</w:t>
+      </w:r>
+      <w:r>
+        <w:rPr>
+          <w:rStyle w:val="NormalTok"/>
+        </w:rPr>
+        <w:t xml:space="preserve">(model, dataset</w:t>
+      </w:r>
+      <w:r>
+        <w:rPr>
+          <w:rStyle w:val="SpecialCharTok"/>
+        </w:rPr>
+        <w:t xml:space="preserve">$</w:t>
+      </w:r>
+      <w:r>
+        <w:rPr>
+          <w:rStyle w:val="NormalTok"/>
+        </w:rPr>
+        <w:t xml:space="preserve">serie, detection, dataset</w:t>
+      </w:r>
+      <w:r>
+        <w:rPr>
+          <w:rStyle w:val="SpecialCharTok"/>
+        </w:rPr>
+        <w:t xml:space="preserve">$</w:t>
+      </w:r>
+      <w:r>
+        <w:rPr>
+          <w:rStyle w:val="NormalTok"/>
+        </w:rPr>
+        <w:t xml:space="preserve">event)</w:t>
+      </w:r>
+    </w:p>
+    <w:p>
+      <w:pPr>
+        <w:pStyle w:val="SourceCode"/>
+      </w:pPr>
+      <w:r>
+        <w:rPr>
+          <w:rStyle w:val="CommentTok"/>
+        </w:rPr>
+        <w:t xml:space="preserve"># Plot residual scores and threshold</w:t>
       </w:r>
       <w:r>
         <w:br/>
       </w:r>
       <w:r>
         <w:rPr>
-          <w:rStyle w:val="VerbatimChar"/>
-        </w:rPr>
-        <w:t xml:space="preserve">## 5 0.5403023 FALSE</w:t>
-      </w:r>
-      <w:r>
-        <w:br/>
-      </w:r>
-      <w:r>
-        <w:rPr>
-          <w:rStyle w:val="VerbatimChar"/>
-        </w:rPr>
-        <w:t xml:space="preserve">## 6 0.3153224 FALSE</w:t>
-      </w:r>
-    </w:p>
-    <w:bookmarkEnd w:id="22"/>
-    <w:bookmarkStart w:id="26" w:name="interpret-the-result-visually"/>
-    <w:p>
-      <w:pPr>
-        <w:pStyle w:val="Heading3"/>
-      </w:pPr>
-      <w:r>
-        <w:t xml:space="preserve">Interpret the Result Visually</w:t>
-      </w:r>
-    </w:p>
-    <w:p>
-      <w:pPr>
-        <w:pStyle w:val="FirstParagraph"/>
-      </w:pPr>
-      <w:r>
-        <w:t xml:space="preserve">This first visual pass establishes what the method should react to in the raw series. Keep the method summary in mind here, because lSTM regression anomaly detection: Model-deviation detection using ML regression: an LSTM forecaster predicts the next value from a sliding window; large prediction errors are flagged as anomalies and the plot tells you whether that structure is clean, weak, local, repeated, or mixed with other effects.</w:t>
-      </w:r>
-    </w:p>
-    <w:p>
-      <w:pPr>
-        <w:pStyle w:val="SourceCode"/>
-      </w:pPr>
-      <w:r>
-        <w:rPr>
-          <w:rStyle w:val="CommentTok"/>
-        </w:rPr>
-        <w:t xml:space="preserve"># Plot the time series</w:t>
-      </w:r>
-      <w:r>
-        <w:br/>
+          <w:rStyle w:val="NormalTok"/>
+        </w:rPr>
+        <w:t xml:space="preserve">  </w:t>
       </w:r>
       <w:r>
         <w:rPr>
@@ -415,19 +1129,31 @@
         <w:rPr>
           <w:rStyle w:val="NormalTok"/>
         </w:rPr>
-        <w:t xml:space="preserve">(</w:t>
+        <w:t xml:space="preserve">(model, </w:t>
       </w:r>
       <w:r>
         <w:rPr>
           <w:rStyle w:val="FunctionTok"/>
         </w:rPr>
-        <w:t xml:space="preserve">harbinger</w:t>
-      </w:r>
-      <w:r>
-        <w:rPr>
-          <w:rStyle w:val="NormalTok"/>
-        </w:rPr>
-        <w:t xml:space="preserve">(), dataset</w:t>
+        <w:t xml:space="preserve">attr</w:t>
+      </w:r>
+      <w:r>
+        <w:rPr>
+          <w:rStyle w:val="NormalTok"/>
+        </w:rPr>
+        <w:t xml:space="preserve">(detection, </w:t>
+      </w:r>
+      <w:r>
+        <w:rPr>
+          <w:rStyle w:val="StringTok"/>
+        </w:rPr>
+        <w:t xml:space="preserve">"res"</w:t>
+      </w:r>
+      <w:r>
+        <w:rPr>
+          <w:rStyle w:val="NormalTok"/>
+        </w:rPr>
+        <w:t xml:space="preserve">), detection, dataset</w:t>
       </w:r>
       <w:r>
         <w:rPr>
@@ -439,107 +1165,13 @@
         <w:rPr>
           <w:rStyle w:val="NormalTok"/>
         </w:rPr>
-        <w:t xml:space="preserve">serie)</w:t>
-      </w:r>
-    </w:p>
-    <w:p>
-      <w:pPr>
-        <w:pStyle w:val="FirstParagraph"/>
-      </w:pPr>
-      <w:r>
-        <w:drawing>
-          <wp:inline>
-            <wp:extent cx="4620126" cy="3696101"/>
-            <wp:effectExtent b="0" l="0" r="0" t="0"/>
-            <wp:docPr descr="" title="" id="24" name="Picture"/>
-            <a:graphic>
-              <a:graphicData uri="http://schemas.openxmlformats.org/drawingml/2006/picture">
-                <pic:pic>
-                  <pic:nvPicPr>
-                    <pic:cNvPr descr="/home/gpca/harbinger/examples/anomalies/doc/19-regression-ml-hanr_ml_lstm_files/figure-docx/unnamed-chunk-5-1.png" id="25" name="Picture"/>
-                    <pic:cNvPicPr>
-                      <a:picLocks noChangeArrowheads="1" noChangeAspect="1"/>
-                    </pic:cNvPicPr>
-                  </pic:nvPicPr>
-                  <pic:blipFill>
-                    <a:blip r:embed="rId23"/>
-                    <a:stretch>
-                      <a:fillRect/>
-                    </a:stretch>
-                  </pic:blipFill>
-                  <pic:spPr bwMode="auto">
-                    <a:xfrm>
-                      <a:off x="0" y="0"/>
-                      <a:ext cx="4620126" cy="3696101"/>
-                    </a:xfrm>
-                    <a:prstGeom prst="rect">
-                      <a:avLst/>
-                    </a:prstGeom>
-                    <a:noFill/>
-                    <a:ln w="9525">
-                      <a:noFill/>
-                      <a:headEnd/>
-                      <a:tailEnd/>
-                    </a:ln>
-                  </pic:spPr>
-                </pic:pic>
-              </a:graphicData>
-            </a:graphic>
-          </wp:inline>
-        </w:drawing>
-      </w:r>
-    </w:p>
-    <w:bookmarkEnd w:id="26"/>
-    <w:bookmarkStart w:id="27" w:name="configure-the-method"/>
-    <w:p>
-      <w:pPr>
-        <w:pStyle w:val="Heading3"/>
-      </w:pPr>
-      <w:r>
-        <w:t xml:space="preserve">Configure the Method</w:t>
-      </w:r>
-    </w:p>
-    <w:p>
-      <w:pPr>
-        <w:pStyle w:val="FirstParagraph"/>
-      </w:pPr>
-      <w:r>
-        <w:t xml:space="preserve">The choices below turn the central modeling idea into concrete parameters. They matter because lSTM regression anomaly detection: Model-deviation detection using ML regression: an LSTM forecaster predicts the next value from a sliding window; large prediction errors are flagged as anomalies, so each argument controls how strongly the method will emphasize that pattern when it later produces anomaly flags.</w:t>
-      </w:r>
-    </w:p>
-    <w:p>
-      <w:pPr>
-        <w:pStyle w:val="SourceCode"/>
-      </w:pPr>
-      <w:r>
-        <w:rPr>
-          <w:rStyle w:val="CommentTok"/>
-        </w:rPr>
-        <w:t xml:space="preserve"># Define LSTM-based regressor (hanr_ml + ts_lstm)</w:t>
-      </w:r>
-      <w:r>
-        <w:br/>
-      </w:r>
-      <w:r>
-        <w:rPr>
-          <w:rStyle w:val="CommentTok"/>
-        </w:rPr>
-        <w:t xml:space="preserve"># - input_size: window length; epochs: training iterations</w:t>
-      </w:r>
-      <w:r>
-        <w:br/>
-      </w:r>
-      <w:r>
-        <w:rPr>
-          <w:rStyle w:val="NormalTok"/>
-        </w:rPr>
-        <w:t xml:space="preserve">  model </w:t>
-      </w:r>
-      <w:r>
-        <w:rPr>
-          <w:rStyle w:val="OtherTok"/>
-        </w:rPr>
-        <w:t xml:space="preserve">&lt;-</w:t>
+        <w:t xml:space="preserve">event, </w:t>
+      </w:r>
+      <w:r>
+        <w:rPr>
+          <w:rStyle w:val="AttributeTok"/>
+        </w:rPr>
+        <w:t xml:space="preserve">yline =</w:t>
       </w:r>
       <w:r>
         <w:rPr>
@@ -551,67 +1183,19 @@
         <w:rPr>
           <w:rStyle w:val="FunctionTok"/>
         </w:rPr>
-        <w:t xml:space="preserve">hanr_ml</w:t>
-      </w:r>
-      <w:r>
-        <w:rPr>
-          <w:rStyle w:val="NormalTok"/>
-        </w:rPr>
-        <w:t xml:space="preserve">(</w:t>
-      </w:r>
-      <w:r>
-        <w:rPr>
-          <w:rStyle w:val="FunctionTok"/>
-        </w:rPr>
-        <w:t xml:space="preserve">ts_lstm</w:t>
-      </w:r>
-      <w:r>
-        <w:rPr>
-          <w:rStyle w:val="NormalTok"/>
-        </w:rPr>
-        <w:t xml:space="preserve">(</w:t>
-      </w:r>
-      <w:r>
-        <w:rPr>
-          <w:rStyle w:val="FunctionTok"/>
-        </w:rPr>
-        <w:t xml:space="preserve">ts_norm_gminmax</w:t>
-      </w:r>
-      <w:r>
-        <w:rPr>
-          <w:rStyle w:val="NormalTok"/>
-        </w:rPr>
-        <w:t xml:space="preserve">(), </w:t>
-      </w:r>
-      <w:r>
-        <w:rPr>
-          <w:rStyle w:val="AttributeTok"/>
-        </w:rPr>
-        <w:t xml:space="preserve">input_size=</w:t>
-      </w:r>
-      <w:r>
-        <w:rPr>
-          <w:rStyle w:val="DecValTok"/>
-        </w:rPr>
-        <w:t xml:space="preserve">4</w:t>
-      </w:r>
-      <w:r>
-        <w:rPr>
-          <w:rStyle w:val="NormalTok"/>
-        </w:rPr>
-        <w:t xml:space="preserve">, </w:t>
-      </w:r>
-      <w:r>
-        <w:rPr>
-          <w:rStyle w:val="AttributeTok"/>
-        </w:rPr>
-        <w:t xml:space="preserve">epochs=</w:t>
-      </w:r>
-      <w:r>
-        <w:rPr>
-          <w:rStyle w:val="DecValTok"/>
-        </w:rPr>
-        <w:t xml:space="preserve">10000</w:t>
+        <w:t xml:space="preserve">attr</w:t>
+      </w:r>
+      <w:r>
+        <w:rPr>
+          <w:rStyle w:val="NormalTok"/>
+        </w:rPr>
+        <w:t xml:space="preserve">(detection, </w:t>
+      </w:r>
+      <w:r>
+        <w:rPr>
+          <w:rStyle w:val="StringTok"/>
+        </w:rPr>
+        <w:t xml:space="preserve">"threshold"</w:t>
       </w:r>
       <w:r>
         <w:rPr>
@@ -620,704 +1204,9 @@
         <w:t xml:space="preserve">))</w:t>
       </w:r>
     </w:p>
-    <w:p>
-      <w:pPr>
-        <w:pStyle w:val="SourceCode"/>
-      </w:pPr>
-      <w:r>
-        <w:rPr>
-          <w:rStyle w:val="CommentTok"/>
-        </w:rPr>
-        <w:t xml:space="preserve"># Fit the model</w:t>
-      </w:r>
-      <w:r>
-        <w:br/>
-      </w:r>
-      <w:r>
-        <w:rPr>
-          <w:rStyle w:val="NormalTok"/>
-        </w:rPr>
-        <w:t xml:space="preserve">  model </w:t>
-      </w:r>
-      <w:r>
-        <w:rPr>
-          <w:rStyle w:val="OtherTok"/>
-        </w:rPr>
-        <w:t xml:space="preserve">&lt;-</w:t>
-      </w:r>
-      <w:r>
-        <w:rPr>
-          <w:rStyle w:val="NormalTok"/>
-        </w:rPr>
-        <w:t xml:space="preserve"> </w:t>
-      </w:r>
-      <w:r>
-        <w:rPr>
-          <w:rStyle w:val="FunctionTok"/>
-        </w:rPr>
-        <w:t xml:space="preserve">fit</w:t>
-      </w:r>
-      <w:r>
-        <w:rPr>
-          <w:rStyle w:val="NormalTok"/>
-        </w:rPr>
-        <w:t xml:space="preserve">(model, dataset</w:t>
-      </w:r>
-      <w:r>
-        <w:rPr>
-          <w:rStyle w:val="SpecialCharTok"/>
-        </w:rPr>
-        <w:t xml:space="preserve">$</w:t>
-      </w:r>
-      <w:r>
-        <w:rPr>
-          <w:rStyle w:val="NormalTok"/>
-        </w:rPr>
-        <w:t xml:space="preserve">serie)</w:t>
-      </w:r>
-    </w:p>
-    <w:bookmarkEnd w:id="27"/>
-    <w:bookmarkStart w:id="28" w:name="run-the-core-analysis"/>
-    <w:p>
-      <w:pPr>
-        <w:pStyle w:val="Heading3"/>
-      </w:pPr>
-      <w:r>
-        <w:t xml:space="preserve">Run the Core Analysis</w:t>
-      </w:r>
-    </w:p>
-    <w:p>
-      <w:pPr>
-        <w:pStyle w:val="FirstParagraph"/>
-      </w:pPr>
-      <w:r>
-        <w:t xml:space="preserve">This is the moment where the notebook tests its central assumption on actual data. After applying</w:t>
-      </w:r>
-      <w:r>
-        <w:t xml:space="preserve"> </w:t>
-      </w:r>
-      <w:r>
-        <w:rPr>
-          <w:rStyle w:val="VerbatimChar"/>
-        </w:rPr>
-        <w:t xml:space="preserve">hanr_ml + ts_lstm</w:t>
-      </w:r>
-      <w:r>
-        <w:t xml:space="preserve">, the important question is whether the resulting anomaly flags really correspond to the pattern implied by the method description above, rather than to arbitrary numerical variation.</w:t>
-      </w:r>
-    </w:p>
-    <w:p>
-      <w:pPr>
-        <w:pStyle w:val="SourceCode"/>
-      </w:pPr>
-      <w:r>
-        <w:rPr>
-          <w:rStyle w:val="CommentTok"/>
-        </w:rPr>
-        <w:t xml:space="preserve"># Detect anomalies (compute residuals and events)</w:t>
-      </w:r>
-      <w:r>
-        <w:br/>
-      </w:r>
-      <w:r>
-        <w:rPr>
-          <w:rStyle w:val="NormalTok"/>
-        </w:rPr>
-        <w:t xml:space="preserve">  detection </w:t>
-      </w:r>
-      <w:r>
-        <w:rPr>
-          <w:rStyle w:val="OtherTok"/>
-        </w:rPr>
-        <w:t xml:space="preserve">&lt;-</w:t>
-      </w:r>
-      <w:r>
-        <w:rPr>
-          <w:rStyle w:val="NormalTok"/>
-        </w:rPr>
-        <w:t xml:space="preserve"> </w:t>
-      </w:r>
-      <w:r>
-        <w:rPr>
-          <w:rStyle w:val="FunctionTok"/>
-        </w:rPr>
-        <w:t xml:space="preserve">detect</w:t>
-      </w:r>
-      <w:r>
-        <w:rPr>
-          <w:rStyle w:val="NormalTok"/>
-        </w:rPr>
-        <w:t xml:space="preserve">(model, dataset</w:t>
-      </w:r>
-      <w:r>
-        <w:rPr>
-          <w:rStyle w:val="SpecialCharTok"/>
-        </w:rPr>
-        <w:t xml:space="preserve">$</w:t>
-      </w:r>
-      <w:r>
-        <w:rPr>
-          <w:rStyle w:val="NormalTok"/>
-        </w:rPr>
-        <w:t xml:space="preserve">serie)</w:t>
-      </w:r>
-    </w:p>
-    <w:p>
-      <w:pPr>
-        <w:pStyle w:val="SourceCode"/>
-      </w:pPr>
-      <w:r>
-        <w:rPr>
-          <w:rStyle w:val="CommentTok"/>
-        </w:rPr>
-        <w:t xml:space="preserve"># Show only timestamps flagged as events</w:t>
-      </w:r>
-      <w:r>
-        <w:br/>
-      </w:r>
-      <w:r>
-        <w:rPr>
-          <w:rStyle w:val="NormalTok"/>
-        </w:rPr>
-        <w:t xml:space="preserve">  </w:t>
-      </w:r>
-      <w:r>
-        <w:rPr>
-          <w:rStyle w:val="FunctionTok"/>
-        </w:rPr>
-        <w:t xml:space="preserve">print</w:t>
-      </w:r>
-      <w:r>
-        <w:rPr>
-          <w:rStyle w:val="NormalTok"/>
-        </w:rPr>
-        <w:t xml:space="preserve">(detection </w:t>
-      </w:r>
-      <w:r>
-        <w:rPr>
-          <w:rStyle w:val="SpecialCharTok"/>
-        </w:rPr>
-        <w:t xml:space="preserve">|&gt;</w:t>
-      </w:r>
-      <w:r>
-        <w:rPr>
-          <w:rStyle w:val="NormalTok"/>
-        </w:rPr>
-        <w:t xml:space="preserve"> dplyr</w:t>
-      </w:r>
-      <w:r>
-        <w:rPr>
-          <w:rStyle w:val="SpecialCharTok"/>
-        </w:rPr>
-        <w:t xml:space="preserve">::</w:t>
-      </w:r>
-      <w:r>
-        <w:rPr>
-          <w:rStyle w:val="FunctionTok"/>
-        </w:rPr>
-        <w:t xml:space="preserve">filter</w:t>
-      </w:r>
-      <w:r>
-        <w:rPr>
-          <w:rStyle w:val="NormalTok"/>
-        </w:rPr>
-        <w:t xml:space="preserve">(event</w:t>
-      </w:r>
-      <w:r>
-        <w:rPr>
-          <w:rStyle w:val="SpecialCharTok"/>
-        </w:rPr>
-        <w:t xml:space="preserve">==</w:t>
-      </w:r>
-      <w:r>
-        <w:rPr>
-          <w:rStyle w:val="ConstantTok"/>
-        </w:rPr>
-        <w:t xml:space="preserve">TRUE</w:t>
-      </w:r>
-      <w:r>
-        <w:rPr>
-          <w:rStyle w:val="NormalTok"/>
-        </w:rPr>
-        <w:t xml:space="preserve">))</w:t>
-      </w:r>
-    </w:p>
-    <w:p>
-      <w:pPr>
-        <w:pStyle w:val="SourceCode"/>
-      </w:pPr>
-      <w:r>
-        <w:rPr>
-          <w:rStyle w:val="VerbatimChar"/>
-        </w:rPr>
-        <w:t xml:space="preserve">##   idx event    type</w:t>
-      </w:r>
-      <w:r>
-        <w:br/>
-      </w:r>
-      <w:r>
-        <w:rPr>
-          <w:rStyle w:val="VerbatimChar"/>
-        </w:rPr>
-        <w:t xml:space="preserve">## 1  50  TRUE anomaly</w:t>
-      </w:r>
-      <w:r>
-        <w:br/>
-      </w:r>
-      <w:r>
-        <w:rPr>
-          <w:rStyle w:val="VerbatimChar"/>
-        </w:rPr>
-        <w:t xml:space="preserve">## 2  54  TRUE anomaly</w:t>
-      </w:r>
-    </w:p>
-    <w:bookmarkEnd w:id="28"/>
-    <w:bookmarkStart w:id="29" w:name="evaluate-what-was-found"/>
-    <w:p>
-      <w:pPr>
-        <w:pStyle w:val="Heading3"/>
-      </w:pPr>
-      <w:r>
-        <w:t xml:space="preserve">Evaluate What Was Found</w:t>
-      </w:r>
-    </w:p>
-    <w:p>
-      <w:pPr>
-        <w:pStyle w:val="FirstParagraph"/>
-      </w:pPr>
-      <w:r>
-        <w:t xml:space="preserve">The evaluation asks whether the anomaly flags produced by</w:t>
-      </w:r>
-      <w:r>
-        <w:t xml:space="preserve"> </w:t>
-      </w:r>
-      <w:r>
-        <w:rPr>
-          <w:rStyle w:val="VerbatimChar"/>
-        </w:rPr>
-        <w:t xml:space="preserve">hanr_ml + ts_lstm</w:t>
-      </w:r>
-      <w:r>
-        <w:t xml:space="preserve"> </w:t>
-      </w:r>
-      <w:r>
-        <w:t xml:space="preserve">match the labeled structure on this dataset. Read the scores as evidence about the method’s assumptions in practice, not as detached summary numbers.</w:t>
-      </w:r>
-    </w:p>
-    <w:p>
-      <w:pPr>
-        <w:pStyle w:val="SourceCode"/>
-      </w:pPr>
-      <w:r>
-        <w:rPr>
-          <w:rStyle w:val="CommentTok"/>
-        </w:rPr>
-        <w:t xml:space="preserve"># Evaluate detections against ground-truth labels</w:t>
-      </w:r>
-      <w:r>
-        <w:br/>
-      </w:r>
-      <w:r>
-        <w:rPr>
-          <w:rStyle w:val="NormalTok"/>
-        </w:rPr>
-        <w:t xml:space="preserve">  evaluation </w:t>
-      </w:r>
-      <w:r>
-        <w:rPr>
-          <w:rStyle w:val="OtherTok"/>
-        </w:rPr>
-        <w:t xml:space="preserve">&lt;-</w:t>
-      </w:r>
-      <w:r>
-        <w:rPr>
-          <w:rStyle w:val="NormalTok"/>
-        </w:rPr>
-        <w:t xml:space="preserve"> </w:t>
-      </w:r>
-      <w:r>
-        <w:rPr>
-          <w:rStyle w:val="FunctionTok"/>
-        </w:rPr>
-        <w:t xml:space="preserve">evaluate</w:t>
-      </w:r>
-      <w:r>
-        <w:rPr>
-          <w:rStyle w:val="NormalTok"/>
-        </w:rPr>
-        <w:t xml:space="preserve">(model, detection</w:t>
-      </w:r>
-      <w:r>
-        <w:rPr>
-          <w:rStyle w:val="SpecialCharTok"/>
-        </w:rPr>
-        <w:t xml:space="preserve">$</w:t>
-      </w:r>
-      <w:r>
-        <w:rPr>
-          <w:rStyle w:val="NormalTok"/>
-        </w:rPr>
-        <w:t xml:space="preserve">event, dataset</w:t>
-      </w:r>
-      <w:r>
-        <w:rPr>
-          <w:rStyle w:val="SpecialCharTok"/>
-        </w:rPr>
-        <w:t xml:space="preserve">$</w:t>
-      </w:r>
-      <w:r>
-        <w:rPr>
-          <w:rStyle w:val="NormalTok"/>
-        </w:rPr>
-        <w:t xml:space="preserve">event)</w:t>
-      </w:r>
-      <w:r>
-        <w:br/>
-      </w:r>
-      <w:r>
-        <w:rPr>
-          <w:rStyle w:val="NormalTok"/>
-        </w:rPr>
-        <w:t xml:space="preserve">  </w:t>
-      </w:r>
-      <w:r>
-        <w:rPr>
-          <w:rStyle w:val="FunctionTok"/>
-        </w:rPr>
-        <w:t xml:space="preserve">print</w:t>
-      </w:r>
-      <w:r>
-        <w:rPr>
-          <w:rStyle w:val="NormalTok"/>
-        </w:rPr>
-        <w:t xml:space="preserve">(evaluation</w:t>
-      </w:r>
-      <w:r>
-        <w:rPr>
-          <w:rStyle w:val="SpecialCharTok"/>
-        </w:rPr>
-        <w:t xml:space="preserve">$</w:t>
-      </w:r>
-      <w:r>
-        <w:rPr>
-          <w:rStyle w:val="NormalTok"/>
-        </w:rPr>
-        <w:t xml:space="preserve">confMatrix)</w:t>
-      </w:r>
-    </w:p>
-    <w:p>
-      <w:pPr>
-        <w:pStyle w:val="SourceCode"/>
-      </w:pPr>
-      <w:r>
-        <w:rPr>
-          <w:rStyle w:val="VerbatimChar"/>
-        </w:rPr>
-        <w:t xml:space="preserve">##           event      </w:t>
-      </w:r>
-      <w:r>
-        <w:br/>
-      </w:r>
-      <w:r>
-        <w:rPr>
-          <w:rStyle w:val="VerbatimChar"/>
-        </w:rPr>
-        <w:t xml:space="preserve">## detection TRUE  FALSE</w:t>
-      </w:r>
-      <w:r>
-        <w:br/>
-      </w:r>
-      <w:r>
-        <w:rPr>
-          <w:rStyle w:val="VerbatimChar"/>
-        </w:rPr>
-        <w:t xml:space="preserve">## TRUE      1     1    </w:t>
-      </w:r>
-      <w:r>
-        <w:br/>
-      </w:r>
-      <w:r>
-        <w:rPr>
-          <w:rStyle w:val="VerbatimChar"/>
-        </w:rPr>
-        <w:t xml:space="preserve">## FALSE     0     99</w:t>
-      </w:r>
-    </w:p>
-    <w:bookmarkEnd w:id="29"/>
-    <w:bookmarkStart w:id="36" w:name="interpret-the-result-visually-1"/>
-    <w:p>
-      <w:pPr>
-        <w:pStyle w:val="Heading3"/>
-      </w:pPr>
-      <w:r>
-        <w:t xml:space="preserve">Interpret the Result Visually</w:t>
-      </w:r>
-    </w:p>
-    <w:p>
-      <w:pPr>
-        <w:pStyle w:val="FirstParagraph"/>
-      </w:pPr>
-      <w:r>
-        <w:t xml:space="preserve">This visual check puts the model output back on top of the original signal. What matters now is whether the highlighted anomaly flags line up with the structure suggested by the method, which is the real semantic test of whether the example is teaching the right lesson.</w:t>
-      </w:r>
-    </w:p>
-    <w:p>
-      <w:pPr>
-        <w:pStyle w:val="SourceCode"/>
-      </w:pPr>
-      <w:r>
-        <w:rPr>
-          <w:rStyle w:val="CommentTok"/>
-        </w:rPr>
-        <w:t xml:space="preserve"># Plot detections over the series</w:t>
-      </w:r>
-      <w:r>
-        <w:br/>
-      </w:r>
-      <w:r>
-        <w:rPr>
-          <w:rStyle w:val="NormalTok"/>
-        </w:rPr>
-        <w:t xml:space="preserve">  </w:t>
-      </w:r>
-      <w:r>
-        <w:rPr>
-          <w:rStyle w:val="FunctionTok"/>
-        </w:rPr>
-        <w:t xml:space="preserve">har_plot</w:t>
-      </w:r>
-      <w:r>
-        <w:rPr>
-          <w:rStyle w:val="NormalTok"/>
-        </w:rPr>
-        <w:t xml:space="preserve">(model, dataset</w:t>
-      </w:r>
-      <w:r>
-        <w:rPr>
-          <w:rStyle w:val="SpecialCharTok"/>
-        </w:rPr>
-        <w:t xml:space="preserve">$</w:t>
-      </w:r>
-      <w:r>
-        <w:rPr>
-          <w:rStyle w:val="NormalTok"/>
-        </w:rPr>
-        <w:t xml:space="preserve">serie, detection, dataset</w:t>
-      </w:r>
-      <w:r>
-        <w:rPr>
-          <w:rStyle w:val="SpecialCharTok"/>
-        </w:rPr>
-        <w:t xml:space="preserve">$</w:t>
-      </w:r>
-      <w:r>
-        <w:rPr>
-          <w:rStyle w:val="NormalTok"/>
-        </w:rPr>
-        <w:t xml:space="preserve">event)</w:t>
-      </w:r>
-    </w:p>
-    <w:p>
-      <w:pPr>
-        <w:pStyle w:val="FirstParagraph"/>
-      </w:pPr>
-      <w:r>
-        <w:drawing>
-          <wp:inline>
-            <wp:extent cx="4620126" cy="3696101"/>
-            <wp:effectExtent b="0" l="0" r="0" t="0"/>
-            <wp:docPr descr="" title="" id="31" name="Picture"/>
-            <a:graphic>
-              <a:graphicData uri="http://schemas.openxmlformats.org/drawingml/2006/picture">
-                <pic:pic>
-                  <pic:nvPicPr>
-                    <pic:cNvPr descr="/home/gpca/harbinger/examples/anomalies/doc/19-regression-ml-hanr_ml_lstm_files/figure-docx/unnamed-chunk-11-1.png" id="32" name="Picture"/>
-                    <pic:cNvPicPr>
-                      <a:picLocks noChangeArrowheads="1" noChangeAspect="1"/>
-                    </pic:cNvPicPr>
-                  </pic:nvPicPr>
-                  <pic:blipFill>
-                    <a:blip r:embed="rId30"/>
-                    <a:stretch>
-                      <a:fillRect/>
-                    </a:stretch>
-                  </pic:blipFill>
-                  <pic:spPr bwMode="auto">
-                    <a:xfrm>
-                      <a:off x="0" y="0"/>
-                      <a:ext cx="4620126" cy="3696101"/>
-                    </a:xfrm>
-                    <a:prstGeom prst="rect">
-                      <a:avLst/>
-                    </a:prstGeom>
-                    <a:noFill/>
-                    <a:ln w="9525">
-                      <a:noFill/>
-                      <a:headEnd/>
-                      <a:tailEnd/>
-                    </a:ln>
-                  </pic:spPr>
-                </pic:pic>
-              </a:graphicData>
-            </a:graphic>
-          </wp:inline>
-        </w:drawing>
-      </w:r>
-    </w:p>
-    <w:p>
-      <w:pPr>
-        <w:pStyle w:val="SourceCode"/>
-      </w:pPr>
-      <w:r>
-        <w:rPr>
-          <w:rStyle w:val="CommentTok"/>
-        </w:rPr>
-        <w:t xml:space="preserve"># Plot residual scores and threshold</w:t>
-      </w:r>
-      <w:r>
-        <w:br/>
-      </w:r>
-      <w:r>
-        <w:rPr>
-          <w:rStyle w:val="NormalTok"/>
-        </w:rPr>
-        <w:t xml:space="preserve">  </w:t>
-      </w:r>
-      <w:r>
-        <w:rPr>
-          <w:rStyle w:val="FunctionTok"/>
-        </w:rPr>
-        <w:t xml:space="preserve">har_plot</w:t>
-      </w:r>
-      <w:r>
-        <w:rPr>
-          <w:rStyle w:val="NormalTok"/>
-        </w:rPr>
-        <w:t xml:space="preserve">(model, </w:t>
-      </w:r>
-      <w:r>
-        <w:rPr>
-          <w:rStyle w:val="FunctionTok"/>
-        </w:rPr>
-        <w:t xml:space="preserve">attr</w:t>
-      </w:r>
-      <w:r>
-        <w:rPr>
-          <w:rStyle w:val="NormalTok"/>
-        </w:rPr>
-        <w:t xml:space="preserve">(detection, </w:t>
-      </w:r>
-      <w:r>
-        <w:rPr>
-          <w:rStyle w:val="StringTok"/>
-        </w:rPr>
-        <w:t xml:space="preserve">"res"</w:t>
-      </w:r>
-      <w:r>
-        <w:rPr>
-          <w:rStyle w:val="NormalTok"/>
-        </w:rPr>
-        <w:t xml:space="preserve">), detection, dataset</w:t>
-      </w:r>
-      <w:r>
-        <w:rPr>
-          <w:rStyle w:val="SpecialCharTok"/>
-        </w:rPr>
-        <w:t xml:space="preserve">$</w:t>
-      </w:r>
-      <w:r>
-        <w:rPr>
-          <w:rStyle w:val="NormalTok"/>
-        </w:rPr>
-        <w:t xml:space="preserve">event, </w:t>
-      </w:r>
-      <w:r>
-        <w:rPr>
-          <w:rStyle w:val="AttributeTok"/>
-        </w:rPr>
-        <w:t xml:space="preserve">yline =</w:t>
-      </w:r>
-      <w:r>
-        <w:rPr>
-          <w:rStyle w:val="NormalTok"/>
-        </w:rPr>
-        <w:t xml:space="preserve"> </w:t>
-      </w:r>
-      <w:r>
-        <w:rPr>
-          <w:rStyle w:val="FunctionTok"/>
-        </w:rPr>
-        <w:t xml:space="preserve">attr</w:t>
-      </w:r>
-      <w:r>
-        <w:rPr>
-          <w:rStyle w:val="NormalTok"/>
-        </w:rPr>
-        <w:t xml:space="preserve">(detection, </w:t>
-      </w:r>
-      <w:r>
-        <w:rPr>
-          <w:rStyle w:val="StringTok"/>
-        </w:rPr>
-        <w:t xml:space="preserve">"threshold"</w:t>
-      </w:r>
-      <w:r>
-        <w:rPr>
-          <w:rStyle w:val="NormalTok"/>
-        </w:rPr>
-        <w:t xml:space="preserve">))</w:t>
-      </w:r>
-    </w:p>
-    <w:p>
-      <w:pPr>
-        <w:pStyle w:val="FirstParagraph"/>
-      </w:pPr>
-      <w:r>
-        <w:drawing>
-          <wp:inline>
-            <wp:extent cx="4620126" cy="3696101"/>
-            <wp:effectExtent b="0" l="0" r="0" t="0"/>
-            <wp:docPr descr="" title="" id="34" name="Picture"/>
-            <a:graphic>
-              <a:graphicData uri="http://schemas.openxmlformats.org/drawingml/2006/picture">
-                <pic:pic>
-                  <pic:nvPicPr>
-                    <pic:cNvPr descr="/home/gpca/harbinger/examples/anomalies/doc/19-regression-ml-hanr_ml_lstm_files/figure-docx/unnamed-chunk-12-1.png" id="35" name="Picture"/>
-                    <pic:cNvPicPr>
-                      <a:picLocks noChangeArrowheads="1" noChangeAspect="1"/>
-                    </pic:cNvPicPr>
-                  </pic:nvPicPr>
-                  <pic:blipFill>
-                    <a:blip r:embed="rId33"/>
-                    <a:stretch>
-                      <a:fillRect/>
-                    </a:stretch>
-                  </pic:blipFill>
-                  <pic:spPr bwMode="auto">
-                    <a:xfrm>
-                      <a:off x="0" y="0"/>
-                      <a:ext cx="4620126" cy="3696101"/>
-                    </a:xfrm>
-                    <a:prstGeom prst="rect">
-                      <a:avLst/>
-                    </a:prstGeom>
-                    <a:noFill/>
-                    <a:ln w="9525">
-                      <a:noFill/>
-                      <a:headEnd/>
-                      <a:tailEnd/>
-                    </a:ln>
-                  </pic:spPr>
-                </pic:pic>
-              </a:graphicData>
-            </a:graphic>
-          </wp:inline>
-        </w:drawing>
-      </w:r>
-    </w:p>
-    <w:bookmarkEnd w:id="36"/>
-    <w:bookmarkEnd w:id="37"/>
-    <w:bookmarkStart w:id="38" w:name="references"/>
+    <w:bookmarkEnd w:id="16"/>
+    <w:bookmarkEnd w:id="17"/>
+    <w:bookmarkStart w:id="18" w:name="references"/>
     <w:p>
       <w:pPr>
         <w:pStyle w:val="Heading2"/>
@@ -1350,7 +1239,7 @@
         <w:t xml:space="preserve">Hyndman, R. J., Athanasopoulos, G. (2021). Forecasting: Principles and Practice. OTexts.</w:t>
       </w:r>
     </w:p>
-    <w:bookmarkEnd w:id="38"/>
+    <w:bookmarkEnd w:id="18"/>
     <w:sectPr>
       <w:footnotePr>
         <w:numRestart w:val="eachSect"/>
@@ -1581,10 +1470,10 @@
   <w:docDefaults>
     <w:rPrDefault>
       <w:rPr>
-        <w:rFonts w:asciiTheme="minorHAnsi" w:cstheme="minorBidi" w:eastAsiaTheme="minorHAnsi" w:hAnsiTheme="minorHAnsi"/>
+        <w:rFonts w:asciiTheme="minorHAnsi" w:cstheme="minorBidi" w:eastAsiaTheme="minorEastAsia" w:hAnsiTheme="minorHAnsi"/>
         <w:sz w:val="24"/>
         <w:szCs w:val="24"/>
-        <w:lang w:bidi="ar-SA" w:eastAsia="en-US" w:val="en-US"/>
+        <w:lang w:bidi="ar-SA" w:eastAsia="zh-CN" w:val="en-US"/>
       </w:rPr>
     </w:rPrDefault>
     <w:pPrDefault>
@@ -2125,13 +2014,6 @@
       </w:tblCellMar>
     </w:tblPr>
     <w:tblStylePr w:type="firstRow">
-      <w:tblPr>
-        <w:jc w:val="left"/>
-        <w:tblInd w:type="dxa" w:w="0"/>
-      </w:tblPr>
-      <w:trPr>
-        <w:jc w:val="left"/>
-      </w:trPr>
       <w:tcPr>
         <w:tcBorders>
           <w:bottom w:val="single"/>

--- a/examples/anomalies/doc/19-regression-ml-hanr_ml_lstm.docx
+++ b/examples/anomalies/doc/19-regression-ml-hanr_ml_lstm.docx
@@ -59,7 +59,7 @@
       </w:r>
     </w:p>
     <w:bookmarkEnd w:id="10"/>
-    <w:bookmarkStart w:id="17" w:name="what-you-will-do"/>
+    <w:bookmarkStart w:id="26" w:name="what-you-will-do"/>
     <w:p>
       <w:pPr>
         <w:pStyle w:val="Heading2"/>
@@ -223,14 +223,51 @@
         </w:rPr>
         <w:t xml:space="preserve">(daltoolboxdp)</w:t>
       </w:r>
+    </w:p>
+    <w:p>
+      <w:pPr>
+        <w:pStyle w:val="SourceCode"/>
+      </w:pPr>
+      <w:r>
+        <w:rPr>
+          <w:rStyle w:val="CommentTok"/>
+        </w:rPr>
+        <w:t xml:space="preserve"># Load example datasets bundled with harbinger</w:t>
+      </w:r>
       <w:r>
         <w:br/>
       </w:r>
       <w:r>
         <w:rPr>
-          <w:rStyle w:val="NormalTok"/>
-        </w:rPr>
-        <w:t xml:space="preserve">python_available </w:t>
+          <w:rStyle w:val="FunctionTok"/>
+        </w:rPr>
+        <w:t xml:space="preserve">data</w:t>
+      </w:r>
+      <w:r>
+        <w:rPr>
+          <w:rStyle w:val="NormalTok"/>
+        </w:rPr>
+        <w:t xml:space="preserve">(examples_anomalies)</w:t>
+      </w:r>
+    </w:p>
+    <w:p>
+      <w:pPr>
+        <w:pStyle w:val="SourceCode"/>
+      </w:pPr>
+      <w:r>
+        <w:rPr>
+          <w:rStyle w:val="CommentTok"/>
+        </w:rPr>
+        <w:t xml:space="preserve"># Select a simple synthetic time series with labeled anomalies</w:t>
+      </w:r>
+      <w:r>
+        <w:br/>
+      </w:r>
+      <w:r>
+        <w:rPr>
+          <w:rStyle w:val="NormalTok"/>
+        </w:rPr>
+        <w:t xml:space="preserve">dataset </w:t>
       </w:r>
       <w:r>
         <w:rPr>
@@ -242,13 +279,279 @@
         <w:rPr>
           <w:rStyle w:val="NormalTok"/>
         </w:rPr>
+        <w:t xml:space="preserve"> examples_anomalies</w:t>
+      </w:r>
+      <w:r>
+        <w:rPr>
+          <w:rStyle w:val="SpecialCharTok"/>
+        </w:rPr>
+        <w:t xml:space="preserve">$</w:t>
+      </w:r>
+      <w:r>
+        <w:rPr>
+          <w:rStyle w:val="NormalTok"/>
+        </w:rPr>
+        <w:t xml:space="preserve">simple</w:t>
+      </w:r>
+      <w:r>
+        <w:br/>
+      </w:r>
+      <w:r>
+        <w:rPr>
+          <w:rStyle w:val="FunctionTok"/>
+        </w:rPr>
+        <w:t xml:space="preserve">head</w:t>
+      </w:r>
+      <w:r>
+        <w:rPr>
+          <w:rStyle w:val="NormalTok"/>
+        </w:rPr>
+        <w:t xml:space="preserve">(dataset)</w:t>
+      </w:r>
+    </w:p>
+    <w:p>
+      <w:pPr>
+        <w:pStyle w:val="SourceCode"/>
+      </w:pPr>
+      <w:r>
+        <w:rPr>
+          <w:rStyle w:val="VerbatimChar"/>
+        </w:rPr>
+        <w:t xml:space="preserve">##       serie event</w:t>
+      </w:r>
+      <w:r>
+        <w:br/>
+      </w:r>
+      <w:r>
+        <w:rPr>
+          <w:rStyle w:val="VerbatimChar"/>
+        </w:rPr>
+        <w:t xml:space="preserve">## 1 1.0000000 FALSE</w:t>
+      </w:r>
+      <w:r>
+        <w:br/>
+      </w:r>
+      <w:r>
+        <w:rPr>
+          <w:rStyle w:val="VerbatimChar"/>
+        </w:rPr>
+        <w:t xml:space="preserve">## 2 0.9689124 FALSE</w:t>
+      </w:r>
+      <w:r>
+        <w:br/>
+      </w:r>
+      <w:r>
+        <w:rPr>
+          <w:rStyle w:val="VerbatimChar"/>
+        </w:rPr>
+        <w:t xml:space="preserve">## 3 0.8775826 FALSE</w:t>
+      </w:r>
+      <w:r>
+        <w:br/>
+      </w:r>
+      <w:r>
+        <w:rPr>
+          <w:rStyle w:val="VerbatimChar"/>
+        </w:rPr>
+        <w:t xml:space="preserve">## 4 0.7316889 FALSE</w:t>
+      </w:r>
+      <w:r>
+        <w:br/>
+      </w:r>
+      <w:r>
+        <w:rPr>
+          <w:rStyle w:val="VerbatimChar"/>
+        </w:rPr>
+        <w:t xml:space="preserve">## 5 0.5403023 FALSE</w:t>
+      </w:r>
+      <w:r>
+        <w:br/>
+      </w:r>
+      <w:r>
+        <w:rPr>
+          <w:rStyle w:val="VerbatimChar"/>
+        </w:rPr>
+        <w:t xml:space="preserve">## 6 0.3153224 FALSE</w:t>
+      </w:r>
+    </w:p>
+    <w:bookmarkEnd w:id="11"/>
+    <w:bookmarkStart w:id="15" w:name="interpret-the-result-visually"/>
+    <w:p>
+      <w:pPr>
+        <w:pStyle w:val="Heading3"/>
+      </w:pPr>
+      <w:r>
+        <w:t xml:space="preserve">Interpret the Result Visually</w:t>
+      </w:r>
+    </w:p>
+    <w:p>
+      <w:pPr>
+        <w:pStyle w:val="FirstParagraph"/>
+      </w:pPr>
+      <w:r>
+        <w:t xml:space="preserve">This first visual pass establishes what the method should react to in the raw series. Keep the method summary in mind here, because lSTM regression anomaly detection: Model-deviation detection using ML regression: an LSTM forecaster predicts the next value from a sliding window; large prediction errors are flagged as anomalies and the plot tells you whether that structure is clean, weak, local, repeated, or mixed with other effects.</w:t>
+      </w:r>
+    </w:p>
+    <w:p>
+      <w:pPr>
+        <w:pStyle w:val="SourceCode"/>
+      </w:pPr>
+      <w:r>
+        <w:rPr>
+          <w:rStyle w:val="CommentTok"/>
+        </w:rPr>
+        <w:t xml:space="preserve"># Plot the time series</w:t>
+      </w:r>
+      <w:r>
+        <w:br/>
+      </w:r>
+      <w:r>
+        <w:rPr>
+          <w:rStyle w:val="FunctionTok"/>
+        </w:rPr>
+        <w:t xml:space="preserve">har_plot</w:t>
+      </w:r>
+      <w:r>
+        <w:rPr>
+          <w:rStyle w:val="NormalTok"/>
+        </w:rPr>
+        <w:t xml:space="preserve">(</w:t>
+      </w:r>
+      <w:r>
+        <w:rPr>
+          <w:rStyle w:val="FunctionTok"/>
+        </w:rPr>
+        <w:t xml:space="preserve">harbinger</w:t>
+      </w:r>
+      <w:r>
+        <w:rPr>
+          <w:rStyle w:val="NormalTok"/>
+        </w:rPr>
+        <w:t xml:space="preserve">(), dataset</w:t>
+      </w:r>
+      <w:r>
+        <w:rPr>
+          <w:rStyle w:val="SpecialCharTok"/>
+        </w:rPr>
+        <w:t xml:space="preserve">$</w:t>
+      </w:r>
+      <w:r>
+        <w:rPr>
+          <w:rStyle w:val="NormalTok"/>
+        </w:rPr>
+        <w:t xml:space="preserve">serie)</w:t>
+      </w:r>
+    </w:p>
+    <w:p>
+      <w:pPr>
+        <w:pStyle w:val="FirstParagraph"/>
+      </w:pPr>
+      <w:r>
+        <w:drawing>
+          <wp:inline>
+            <wp:extent cx="4620126" cy="3696101"/>
+            <wp:effectExtent b="0" l="0" r="0" t="0"/>
+            <wp:docPr descr="" title="" id="13" name="Picture"/>
+            <a:graphic>
+              <a:graphicData uri="http://schemas.openxmlformats.org/drawingml/2006/picture">
+                <pic:pic>
+                  <pic:nvPicPr>
+                    <pic:cNvPr descr="/home/gpca/harbinger/examples/anomalies/doc/19-regression-ml-hanr_ml_lstm_files/46fd22c5619288bab818a9b18590cffbd2d68ef6.png" id="14" name="Picture"/>
+                    <pic:cNvPicPr>
+                      <a:picLocks noChangeArrowheads="1" noChangeAspect="1"/>
+                    </pic:cNvPicPr>
+                  </pic:nvPicPr>
+                  <pic:blipFill>
+                    <a:blip r:embed="rId12"/>
+                    <a:stretch>
+                      <a:fillRect/>
+                    </a:stretch>
+                  </pic:blipFill>
+                  <pic:spPr bwMode="auto">
+                    <a:xfrm>
+                      <a:off x="0" y="0"/>
+                      <a:ext cx="4620126" cy="3696101"/>
+                    </a:xfrm>
+                    <a:prstGeom prst="rect">
+                      <a:avLst/>
+                    </a:prstGeom>
+                    <a:noFill/>
+                    <a:ln w="9525">
+                      <a:noFill/>
+                      <a:headEnd/>
+                      <a:tailEnd/>
+                    </a:ln>
+                  </pic:spPr>
+                </pic:pic>
+              </a:graphicData>
+            </a:graphic>
+          </wp:inline>
+        </w:drawing>
+      </w:r>
+    </w:p>
+    <w:bookmarkEnd w:id="15"/>
+    <w:bookmarkStart w:id="16" w:name="configure-the-method"/>
+    <w:p>
+      <w:pPr>
+        <w:pStyle w:val="Heading3"/>
+      </w:pPr>
+      <w:r>
+        <w:t xml:space="preserve">Configure the Method</w:t>
+      </w:r>
+    </w:p>
+    <w:p>
+      <w:pPr>
+        <w:pStyle w:val="FirstParagraph"/>
+      </w:pPr>
+      <w:r>
+        <w:t xml:space="preserve">The choices below turn the central modeling idea into concrete parameters. They matter because lSTM regression anomaly detection: Model-deviation detection using ML regression: an LSTM forecaster predicts the next value from a sliding window; large prediction errors are flagged as anomalies, so each argument controls how strongly the method will emphasize that pattern when it later produces anomaly flags.</w:t>
+      </w:r>
+    </w:p>
+    <w:p>
+      <w:pPr>
+        <w:pStyle w:val="SourceCode"/>
+      </w:pPr>
+      <w:r>
+        <w:rPr>
+          <w:rStyle w:val="CommentTok"/>
+        </w:rPr>
+        <w:t xml:space="preserve"># Define LSTM-based regressor (hanr_ml + ts_lstm)</w:t>
+      </w:r>
+      <w:r>
+        <w:br/>
+      </w:r>
+      <w:r>
+        <w:rPr>
+          <w:rStyle w:val="CommentTok"/>
+        </w:rPr>
+        <w:t xml:space="preserve"># - input_size: window length; epochs: training iterations</w:t>
+      </w:r>
+      <w:r>
+        <w:br/>
+      </w:r>
+      <w:r>
+        <w:rPr>
+          <w:rStyle w:val="NormalTok"/>
+        </w:rPr>
+        <w:t xml:space="preserve">model </w:t>
+      </w:r>
+      <w:r>
+        <w:rPr>
+          <w:rStyle w:val="OtherTok"/>
+        </w:rPr>
+        <w:t xml:space="preserve">&lt;-</w:t>
+      </w:r>
+      <w:r>
+        <w:rPr>
+          <w:rStyle w:val="NormalTok"/>
+        </w:rPr>
         <w:t xml:space="preserve"> </w:t>
       </w:r>
       <w:r>
         <w:rPr>
           <w:rStyle w:val="FunctionTok"/>
         </w:rPr>
-        <w:t xml:space="preserve">requireNamespace</w:t>
+        <w:t xml:space="preserve">hanr_ml</w:t>
       </w:r>
       <w:r>
         <w:rPr>
@@ -258,21 +561,684 @@
       </w:r>
       <w:r>
         <w:rPr>
+          <w:rStyle w:val="FunctionTok"/>
+        </w:rPr>
+        <w:t xml:space="preserve">ts_lstm</w:t>
+      </w:r>
+      <w:r>
+        <w:rPr>
+          <w:rStyle w:val="NormalTok"/>
+        </w:rPr>
+        <w:t xml:space="preserve">(</w:t>
+      </w:r>
+      <w:r>
+        <w:rPr>
+          <w:rStyle w:val="FunctionTok"/>
+        </w:rPr>
+        <w:t xml:space="preserve">ts_norm_gminmax</w:t>
+      </w:r>
+      <w:r>
+        <w:rPr>
+          <w:rStyle w:val="NormalTok"/>
+        </w:rPr>
+        <w:t xml:space="preserve">(), </w:t>
+      </w:r>
+      <w:r>
+        <w:rPr>
+          <w:rStyle w:val="AttributeTok"/>
+        </w:rPr>
+        <w:t xml:space="preserve">input_size =</w:t>
+      </w:r>
+      <w:r>
+        <w:rPr>
+          <w:rStyle w:val="NormalTok"/>
+        </w:rPr>
+        <w:t xml:space="preserve"> </w:t>
+      </w:r>
+      <w:r>
+        <w:rPr>
+          <w:rStyle w:val="DecValTok"/>
+        </w:rPr>
+        <w:t xml:space="preserve">4</w:t>
+      </w:r>
+      <w:r>
+        <w:rPr>
+          <w:rStyle w:val="NormalTok"/>
+        </w:rPr>
+        <w:t xml:space="preserve">, </w:t>
+      </w:r>
+      <w:r>
+        <w:rPr>
+          <w:rStyle w:val="AttributeTok"/>
+        </w:rPr>
+        <w:t xml:space="preserve">epochs =</w:t>
+      </w:r>
+      <w:r>
+        <w:rPr>
+          <w:rStyle w:val="NormalTok"/>
+        </w:rPr>
+        <w:t xml:space="preserve"> </w:t>
+      </w:r>
+      <w:r>
+        <w:rPr>
+          <w:rStyle w:val="DecValTok"/>
+        </w:rPr>
+        <w:t xml:space="preserve">100</w:t>
+      </w:r>
+      <w:r>
+        <w:rPr>
+          <w:rStyle w:val="NormalTok"/>
+        </w:rPr>
+        <w:t xml:space="preserve">))</w:t>
+      </w:r>
+    </w:p>
+    <w:p>
+      <w:pPr>
+        <w:pStyle w:val="SourceCode"/>
+      </w:pPr>
+      <w:r>
+        <w:rPr>
+          <w:rStyle w:val="CommentTok"/>
+        </w:rPr>
+        <w:t xml:space="preserve"># Fit the model</w:t>
+      </w:r>
+      <w:r>
+        <w:br/>
+      </w:r>
+      <w:r>
+        <w:rPr>
+          <w:rStyle w:val="NormalTok"/>
+        </w:rPr>
+        <w:t xml:space="preserve">model </w:t>
+      </w:r>
+      <w:r>
+        <w:rPr>
+          <w:rStyle w:val="OtherTok"/>
+        </w:rPr>
+        <w:t xml:space="preserve">&lt;-</w:t>
+      </w:r>
+      <w:r>
+        <w:rPr>
+          <w:rStyle w:val="NormalTok"/>
+        </w:rPr>
+        <w:t xml:space="preserve"> </w:t>
+      </w:r>
+      <w:r>
+        <w:rPr>
+          <w:rStyle w:val="FunctionTok"/>
+        </w:rPr>
+        <w:t xml:space="preserve">fit</w:t>
+      </w:r>
+      <w:r>
+        <w:rPr>
+          <w:rStyle w:val="NormalTok"/>
+        </w:rPr>
+        <w:t xml:space="preserve">(model, dataset</w:t>
+      </w:r>
+      <w:r>
+        <w:rPr>
+          <w:rStyle w:val="SpecialCharTok"/>
+        </w:rPr>
+        <w:t xml:space="preserve">$</w:t>
+      </w:r>
+      <w:r>
+        <w:rPr>
+          <w:rStyle w:val="NormalTok"/>
+        </w:rPr>
+        <w:t xml:space="preserve">serie)</w:t>
+      </w:r>
+    </w:p>
+    <w:bookmarkEnd w:id="16"/>
+    <w:bookmarkStart w:id="17" w:name="run-the-core-analysis"/>
+    <w:p>
+      <w:pPr>
+        <w:pStyle w:val="Heading3"/>
+      </w:pPr>
+      <w:r>
+        <w:t xml:space="preserve">Run the Core Analysis</w:t>
+      </w:r>
+    </w:p>
+    <w:p>
+      <w:pPr>
+        <w:pStyle w:val="FirstParagraph"/>
+      </w:pPr>
+      <w:r>
+        <w:t xml:space="preserve">This is the moment where the notebook tests its central assumption on actual data. After applying</w:t>
+      </w:r>
+      <w:r>
+        <w:t xml:space="preserve"> </w:t>
+      </w:r>
+      <w:r>
+        <w:rPr>
+          <w:rStyle w:val="VerbatimChar"/>
+        </w:rPr>
+        <w:t xml:space="preserve">hanr_ml + ts_lstm</w:t>
+      </w:r>
+      <w:r>
+        <w:t xml:space="preserve">, the important question is whether the resulting anomaly flags really correspond to the pattern implied by the method description above, rather than to arbitrary numerical variation.</w:t>
+      </w:r>
+    </w:p>
+    <w:p>
+      <w:pPr>
+        <w:pStyle w:val="SourceCode"/>
+      </w:pPr>
+      <w:r>
+        <w:rPr>
+          <w:rStyle w:val="CommentTok"/>
+        </w:rPr>
+        <w:t xml:space="preserve"># Detect anomalies (compute residuals and events)</w:t>
+      </w:r>
+      <w:r>
+        <w:br/>
+      </w:r>
+      <w:r>
+        <w:rPr>
+          <w:rStyle w:val="NormalTok"/>
+        </w:rPr>
+        <w:t xml:space="preserve">detection </w:t>
+      </w:r>
+      <w:r>
+        <w:rPr>
+          <w:rStyle w:val="OtherTok"/>
+        </w:rPr>
+        <w:t xml:space="preserve">&lt;-</w:t>
+      </w:r>
+      <w:r>
+        <w:rPr>
+          <w:rStyle w:val="NormalTok"/>
+        </w:rPr>
+        <w:t xml:space="preserve"> </w:t>
+      </w:r>
+      <w:r>
+        <w:rPr>
+          <w:rStyle w:val="FunctionTok"/>
+        </w:rPr>
+        <w:t xml:space="preserve">detect</w:t>
+      </w:r>
+      <w:r>
+        <w:rPr>
+          <w:rStyle w:val="NormalTok"/>
+        </w:rPr>
+        <w:t xml:space="preserve">(model, dataset</w:t>
+      </w:r>
+      <w:r>
+        <w:rPr>
+          <w:rStyle w:val="SpecialCharTok"/>
+        </w:rPr>
+        <w:t xml:space="preserve">$</w:t>
+      </w:r>
+      <w:r>
+        <w:rPr>
+          <w:rStyle w:val="NormalTok"/>
+        </w:rPr>
+        <w:t xml:space="preserve">serie)</w:t>
+      </w:r>
+    </w:p>
+    <w:p>
+      <w:pPr>
+        <w:pStyle w:val="SourceCode"/>
+      </w:pPr>
+      <w:r>
+        <w:rPr>
+          <w:rStyle w:val="CommentTok"/>
+        </w:rPr>
+        <w:t xml:space="preserve"># Show only timestamps flagged as events</w:t>
+      </w:r>
+      <w:r>
+        <w:br/>
+      </w:r>
+      <w:r>
+        <w:rPr>
+          <w:rStyle w:val="NormalTok"/>
+        </w:rPr>
+        <w:t xml:space="preserve">  </w:t>
+      </w:r>
+      <w:r>
+        <w:rPr>
+          <w:rStyle w:val="FunctionTok"/>
+        </w:rPr>
+        <w:t xml:space="preserve">print</w:t>
+      </w:r>
+      <w:r>
+        <w:rPr>
+          <w:rStyle w:val="NormalTok"/>
+        </w:rPr>
+        <w:t xml:space="preserve">(detection </w:t>
+      </w:r>
+      <w:r>
+        <w:rPr>
+          <w:rStyle w:val="SpecialCharTok"/>
+        </w:rPr>
+        <w:t xml:space="preserve">|&gt;</w:t>
+      </w:r>
+      <w:r>
+        <w:rPr>
+          <w:rStyle w:val="NormalTok"/>
+        </w:rPr>
+        <w:t xml:space="preserve"> dplyr</w:t>
+      </w:r>
+      <w:r>
+        <w:rPr>
+          <w:rStyle w:val="SpecialCharTok"/>
+        </w:rPr>
+        <w:t xml:space="preserve">::</w:t>
+      </w:r>
+      <w:r>
+        <w:rPr>
+          <w:rStyle w:val="FunctionTok"/>
+        </w:rPr>
+        <w:t xml:space="preserve">filter</w:t>
+      </w:r>
+      <w:r>
+        <w:rPr>
+          <w:rStyle w:val="NormalTok"/>
+        </w:rPr>
+        <w:t xml:space="preserve">(event</w:t>
+      </w:r>
+      <w:r>
+        <w:rPr>
+          <w:rStyle w:val="SpecialCharTok"/>
+        </w:rPr>
+        <w:t xml:space="preserve">==</w:t>
+      </w:r>
+      <w:r>
+        <w:rPr>
+          <w:rStyle w:val="ConstantTok"/>
+        </w:rPr>
+        <w:t xml:space="preserve">TRUE</w:t>
+      </w:r>
+      <w:r>
+        <w:rPr>
+          <w:rStyle w:val="NormalTok"/>
+        </w:rPr>
+        <w:t xml:space="preserve">))</w:t>
+      </w:r>
+    </w:p>
+    <w:p>
+      <w:pPr>
+        <w:pStyle w:val="SourceCode"/>
+      </w:pPr>
+      <w:r>
+        <w:rPr>
+          <w:rStyle w:val="VerbatimChar"/>
+        </w:rPr>
+        <w:t xml:space="preserve">##   idx event    type</w:t>
+      </w:r>
+      <w:r>
+        <w:br/>
+      </w:r>
+      <w:r>
+        <w:rPr>
+          <w:rStyle w:val="VerbatimChar"/>
+        </w:rPr>
+        <w:t xml:space="preserve">## 1  50  TRUE anomaly</w:t>
+      </w:r>
+    </w:p>
+    <w:bookmarkEnd w:id="17"/>
+    <w:bookmarkStart w:id="18" w:name="evaluate-what-was-found"/>
+    <w:p>
+      <w:pPr>
+        <w:pStyle w:val="Heading3"/>
+      </w:pPr>
+      <w:r>
+        <w:t xml:space="preserve">Evaluate What Was Found</w:t>
+      </w:r>
+    </w:p>
+    <w:p>
+      <w:pPr>
+        <w:pStyle w:val="FirstParagraph"/>
+      </w:pPr>
+      <w:r>
+        <w:t xml:space="preserve">The evaluation asks whether the anomaly flags produced by</w:t>
+      </w:r>
+      <w:r>
+        <w:t xml:space="preserve"> </w:t>
+      </w:r>
+      <w:r>
+        <w:rPr>
+          <w:rStyle w:val="VerbatimChar"/>
+        </w:rPr>
+        <w:t xml:space="preserve">hanr_ml + ts_lstm</w:t>
+      </w:r>
+      <w:r>
+        <w:t xml:space="preserve"> </w:t>
+      </w:r>
+      <w:r>
+        <w:t xml:space="preserve">match the labeled structure on this dataset. Read the scores as evidence about the method’s assumptions in practice, not as detached summary numbers.</w:t>
+      </w:r>
+    </w:p>
+    <w:p>
+      <w:pPr>
+        <w:pStyle w:val="SourceCode"/>
+      </w:pPr>
+      <w:r>
+        <w:rPr>
+          <w:rStyle w:val="CommentTok"/>
+        </w:rPr>
+        <w:t xml:space="preserve"># Evaluate detections against ground-truth labels</w:t>
+      </w:r>
+      <w:r>
+        <w:br/>
+      </w:r>
+      <w:r>
+        <w:rPr>
+          <w:rStyle w:val="NormalTok"/>
+        </w:rPr>
+        <w:t xml:space="preserve">  evaluation </w:t>
+      </w:r>
+      <w:r>
+        <w:rPr>
+          <w:rStyle w:val="OtherTok"/>
+        </w:rPr>
+        <w:t xml:space="preserve">&lt;-</w:t>
+      </w:r>
+      <w:r>
+        <w:rPr>
+          <w:rStyle w:val="NormalTok"/>
+        </w:rPr>
+        <w:t xml:space="preserve"> </w:t>
+      </w:r>
+      <w:r>
+        <w:rPr>
+          <w:rStyle w:val="FunctionTok"/>
+        </w:rPr>
+        <w:t xml:space="preserve">evaluate</w:t>
+      </w:r>
+      <w:r>
+        <w:rPr>
+          <w:rStyle w:val="NormalTok"/>
+        </w:rPr>
+        <w:t xml:space="preserve">(model, detection</w:t>
+      </w:r>
+      <w:r>
+        <w:rPr>
+          <w:rStyle w:val="SpecialCharTok"/>
+        </w:rPr>
+        <w:t xml:space="preserve">$</w:t>
+      </w:r>
+      <w:r>
+        <w:rPr>
+          <w:rStyle w:val="NormalTok"/>
+        </w:rPr>
+        <w:t xml:space="preserve">event, dataset</w:t>
+      </w:r>
+      <w:r>
+        <w:rPr>
+          <w:rStyle w:val="SpecialCharTok"/>
+        </w:rPr>
+        <w:t xml:space="preserve">$</w:t>
+      </w:r>
+      <w:r>
+        <w:rPr>
+          <w:rStyle w:val="NormalTok"/>
+        </w:rPr>
+        <w:t xml:space="preserve">event)</w:t>
+      </w:r>
+      <w:r>
+        <w:br/>
+      </w:r>
+      <w:r>
+        <w:rPr>
+          <w:rStyle w:val="NormalTok"/>
+        </w:rPr>
+        <w:t xml:space="preserve">  </w:t>
+      </w:r>
+      <w:r>
+        <w:rPr>
+          <w:rStyle w:val="FunctionTok"/>
+        </w:rPr>
+        <w:t xml:space="preserve">print</w:t>
+      </w:r>
+      <w:r>
+        <w:rPr>
+          <w:rStyle w:val="NormalTok"/>
+        </w:rPr>
+        <w:t xml:space="preserve">(evaluation</w:t>
+      </w:r>
+      <w:r>
+        <w:rPr>
+          <w:rStyle w:val="SpecialCharTok"/>
+        </w:rPr>
+        <w:t xml:space="preserve">$</w:t>
+      </w:r>
+      <w:r>
+        <w:rPr>
+          <w:rStyle w:val="NormalTok"/>
+        </w:rPr>
+        <w:t xml:space="preserve">confMatrix)</w:t>
+      </w:r>
+    </w:p>
+    <w:p>
+      <w:pPr>
+        <w:pStyle w:val="SourceCode"/>
+      </w:pPr>
+      <w:r>
+        <w:rPr>
+          <w:rStyle w:val="VerbatimChar"/>
+        </w:rPr>
+        <w:t xml:space="preserve">##           event      </w:t>
+      </w:r>
+      <w:r>
+        <w:br/>
+      </w:r>
+      <w:r>
+        <w:rPr>
+          <w:rStyle w:val="VerbatimChar"/>
+        </w:rPr>
+        <w:t xml:space="preserve">## detection TRUE  FALSE</w:t>
+      </w:r>
+      <w:r>
+        <w:br/>
+      </w:r>
+      <w:r>
+        <w:rPr>
+          <w:rStyle w:val="VerbatimChar"/>
+        </w:rPr>
+        <w:t xml:space="preserve">## TRUE      1     0    </w:t>
+      </w:r>
+      <w:r>
+        <w:br/>
+      </w:r>
+      <w:r>
+        <w:rPr>
+          <w:rStyle w:val="VerbatimChar"/>
+        </w:rPr>
+        <w:t xml:space="preserve">## FALSE     0     100</w:t>
+      </w:r>
+    </w:p>
+    <w:bookmarkEnd w:id="18"/>
+    <w:bookmarkStart w:id="25" w:name="interpret-the-result-visually-1"/>
+    <w:p>
+      <w:pPr>
+        <w:pStyle w:val="Heading3"/>
+      </w:pPr>
+      <w:r>
+        <w:t xml:space="preserve">Interpret the Result Visually</w:t>
+      </w:r>
+    </w:p>
+    <w:p>
+      <w:pPr>
+        <w:pStyle w:val="FirstParagraph"/>
+      </w:pPr>
+      <w:r>
+        <w:t xml:space="preserve">This visual check puts the model output back on top of the original signal. What matters now is whether the highlighted anomaly flags line up with the structure suggested by the method, which is the real semantic test of whether the example is teaching the right lesson.</w:t>
+      </w:r>
+    </w:p>
+    <w:p>
+      <w:pPr>
+        <w:pStyle w:val="SourceCode"/>
+      </w:pPr>
+      <w:r>
+        <w:rPr>
+          <w:rStyle w:val="CommentTok"/>
+        </w:rPr>
+        <w:t xml:space="preserve"># Plot detections over the series</w:t>
+      </w:r>
+      <w:r>
+        <w:br/>
+      </w:r>
+      <w:r>
+        <w:rPr>
+          <w:rStyle w:val="NormalTok"/>
+        </w:rPr>
+        <w:t xml:space="preserve">  </w:t>
+      </w:r>
+      <w:r>
+        <w:rPr>
+          <w:rStyle w:val="FunctionTok"/>
+        </w:rPr>
+        <w:t xml:space="preserve">har_plot</w:t>
+      </w:r>
+      <w:r>
+        <w:rPr>
+          <w:rStyle w:val="NormalTok"/>
+        </w:rPr>
+        <w:t xml:space="preserve">(model, dataset</w:t>
+      </w:r>
+      <w:r>
+        <w:rPr>
+          <w:rStyle w:val="SpecialCharTok"/>
+        </w:rPr>
+        <w:t xml:space="preserve">$</w:t>
+      </w:r>
+      <w:r>
+        <w:rPr>
+          <w:rStyle w:val="NormalTok"/>
+        </w:rPr>
+        <w:t xml:space="preserve">serie, detection, dataset</w:t>
+      </w:r>
+      <w:r>
+        <w:rPr>
+          <w:rStyle w:val="SpecialCharTok"/>
+        </w:rPr>
+        <w:t xml:space="preserve">$</w:t>
+      </w:r>
+      <w:r>
+        <w:rPr>
+          <w:rStyle w:val="NormalTok"/>
+        </w:rPr>
+        <w:t xml:space="preserve">event)</w:t>
+      </w:r>
+    </w:p>
+    <w:p>
+      <w:pPr>
+        <w:pStyle w:val="FirstParagraph"/>
+      </w:pPr>
+      <w:r>
+        <w:drawing>
+          <wp:inline>
+            <wp:extent cx="4620126" cy="3696101"/>
+            <wp:effectExtent b="0" l="0" r="0" t="0"/>
+            <wp:docPr descr="" title="" id="20" name="Picture"/>
+            <a:graphic>
+              <a:graphicData uri="http://schemas.openxmlformats.org/drawingml/2006/picture">
+                <pic:pic>
+                  <pic:nvPicPr>
+                    <pic:cNvPr descr="/home/gpca/harbinger/examples/anomalies/doc/19-regression-ml-hanr_ml_lstm_files/afec30626f55b769805c4183d4f4a2d6dc033e5a.png" id="21" name="Picture"/>
+                    <pic:cNvPicPr>
+                      <a:picLocks noChangeArrowheads="1" noChangeAspect="1"/>
+                    </pic:cNvPicPr>
+                  </pic:nvPicPr>
+                  <pic:blipFill>
+                    <a:blip r:embed="rId19"/>
+                    <a:stretch>
+                      <a:fillRect/>
+                    </a:stretch>
+                  </pic:blipFill>
+                  <pic:spPr bwMode="auto">
+                    <a:xfrm>
+                      <a:off x="0" y="0"/>
+                      <a:ext cx="4620126" cy="3696101"/>
+                    </a:xfrm>
+                    <a:prstGeom prst="rect">
+                      <a:avLst/>
+                    </a:prstGeom>
+                    <a:noFill/>
+                    <a:ln w="9525">
+                      <a:noFill/>
+                      <a:headEnd/>
+                      <a:tailEnd/>
+                    </a:ln>
+                  </pic:spPr>
+                </pic:pic>
+              </a:graphicData>
+            </a:graphic>
+          </wp:inline>
+        </w:drawing>
+      </w:r>
+    </w:p>
+    <w:p>
+      <w:pPr>
+        <w:pStyle w:val="SourceCode"/>
+      </w:pPr>
+      <w:r>
+        <w:rPr>
+          <w:rStyle w:val="CommentTok"/>
+        </w:rPr>
+        <w:t xml:space="preserve"># Plot residual scores and threshold</w:t>
+      </w:r>
+      <w:r>
+        <w:br/>
+      </w:r>
+      <w:r>
+        <w:rPr>
+          <w:rStyle w:val="NormalTok"/>
+        </w:rPr>
+        <w:t xml:space="preserve">  </w:t>
+      </w:r>
+      <w:r>
+        <w:rPr>
+          <w:rStyle w:val="FunctionTok"/>
+        </w:rPr>
+        <w:t xml:space="preserve">har_plot</w:t>
+      </w:r>
+      <w:r>
+        <w:rPr>
+          <w:rStyle w:val="NormalTok"/>
+        </w:rPr>
+        <w:t xml:space="preserve">(model, </w:t>
+      </w:r>
+      <w:r>
+        <w:rPr>
+          <w:rStyle w:val="FunctionTok"/>
+        </w:rPr>
+        <w:t xml:space="preserve">attr</w:t>
+      </w:r>
+      <w:r>
+        <w:rPr>
+          <w:rStyle w:val="NormalTok"/>
+        </w:rPr>
+        <w:t xml:space="preserve">(detection, </w:t>
+      </w:r>
+      <w:r>
+        <w:rPr>
           <w:rStyle w:val="StringTok"/>
         </w:rPr>
-        <w:t xml:space="preserve">"reticulate"</w:t>
-      </w:r>
-      <w:r>
-        <w:rPr>
-          <w:rStyle w:val="NormalTok"/>
-        </w:rPr>
-        <w:t xml:space="preserve">, </w:t>
+        <w:t xml:space="preserve">"res"</w:t>
+      </w:r>
+      <w:r>
+        <w:rPr>
+          <w:rStyle w:val="NormalTok"/>
+        </w:rPr>
+        <w:t xml:space="preserve">), detection, dataset</w:t>
+      </w:r>
+      <w:r>
+        <w:rPr>
+          <w:rStyle w:val="SpecialCharTok"/>
+        </w:rPr>
+        <w:t xml:space="preserve">$</w:t>
+      </w:r>
+      <w:r>
+        <w:rPr>
+          <w:rStyle w:val="NormalTok"/>
+        </w:rPr>
+        <w:t xml:space="preserve">event, </w:t>
       </w:r>
       <w:r>
         <w:rPr>
           <w:rStyle w:val="AttributeTok"/>
         </w:rPr>
-        <w:t xml:space="preserve">quietly =</w:t>
+        <w:t xml:space="preserve">yline =</w:t>
       </w:r>
       <w:r>
         <w:rPr>
@@ -282,191 +1248,27 @@
       </w:r>
       <w:r>
         <w:rPr>
-          <w:rStyle w:val="ConstantTok"/>
-        </w:rPr>
-        <w:t xml:space="preserve">TRUE</w:t>
-      </w:r>
-      <w:r>
-        <w:rPr>
-          <w:rStyle w:val="NormalTok"/>
-        </w:rPr>
-        <w:t xml:space="preserve">) </w:t>
-      </w:r>
-      <w:r>
-        <w:rPr>
-          <w:rStyle w:val="SpecialCharTok"/>
-        </w:rPr>
-        <w:t xml:space="preserve">&amp;&amp;</w:t>
-      </w:r>
-      <w:r>
-        <w:rPr>
-          <w:rStyle w:val="NormalTok"/>
-        </w:rPr>
-        <w:t xml:space="preserve"> reticulate</w:t>
-      </w:r>
-      <w:r>
-        <w:rPr>
-          <w:rStyle w:val="SpecialCharTok"/>
-        </w:rPr>
-        <w:t xml:space="preserve">::</w:t>
-      </w:r>
-      <w:r>
-        <w:rPr>
           <w:rStyle w:val="FunctionTok"/>
         </w:rPr>
-        <w:t xml:space="preserve">py_available</w:t>
-      </w:r>
-      <w:r>
-        <w:rPr>
-          <w:rStyle w:val="NormalTok"/>
-        </w:rPr>
-        <w:t xml:space="preserve">()</w:t>
-      </w:r>
-      <w:r>
-        <w:br/>
-      </w:r>
-      <w:r>
-        <w:rPr>
-          <w:rStyle w:val="NormalTok"/>
-        </w:rPr>
-        <w:t xml:space="preserve">knitr</w:t>
-      </w:r>
-      <w:r>
-        <w:rPr>
-          <w:rStyle w:val="SpecialCharTok"/>
-        </w:rPr>
-        <w:t xml:space="preserve">::</w:t>
-      </w:r>
-      <w:r>
-        <w:rPr>
-          <w:rStyle w:val="NormalTok"/>
-        </w:rPr>
-        <w:t xml:space="preserve">opts_chunk</w:t>
-      </w:r>
-      <w:r>
-        <w:rPr>
-          <w:rStyle w:val="SpecialCharTok"/>
-        </w:rPr>
-        <w:t xml:space="preserve">$</w:t>
-      </w:r>
-      <w:r>
-        <w:rPr>
-          <w:rStyle w:val="FunctionTok"/>
-        </w:rPr>
-        <w:t xml:space="preserve">set</w:t>
-      </w:r>
-      <w:r>
-        <w:rPr>
-          <w:rStyle w:val="NormalTok"/>
-        </w:rPr>
-        <w:t xml:space="preserve">(</w:t>
-      </w:r>
-      <w:r>
-        <w:rPr>
-          <w:rStyle w:val="AttributeTok"/>
-        </w:rPr>
-        <w:t xml:space="preserve">eval =</w:t>
-      </w:r>
-      <w:r>
-        <w:rPr>
-          <w:rStyle w:val="NormalTok"/>
-        </w:rPr>
-        <w:t xml:space="preserve"> python_available)</w:t>
-      </w:r>
-    </w:p>
-    <w:p>
-      <w:pPr>
-        <w:pStyle w:val="SourceCode"/>
-      </w:pPr>
-      <w:r>
-        <w:rPr>
-          <w:rStyle w:val="CommentTok"/>
-        </w:rPr>
-        <w:t xml:space="preserve"># Load example datasets bundled with harbinger</w:t>
-      </w:r>
-      <w:r>
-        <w:br/>
-      </w:r>
-      <w:r>
-        <w:rPr>
-          <w:rStyle w:val="FunctionTok"/>
-        </w:rPr>
-        <w:t xml:space="preserve">data</w:t>
-      </w:r>
-      <w:r>
-        <w:rPr>
-          <w:rStyle w:val="NormalTok"/>
-        </w:rPr>
-        <w:t xml:space="preserve">(examples_anomalies)</w:t>
-      </w:r>
-    </w:p>
-    <w:p>
-      <w:pPr>
-        <w:pStyle w:val="SourceCode"/>
-      </w:pPr>
-      <w:r>
-        <w:rPr>
-          <w:rStyle w:val="CommentTok"/>
-        </w:rPr>
-        <w:t xml:space="preserve"># Select a simple synthetic time series with labeled anomalies</w:t>
-      </w:r>
-      <w:r>
-        <w:br/>
-      </w:r>
-      <w:r>
-        <w:rPr>
-          <w:rStyle w:val="NormalTok"/>
-        </w:rPr>
-        <w:t xml:space="preserve">dataset </w:t>
-      </w:r>
-      <w:r>
-        <w:rPr>
-          <w:rStyle w:val="OtherTok"/>
-        </w:rPr>
-        <w:t xml:space="preserve">&lt;-</w:t>
-      </w:r>
-      <w:r>
-        <w:rPr>
-          <w:rStyle w:val="NormalTok"/>
-        </w:rPr>
-        <w:t xml:space="preserve"> examples_anomalies</w:t>
-      </w:r>
-      <w:r>
-        <w:rPr>
-          <w:rStyle w:val="SpecialCharTok"/>
-        </w:rPr>
-        <w:t xml:space="preserve">$</w:t>
-      </w:r>
-      <w:r>
-        <w:rPr>
-          <w:rStyle w:val="NormalTok"/>
-        </w:rPr>
-        <w:t xml:space="preserve">simple</w:t>
-      </w:r>
-      <w:r>
-        <w:br/>
-      </w:r>
-      <w:r>
-        <w:rPr>
-          <w:rStyle w:val="FunctionTok"/>
-        </w:rPr>
-        <w:t xml:space="preserve">head</w:t>
-      </w:r>
-      <w:r>
-        <w:rPr>
-          <w:rStyle w:val="NormalTok"/>
-        </w:rPr>
-        <w:t xml:space="preserve">(dataset)</w:t>
-      </w:r>
-    </w:p>
-    <w:bookmarkEnd w:id="11"/>
-    <w:bookmarkStart w:id="12" w:name="interpret-the-result-visually"/>
-    <w:p>
-      <w:pPr>
-        <w:pStyle w:val="Heading3"/>
-      </w:pPr>
-      <w:r>
-        <w:t xml:space="preserve">Interpret the Result Visually</w:t>
+        <w:t xml:space="preserve">attr</w:t>
+      </w:r>
+      <w:r>
+        <w:rPr>
+          <w:rStyle w:val="NormalTok"/>
+        </w:rPr>
+        <w:t xml:space="preserve">(detection, </w:t>
+      </w:r>
+      <w:r>
+        <w:rPr>
+          <w:rStyle w:val="StringTok"/>
+        </w:rPr>
+        <w:t xml:space="preserve">"threshold"</w:t>
+      </w:r>
+      <w:r>
+        <w:rPr>
+          <w:rStyle w:val="NormalTok"/>
+        </w:rPr>
+        <w:t xml:space="preserve">))</w:t>
       </w:r>
     </w:p>
     <w:p>
@@ -474,739 +1276,51 @@
         <w:pStyle w:val="FirstParagraph"/>
       </w:pPr>
       <w:r>
-        <w:t xml:space="preserve">This first visual pass establishes what the method should react to in the raw series. Keep the method summary in mind here, because lSTM regression anomaly detection: Model-deviation detection using ML regression: an LSTM forecaster predicts the next value from a sliding window; large prediction errors are flagged as anomalies and the plot tells you whether that structure is clean, weak, local, repeated, or mixed with other effects.</w:t>
-      </w:r>
-    </w:p>
-    <w:p>
-      <w:pPr>
-        <w:pStyle w:val="SourceCode"/>
-      </w:pPr>
-      <w:r>
-        <w:rPr>
-          <w:rStyle w:val="CommentTok"/>
-        </w:rPr>
-        <w:t xml:space="preserve"># Plot the time series</w:t>
-      </w:r>
-      <w:r>
-        <w:br/>
-      </w:r>
-      <w:r>
-        <w:rPr>
-          <w:rStyle w:val="FunctionTok"/>
-        </w:rPr>
-        <w:t xml:space="preserve">har_plot</w:t>
-      </w:r>
-      <w:r>
-        <w:rPr>
-          <w:rStyle w:val="NormalTok"/>
-        </w:rPr>
-        <w:t xml:space="preserve">(</w:t>
-      </w:r>
-      <w:r>
-        <w:rPr>
-          <w:rStyle w:val="FunctionTok"/>
-        </w:rPr>
-        <w:t xml:space="preserve">harbinger</w:t>
-      </w:r>
-      <w:r>
-        <w:rPr>
-          <w:rStyle w:val="NormalTok"/>
-        </w:rPr>
-        <w:t xml:space="preserve">(), dataset</w:t>
-      </w:r>
-      <w:r>
-        <w:rPr>
-          <w:rStyle w:val="SpecialCharTok"/>
-        </w:rPr>
-        <w:t xml:space="preserve">$</w:t>
-      </w:r>
-      <w:r>
-        <w:rPr>
-          <w:rStyle w:val="NormalTok"/>
-        </w:rPr>
-        <w:t xml:space="preserve">serie)</w:t>
-      </w:r>
-    </w:p>
-    <w:bookmarkEnd w:id="12"/>
-    <w:bookmarkStart w:id="13" w:name="configure-the-method"/>
-    <w:p>
-      <w:pPr>
-        <w:pStyle w:val="Heading3"/>
-      </w:pPr>
-      <w:r>
-        <w:t xml:space="preserve">Configure the Method</w:t>
-      </w:r>
-    </w:p>
-    <w:p>
-      <w:pPr>
-        <w:pStyle w:val="FirstParagraph"/>
-      </w:pPr>
-      <w:r>
-        <w:t xml:space="preserve">The choices below turn the central modeling idea into concrete parameters. They matter because lSTM regression anomaly detection: Model-deviation detection using ML regression: an LSTM forecaster predicts the next value from a sliding window; large prediction errors are flagged as anomalies, so each argument controls how strongly the method will emphasize that pattern when it later produces anomaly flags.</w:t>
-      </w:r>
-    </w:p>
-    <w:p>
-      <w:pPr>
-        <w:pStyle w:val="SourceCode"/>
-      </w:pPr>
-      <w:r>
-        <w:rPr>
-          <w:rStyle w:val="CommentTok"/>
-        </w:rPr>
-        <w:t xml:space="preserve"># Define LSTM-based regressor (hanr_ml + ts_lstm)</w:t>
-      </w:r>
-      <w:r>
-        <w:br/>
-      </w:r>
-      <w:r>
-        <w:rPr>
-          <w:rStyle w:val="CommentTok"/>
-        </w:rPr>
-        <w:t xml:space="preserve"># - input_size: window length; epochs: training iterations</w:t>
-      </w:r>
-      <w:r>
-        <w:br/>
-      </w:r>
-      <w:r>
-        <w:rPr>
-          <w:rStyle w:val="NormalTok"/>
-        </w:rPr>
-        <w:t xml:space="preserve">model </w:t>
-      </w:r>
-      <w:r>
-        <w:rPr>
-          <w:rStyle w:val="OtherTok"/>
-        </w:rPr>
-        <w:t xml:space="preserve">&lt;-</w:t>
-      </w:r>
-      <w:r>
-        <w:rPr>
-          <w:rStyle w:val="NormalTok"/>
-        </w:rPr>
-        <w:t xml:space="preserve"> </w:t>
-      </w:r>
-      <w:r>
-        <w:rPr>
-          <w:rStyle w:val="FunctionTok"/>
-        </w:rPr>
-        <w:t xml:space="preserve">hanr_ml</w:t>
-      </w:r>
-      <w:r>
-        <w:rPr>
-          <w:rStyle w:val="NormalTok"/>
-        </w:rPr>
-        <w:t xml:space="preserve">(</w:t>
-      </w:r>
-      <w:r>
-        <w:rPr>
-          <w:rStyle w:val="FunctionTok"/>
-        </w:rPr>
-        <w:t xml:space="preserve">ts_lstm</w:t>
-      </w:r>
-      <w:r>
-        <w:rPr>
-          <w:rStyle w:val="NormalTok"/>
-        </w:rPr>
-        <w:t xml:space="preserve">(</w:t>
-      </w:r>
-      <w:r>
-        <w:rPr>
-          <w:rStyle w:val="FunctionTok"/>
-        </w:rPr>
-        <w:t xml:space="preserve">ts_norm_gminmax</w:t>
-      </w:r>
-      <w:r>
-        <w:rPr>
-          <w:rStyle w:val="NormalTok"/>
-        </w:rPr>
-        <w:t xml:space="preserve">(), </w:t>
-      </w:r>
-      <w:r>
-        <w:rPr>
-          <w:rStyle w:val="AttributeTok"/>
-        </w:rPr>
-        <w:t xml:space="preserve">input_size =</w:t>
-      </w:r>
-      <w:r>
-        <w:rPr>
-          <w:rStyle w:val="NormalTok"/>
-        </w:rPr>
-        <w:t xml:space="preserve"> </w:t>
-      </w:r>
-      <w:r>
-        <w:rPr>
-          <w:rStyle w:val="DecValTok"/>
-        </w:rPr>
-        <w:t xml:space="preserve">4</w:t>
-      </w:r>
-      <w:r>
-        <w:rPr>
-          <w:rStyle w:val="NormalTok"/>
-        </w:rPr>
-        <w:t xml:space="preserve">, </w:t>
-      </w:r>
-      <w:r>
-        <w:rPr>
-          <w:rStyle w:val="AttributeTok"/>
-        </w:rPr>
-        <w:t xml:space="preserve">epochs =</w:t>
-      </w:r>
-      <w:r>
-        <w:rPr>
-          <w:rStyle w:val="NormalTok"/>
-        </w:rPr>
-        <w:t xml:space="preserve"> </w:t>
-      </w:r>
-      <w:r>
-        <w:rPr>
-          <w:rStyle w:val="DecValTok"/>
-        </w:rPr>
-        <w:t xml:space="preserve">100</w:t>
-      </w:r>
-      <w:r>
-        <w:rPr>
-          <w:rStyle w:val="NormalTok"/>
-        </w:rPr>
-        <w:t xml:space="preserve">))</w:t>
-      </w:r>
-    </w:p>
-    <w:p>
-      <w:pPr>
-        <w:pStyle w:val="SourceCode"/>
-      </w:pPr>
-      <w:r>
-        <w:rPr>
-          <w:rStyle w:val="CommentTok"/>
-        </w:rPr>
-        <w:t xml:space="preserve"># Fit the model</w:t>
-      </w:r>
-      <w:r>
-        <w:br/>
-      </w:r>
-      <w:r>
-        <w:rPr>
-          <w:rStyle w:val="NormalTok"/>
-        </w:rPr>
-        <w:t xml:space="preserve">model </w:t>
-      </w:r>
-      <w:r>
-        <w:rPr>
-          <w:rStyle w:val="OtherTok"/>
-        </w:rPr>
-        <w:t xml:space="preserve">&lt;-</w:t>
-      </w:r>
-      <w:r>
-        <w:rPr>
-          <w:rStyle w:val="NormalTok"/>
-        </w:rPr>
-        <w:t xml:space="preserve"> </w:t>
-      </w:r>
-      <w:r>
-        <w:rPr>
-          <w:rStyle w:val="FunctionTok"/>
-        </w:rPr>
-        <w:t xml:space="preserve">fit</w:t>
-      </w:r>
-      <w:r>
-        <w:rPr>
-          <w:rStyle w:val="NormalTok"/>
-        </w:rPr>
-        <w:t xml:space="preserve">(model, dataset</w:t>
-      </w:r>
-      <w:r>
-        <w:rPr>
-          <w:rStyle w:val="SpecialCharTok"/>
-        </w:rPr>
-        <w:t xml:space="preserve">$</w:t>
-      </w:r>
-      <w:r>
-        <w:rPr>
-          <w:rStyle w:val="NormalTok"/>
-        </w:rPr>
-        <w:t xml:space="preserve">serie)</w:t>
-      </w:r>
-    </w:p>
-    <w:bookmarkEnd w:id="13"/>
-    <w:bookmarkStart w:id="14" w:name="run-the-core-analysis"/>
-    <w:p>
-      <w:pPr>
-        <w:pStyle w:val="Heading3"/>
-      </w:pPr>
-      <w:r>
-        <w:t xml:space="preserve">Run the Core Analysis</w:t>
-      </w:r>
-    </w:p>
-    <w:p>
-      <w:pPr>
-        <w:pStyle w:val="FirstParagraph"/>
-      </w:pPr>
-      <w:r>
-        <w:t xml:space="preserve">This is the moment where the notebook tests its central assumption on actual data. After applying</w:t>
-      </w:r>
-      <w:r>
-        <w:t xml:space="preserve"> </w:t>
-      </w:r>
-      <w:r>
-        <w:rPr>
-          <w:rStyle w:val="VerbatimChar"/>
-        </w:rPr>
-        <w:t xml:space="preserve">hanr_ml + ts_lstm</w:t>
-      </w:r>
-      <w:r>
-        <w:t xml:space="preserve">, the important question is whether the resulting anomaly flags really correspond to the pattern implied by the method description above, rather than to arbitrary numerical variation.</w:t>
-      </w:r>
-    </w:p>
-    <w:p>
-      <w:pPr>
-        <w:pStyle w:val="SourceCode"/>
-      </w:pPr>
-      <w:r>
-        <w:rPr>
-          <w:rStyle w:val="CommentTok"/>
-        </w:rPr>
-        <w:t xml:space="preserve"># Detect anomalies (compute residuals and events)</w:t>
-      </w:r>
-      <w:r>
-        <w:br/>
-      </w:r>
-      <w:r>
-        <w:rPr>
-          <w:rStyle w:val="NormalTok"/>
-        </w:rPr>
-        <w:t xml:space="preserve">detection </w:t>
-      </w:r>
-      <w:r>
-        <w:rPr>
-          <w:rStyle w:val="OtherTok"/>
-        </w:rPr>
-        <w:t xml:space="preserve">&lt;-</w:t>
-      </w:r>
-      <w:r>
-        <w:rPr>
-          <w:rStyle w:val="NormalTok"/>
-        </w:rPr>
-        <w:t xml:space="preserve"> </w:t>
-      </w:r>
-      <w:r>
-        <w:rPr>
-          <w:rStyle w:val="FunctionTok"/>
-        </w:rPr>
-        <w:t xml:space="preserve">detect</w:t>
-      </w:r>
-      <w:r>
-        <w:rPr>
-          <w:rStyle w:val="NormalTok"/>
-        </w:rPr>
-        <w:t xml:space="preserve">(model, dataset</w:t>
-      </w:r>
-      <w:r>
-        <w:rPr>
-          <w:rStyle w:val="SpecialCharTok"/>
-        </w:rPr>
-        <w:t xml:space="preserve">$</w:t>
-      </w:r>
-      <w:r>
-        <w:rPr>
-          <w:rStyle w:val="NormalTok"/>
-        </w:rPr>
-        <w:t xml:space="preserve">serie)</w:t>
-      </w:r>
-    </w:p>
-    <w:p>
-      <w:pPr>
-        <w:pStyle w:val="SourceCode"/>
-      </w:pPr>
-      <w:r>
-        <w:rPr>
-          <w:rStyle w:val="CommentTok"/>
-        </w:rPr>
-        <w:t xml:space="preserve"># Show only timestamps flagged as events</w:t>
-      </w:r>
-      <w:r>
-        <w:br/>
-      </w:r>
-      <w:r>
-        <w:rPr>
-          <w:rStyle w:val="NormalTok"/>
-        </w:rPr>
-        <w:t xml:space="preserve">  </w:t>
-      </w:r>
-      <w:r>
-        <w:rPr>
-          <w:rStyle w:val="FunctionTok"/>
-        </w:rPr>
-        <w:t xml:space="preserve">print</w:t>
-      </w:r>
-      <w:r>
-        <w:rPr>
-          <w:rStyle w:val="NormalTok"/>
-        </w:rPr>
-        <w:t xml:space="preserve">(detection </w:t>
-      </w:r>
-      <w:r>
-        <w:rPr>
-          <w:rStyle w:val="SpecialCharTok"/>
-        </w:rPr>
-        <w:t xml:space="preserve">|&gt;</w:t>
-      </w:r>
-      <w:r>
-        <w:rPr>
-          <w:rStyle w:val="NormalTok"/>
-        </w:rPr>
-        <w:t xml:space="preserve"> dplyr</w:t>
-      </w:r>
-      <w:r>
-        <w:rPr>
-          <w:rStyle w:val="SpecialCharTok"/>
-        </w:rPr>
-        <w:t xml:space="preserve">::</w:t>
-      </w:r>
-      <w:r>
-        <w:rPr>
-          <w:rStyle w:val="FunctionTok"/>
-        </w:rPr>
-        <w:t xml:space="preserve">filter</w:t>
-      </w:r>
-      <w:r>
-        <w:rPr>
-          <w:rStyle w:val="NormalTok"/>
-        </w:rPr>
-        <w:t xml:space="preserve">(event</w:t>
-      </w:r>
-      <w:r>
-        <w:rPr>
-          <w:rStyle w:val="SpecialCharTok"/>
-        </w:rPr>
-        <w:t xml:space="preserve">==</w:t>
-      </w:r>
-      <w:r>
-        <w:rPr>
-          <w:rStyle w:val="ConstantTok"/>
-        </w:rPr>
-        <w:t xml:space="preserve">TRUE</w:t>
-      </w:r>
-      <w:r>
-        <w:rPr>
-          <w:rStyle w:val="NormalTok"/>
-        </w:rPr>
-        <w:t xml:space="preserve">))</w:t>
-      </w:r>
-    </w:p>
-    <w:bookmarkEnd w:id="14"/>
-    <w:bookmarkStart w:id="15" w:name="evaluate-what-was-found"/>
-    <w:p>
-      <w:pPr>
-        <w:pStyle w:val="Heading3"/>
-      </w:pPr>
-      <w:r>
-        <w:t xml:space="preserve">Evaluate What Was Found</w:t>
-      </w:r>
-    </w:p>
-    <w:p>
-      <w:pPr>
-        <w:pStyle w:val="FirstParagraph"/>
-      </w:pPr>
-      <w:r>
-        <w:t xml:space="preserve">The evaluation asks whether the anomaly flags produced by</w:t>
-      </w:r>
-      <w:r>
-        <w:t xml:space="preserve"> </w:t>
-      </w:r>
-      <w:r>
-        <w:rPr>
-          <w:rStyle w:val="VerbatimChar"/>
-        </w:rPr>
-        <w:t xml:space="preserve">hanr_ml + ts_lstm</w:t>
-      </w:r>
-      <w:r>
-        <w:t xml:space="preserve"> </w:t>
-      </w:r>
-      <w:r>
-        <w:t xml:space="preserve">match the labeled structure on this dataset. Read the scores as evidence about the method’s assumptions in practice, not as detached summary numbers.</w:t>
-      </w:r>
-    </w:p>
-    <w:p>
-      <w:pPr>
-        <w:pStyle w:val="SourceCode"/>
-      </w:pPr>
-      <w:r>
-        <w:rPr>
-          <w:rStyle w:val="CommentTok"/>
-        </w:rPr>
-        <w:t xml:space="preserve"># Evaluate detections against ground-truth labels</w:t>
-      </w:r>
-      <w:r>
-        <w:br/>
-      </w:r>
-      <w:r>
-        <w:rPr>
-          <w:rStyle w:val="NormalTok"/>
-        </w:rPr>
-        <w:t xml:space="preserve">  evaluation </w:t>
-      </w:r>
-      <w:r>
-        <w:rPr>
-          <w:rStyle w:val="OtherTok"/>
-        </w:rPr>
-        <w:t xml:space="preserve">&lt;-</w:t>
-      </w:r>
-      <w:r>
-        <w:rPr>
-          <w:rStyle w:val="NormalTok"/>
-        </w:rPr>
-        <w:t xml:space="preserve"> </w:t>
-      </w:r>
-      <w:r>
-        <w:rPr>
-          <w:rStyle w:val="FunctionTok"/>
-        </w:rPr>
-        <w:t xml:space="preserve">evaluate</w:t>
-      </w:r>
-      <w:r>
-        <w:rPr>
-          <w:rStyle w:val="NormalTok"/>
-        </w:rPr>
-        <w:t xml:space="preserve">(model, detection</w:t>
-      </w:r>
-      <w:r>
-        <w:rPr>
-          <w:rStyle w:val="SpecialCharTok"/>
-        </w:rPr>
-        <w:t xml:space="preserve">$</w:t>
-      </w:r>
-      <w:r>
-        <w:rPr>
-          <w:rStyle w:val="NormalTok"/>
-        </w:rPr>
-        <w:t xml:space="preserve">event, dataset</w:t>
-      </w:r>
-      <w:r>
-        <w:rPr>
-          <w:rStyle w:val="SpecialCharTok"/>
-        </w:rPr>
-        <w:t xml:space="preserve">$</w:t>
-      </w:r>
-      <w:r>
-        <w:rPr>
-          <w:rStyle w:val="NormalTok"/>
-        </w:rPr>
-        <w:t xml:space="preserve">event)</w:t>
-      </w:r>
-      <w:r>
-        <w:br/>
-      </w:r>
-      <w:r>
-        <w:rPr>
-          <w:rStyle w:val="NormalTok"/>
-        </w:rPr>
-        <w:t xml:space="preserve">  </w:t>
-      </w:r>
-      <w:r>
-        <w:rPr>
-          <w:rStyle w:val="FunctionTok"/>
-        </w:rPr>
-        <w:t xml:space="preserve">print</w:t>
-      </w:r>
-      <w:r>
-        <w:rPr>
-          <w:rStyle w:val="NormalTok"/>
-        </w:rPr>
-        <w:t xml:space="preserve">(evaluation</w:t>
-      </w:r>
-      <w:r>
-        <w:rPr>
-          <w:rStyle w:val="SpecialCharTok"/>
-        </w:rPr>
-        <w:t xml:space="preserve">$</w:t>
-      </w:r>
-      <w:r>
-        <w:rPr>
-          <w:rStyle w:val="NormalTok"/>
-        </w:rPr>
-        <w:t xml:space="preserve">confMatrix)</w:t>
-      </w:r>
-    </w:p>
-    <w:bookmarkEnd w:id="15"/>
-    <w:bookmarkStart w:id="16" w:name="interpret-the-result-visually-1"/>
-    <w:p>
-      <w:pPr>
-        <w:pStyle w:val="Heading3"/>
-      </w:pPr>
-      <w:r>
-        <w:t xml:space="preserve">Interpret the Result Visually</w:t>
-      </w:r>
-    </w:p>
-    <w:p>
-      <w:pPr>
-        <w:pStyle w:val="FirstParagraph"/>
-      </w:pPr>
-      <w:r>
-        <w:t xml:space="preserve">This visual check puts the model output back on top of the original signal. What matters now is whether the highlighted anomaly flags line up with the structure suggested by the method, which is the real semantic test of whether the example is teaching the right lesson.</w:t>
-      </w:r>
-    </w:p>
-    <w:p>
-      <w:pPr>
-        <w:pStyle w:val="SourceCode"/>
-      </w:pPr>
-      <w:r>
-        <w:rPr>
-          <w:rStyle w:val="CommentTok"/>
-        </w:rPr>
-        <w:t xml:space="preserve"># Plot detections over the series</w:t>
-      </w:r>
-      <w:r>
-        <w:br/>
-      </w:r>
-      <w:r>
-        <w:rPr>
-          <w:rStyle w:val="NormalTok"/>
-        </w:rPr>
-        <w:t xml:space="preserve">  </w:t>
-      </w:r>
-      <w:r>
-        <w:rPr>
-          <w:rStyle w:val="FunctionTok"/>
-        </w:rPr>
-        <w:t xml:space="preserve">har_plot</w:t>
-      </w:r>
-      <w:r>
-        <w:rPr>
-          <w:rStyle w:val="NormalTok"/>
-        </w:rPr>
-        <w:t xml:space="preserve">(model, dataset</w:t>
-      </w:r>
-      <w:r>
-        <w:rPr>
-          <w:rStyle w:val="SpecialCharTok"/>
-        </w:rPr>
-        <w:t xml:space="preserve">$</w:t>
-      </w:r>
-      <w:r>
-        <w:rPr>
-          <w:rStyle w:val="NormalTok"/>
-        </w:rPr>
-        <w:t xml:space="preserve">serie, detection, dataset</w:t>
-      </w:r>
-      <w:r>
-        <w:rPr>
-          <w:rStyle w:val="SpecialCharTok"/>
-        </w:rPr>
-        <w:t xml:space="preserve">$</w:t>
-      </w:r>
-      <w:r>
-        <w:rPr>
-          <w:rStyle w:val="NormalTok"/>
-        </w:rPr>
-        <w:t xml:space="preserve">event)</w:t>
-      </w:r>
-    </w:p>
-    <w:p>
-      <w:pPr>
-        <w:pStyle w:val="SourceCode"/>
-      </w:pPr>
-      <w:r>
-        <w:rPr>
-          <w:rStyle w:val="CommentTok"/>
-        </w:rPr>
-        <w:t xml:space="preserve"># Plot residual scores and threshold</w:t>
-      </w:r>
-      <w:r>
-        <w:br/>
-      </w:r>
-      <w:r>
-        <w:rPr>
-          <w:rStyle w:val="NormalTok"/>
-        </w:rPr>
-        <w:t xml:space="preserve">  </w:t>
-      </w:r>
-      <w:r>
-        <w:rPr>
-          <w:rStyle w:val="FunctionTok"/>
-        </w:rPr>
-        <w:t xml:space="preserve">har_plot</w:t>
-      </w:r>
-      <w:r>
-        <w:rPr>
-          <w:rStyle w:val="NormalTok"/>
-        </w:rPr>
-        <w:t xml:space="preserve">(model, </w:t>
-      </w:r>
-      <w:r>
-        <w:rPr>
-          <w:rStyle w:val="FunctionTok"/>
-        </w:rPr>
-        <w:t xml:space="preserve">attr</w:t>
-      </w:r>
-      <w:r>
-        <w:rPr>
-          <w:rStyle w:val="NormalTok"/>
-        </w:rPr>
-        <w:t xml:space="preserve">(detection, </w:t>
-      </w:r>
-      <w:r>
-        <w:rPr>
-          <w:rStyle w:val="StringTok"/>
-        </w:rPr>
-        <w:t xml:space="preserve">"res"</w:t>
-      </w:r>
-      <w:r>
-        <w:rPr>
-          <w:rStyle w:val="NormalTok"/>
-        </w:rPr>
-        <w:t xml:space="preserve">), detection, dataset</w:t>
-      </w:r>
-      <w:r>
-        <w:rPr>
-          <w:rStyle w:val="SpecialCharTok"/>
-        </w:rPr>
-        <w:t xml:space="preserve">$</w:t>
-      </w:r>
-      <w:r>
-        <w:rPr>
-          <w:rStyle w:val="NormalTok"/>
-        </w:rPr>
-        <w:t xml:space="preserve">event, </w:t>
-      </w:r>
-      <w:r>
-        <w:rPr>
-          <w:rStyle w:val="AttributeTok"/>
-        </w:rPr>
-        <w:t xml:space="preserve">yline =</w:t>
-      </w:r>
-      <w:r>
-        <w:rPr>
-          <w:rStyle w:val="NormalTok"/>
-        </w:rPr>
-        <w:t xml:space="preserve"> </w:t>
-      </w:r>
-      <w:r>
-        <w:rPr>
-          <w:rStyle w:val="FunctionTok"/>
-        </w:rPr>
-        <w:t xml:space="preserve">attr</w:t>
-      </w:r>
-      <w:r>
-        <w:rPr>
-          <w:rStyle w:val="NormalTok"/>
-        </w:rPr>
-        <w:t xml:space="preserve">(detection, </w:t>
-      </w:r>
-      <w:r>
-        <w:rPr>
-          <w:rStyle w:val="StringTok"/>
-        </w:rPr>
-        <w:t xml:space="preserve">"threshold"</w:t>
-      </w:r>
-      <w:r>
-        <w:rPr>
-          <w:rStyle w:val="NormalTok"/>
-        </w:rPr>
-        <w:t xml:space="preserve">))</w:t>
-      </w:r>
-    </w:p>
-    <w:bookmarkEnd w:id="16"/>
-    <w:bookmarkEnd w:id="17"/>
-    <w:bookmarkStart w:id="18" w:name="references"/>
+        <w:drawing>
+          <wp:inline>
+            <wp:extent cx="4620126" cy="3696101"/>
+            <wp:effectExtent b="0" l="0" r="0" t="0"/>
+            <wp:docPr descr="" title="" id="23" name="Picture"/>
+            <a:graphic>
+              <a:graphicData uri="http://schemas.openxmlformats.org/drawingml/2006/picture">
+                <pic:pic>
+                  <pic:nvPicPr>
+                    <pic:cNvPr descr="/home/gpca/harbinger/examples/anomalies/doc/19-regression-ml-hanr_ml_lstm_files/0ca29fe58e1a84a406053afe8c056e64c23ff84f.png" id="24" name="Picture"/>
+                    <pic:cNvPicPr>
+                      <a:picLocks noChangeArrowheads="1" noChangeAspect="1"/>
+                    </pic:cNvPicPr>
+                  </pic:nvPicPr>
+                  <pic:blipFill>
+                    <a:blip r:embed="rId22"/>
+                    <a:stretch>
+                      <a:fillRect/>
+                    </a:stretch>
+                  </pic:blipFill>
+                  <pic:spPr bwMode="auto">
+                    <a:xfrm>
+                      <a:off x="0" y="0"/>
+                      <a:ext cx="4620126" cy="3696101"/>
+                    </a:xfrm>
+                    <a:prstGeom prst="rect">
+                      <a:avLst/>
+                    </a:prstGeom>
+                    <a:noFill/>
+                    <a:ln w="9525">
+                      <a:noFill/>
+                      <a:headEnd/>
+                      <a:tailEnd/>
+                    </a:ln>
+                  </pic:spPr>
+                </pic:pic>
+              </a:graphicData>
+            </a:graphic>
+          </wp:inline>
+        </w:drawing>
+      </w:r>
+    </w:p>
+    <w:bookmarkEnd w:id="25"/>
+    <w:bookmarkEnd w:id="26"/>
+    <w:bookmarkStart w:id="27" w:name="references"/>
     <w:p>
       <w:pPr>
         <w:pStyle w:val="Heading2"/>
@@ -1239,7 +1353,7 @@
         <w:t xml:space="preserve">Hyndman, R. J., Athanasopoulos, G. (2021). Forecasting: Principles and Practice. OTexts.</w:t>
       </w:r>
     </w:p>
-    <w:bookmarkEnd w:id="18"/>
+    <w:bookmarkEnd w:id="27"/>
     <w:sectPr>
       <w:footnotePr>
         <w:numRestart w:val="eachSect"/>

--- a/examples/anomalies/doc/19-regression-ml-hanr_ml_lstm.docx
+++ b/examples/anomalies/doc/19-regression-ml-hanr_ml_lstm.docx
@@ -178,9 +178,71 @@
         </w:rPr>
         <w:t xml:space="preserve">(daltoolbox)</w:t>
       </w:r>
-      <w:r>
-        <w:br/>
-      </w:r>
+    </w:p>
+    <w:p>
+      <w:pPr>
+        <w:pStyle w:val="SourceCode"/>
+      </w:pPr>
+      <w:r>
+        <w:rPr>
+          <w:rStyle w:val="VerbatimChar"/>
+        </w:rPr>
+        <w:t xml:space="preserve">## Warning: package 'daltoolbox' was built under R version 4.5.3</w:t>
+      </w:r>
+    </w:p>
+    <w:p>
+      <w:pPr>
+        <w:pStyle w:val="SourceCode"/>
+      </w:pPr>
+      <w:r>
+        <w:rPr>
+          <w:rStyle w:val="VerbatimChar"/>
+        </w:rPr>
+        <w:t xml:space="preserve">## </w:t>
+      </w:r>
+      <w:r>
+        <w:br/>
+      </w:r>
+      <w:r>
+        <w:rPr>
+          <w:rStyle w:val="VerbatimChar"/>
+        </w:rPr>
+        <w:t xml:space="preserve">## Attaching package: 'daltoolbox'</w:t>
+      </w:r>
+    </w:p>
+    <w:p>
+      <w:pPr>
+        <w:pStyle w:val="SourceCode"/>
+      </w:pPr>
+      <w:r>
+        <w:rPr>
+          <w:rStyle w:val="VerbatimChar"/>
+        </w:rPr>
+        <w:t xml:space="preserve">## The following object is masked from 'package:base':</w:t>
+      </w:r>
+      <w:r>
+        <w:br/>
+      </w:r>
+      <w:r>
+        <w:rPr>
+          <w:rStyle w:val="VerbatimChar"/>
+        </w:rPr>
+        <w:t xml:space="preserve">## </w:t>
+      </w:r>
+      <w:r>
+        <w:br/>
+      </w:r>
+      <w:r>
+        <w:rPr>
+          <w:rStyle w:val="VerbatimChar"/>
+        </w:rPr>
+        <w:t xml:space="preserve">##     transform</w:t>
+      </w:r>
+    </w:p>
+    <w:p>
+      <w:pPr>
+        <w:pStyle w:val="SourceCode"/>
+      </w:pPr>
       <w:r>
         <w:rPr>
           <w:rStyle w:val="FunctionTok"/>
@@ -208,9 +270,60 @@
         </w:rPr>
         <w:t xml:space="preserve">(tspredit)</w:t>
       </w:r>
-      <w:r>
-        <w:br/>
-      </w:r>
+    </w:p>
+    <w:p>
+      <w:pPr>
+        <w:pStyle w:val="SourceCode"/>
+      </w:pPr>
+      <w:r>
+        <w:rPr>
+          <w:rStyle w:val="VerbatimChar"/>
+        </w:rPr>
+        <w:t xml:space="preserve">## </w:t>
+      </w:r>
+      <w:r>
+        <w:br/>
+      </w:r>
+      <w:r>
+        <w:rPr>
+          <w:rStyle w:val="VerbatimChar"/>
+        </w:rPr>
+        <w:t xml:space="preserve">## Attaching package: 'tspredit'</w:t>
+      </w:r>
+    </w:p>
+    <w:p>
+      <w:pPr>
+        <w:pStyle w:val="SourceCode"/>
+      </w:pPr>
+      <w:r>
+        <w:rPr>
+          <w:rStyle w:val="VerbatimChar"/>
+        </w:rPr>
+        <w:t xml:space="preserve">## The following object is masked from 'package:harbinger':</w:t>
+      </w:r>
+      <w:r>
+        <w:br/>
+      </w:r>
+      <w:r>
+        <w:rPr>
+          <w:rStyle w:val="VerbatimChar"/>
+        </w:rPr>
+        <w:t xml:space="preserve">## </w:t>
+      </w:r>
+      <w:r>
+        <w:br/>
+      </w:r>
+      <w:r>
+        <w:rPr>
+          <w:rStyle w:val="VerbatimChar"/>
+        </w:rPr>
+        <w:t xml:space="preserve">##     loadfulldata</w:t>
+      </w:r>
+    </w:p>
+    <w:p>
+      <w:pPr>
+        <w:pStyle w:val="SourceCode"/>
+      </w:pPr>
       <w:r>
         <w:rPr>
           <w:rStyle w:val="FunctionTok"/>
@@ -456,7 +569,7 @@
               <a:graphicData uri="http://schemas.openxmlformats.org/drawingml/2006/picture">
                 <pic:pic>
                   <pic:nvPicPr>
-                    <pic:cNvPr descr="/home/gpca/harbinger/examples/anomalies/doc/19-regression-ml-hanr_ml_lstm_files/46fd22c5619288bab818a9b18590cffbd2d68ef6.png" id="14" name="Picture"/>
+                    <pic:cNvPr descr="C:\Git\dal\harbinger\examples\anomalies\doc\19-regression-ml-hanr_ml_lstm_files/e75479f029ff0d53bb53eceb3546deeae29f0e97.png" id="14" name="Picture"/>
                     <pic:cNvPicPr>
                       <a:picLocks noChangeArrowheads="1" noChangeAspect="1"/>
                     </pic:cNvPicPr>
@@ -1134,7 +1247,7 @@
               <a:graphicData uri="http://schemas.openxmlformats.org/drawingml/2006/picture">
                 <pic:pic>
                   <pic:nvPicPr>
-                    <pic:cNvPr descr="/home/gpca/harbinger/examples/anomalies/doc/19-regression-ml-hanr_ml_lstm_files/afec30626f55b769805c4183d4f4a2d6dc033e5a.png" id="21" name="Picture"/>
+                    <pic:cNvPr descr="C:\Git\dal\harbinger\examples\anomalies\doc\19-regression-ml-hanr_ml_lstm_files/fe1379d1f0ab2c786f9e55b4bde81216f5ad37b8.png" id="21" name="Picture"/>
                     <pic:cNvPicPr>
                       <a:picLocks noChangeArrowheads="1" noChangeAspect="1"/>
                     </pic:cNvPicPr>
@@ -1273,6 +1386,80 @@
     </w:p>
     <w:p>
       <w:pPr>
+        <w:pStyle w:val="SourceCode"/>
+      </w:pPr>
+      <w:r>
+        <w:rPr>
+          <w:rStyle w:val="VerbatimChar"/>
+        </w:rPr>
+        <w:t xml:space="preserve">## Warning: Using `size` aesthetic for lines was deprecated in ggplot2 3.4.0.</w:t>
+      </w:r>
+      <w:r>
+        <w:br/>
+      </w:r>
+      <w:r>
+        <w:rPr>
+          <w:rStyle w:val="VerbatimChar"/>
+        </w:rPr>
+        <w:t xml:space="preserve">## ℹ Please use `linewidth` instead.</w:t>
+      </w:r>
+      <w:r>
+        <w:br/>
+      </w:r>
+      <w:r>
+        <w:rPr>
+          <w:rStyle w:val="VerbatimChar"/>
+        </w:rPr>
+        <w:t xml:space="preserve">## ℹ The deprecated feature was likely used in the harbinger package.</w:t>
+      </w:r>
+      <w:r>
+        <w:br/>
+      </w:r>
+      <w:r>
+        <w:rPr>
+          <w:rStyle w:val="VerbatimChar"/>
+        </w:rPr>
+        <w:t xml:space="preserve">##   Please report the issue at</w:t>
+      </w:r>
+      <w:r>
+        <w:br/>
+      </w:r>
+      <w:r>
+        <w:rPr>
+          <w:rStyle w:val="VerbatimChar"/>
+        </w:rPr>
+        <w:t xml:space="preserve">##   &lt;https://github.com/cefet-rj-dal/harbinger/issues&gt;.</w:t>
+      </w:r>
+      <w:r>
+        <w:br/>
+      </w:r>
+      <w:r>
+        <w:rPr>
+          <w:rStyle w:val="VerbatimChar"/>
+        </w:rPr>
+        <w:t xml:space="preserve">## This warning is displayed once per session.</w:t>
+      </w:r>
+      <w:r>
+        <w:br/>
+      </w:r>
+      <w:r>
+        <w:rPr>
+          <w:rStyle w:val="VerbatimChar"/>
+        </w:rPr>
+        <w:t xml:space="preserve">## Call `lifecycle::last_lifecycle_warnings()` to see where this warning was</w:t>
+      </w:r>
+      <w:r>
+        <w:br/>
+      </w:r>
+      <w:r>
+        <w:rPr>
+          <w:rStyle w:val="VerbatimChar"/>
+        </w:rPr>
+        <w:t xml:space="preserve">## generated.</w:t>
+      </w:r>
+    </w:p>
+    <w:p>
+      <w:pPr>
         <w:pStyle w:val="FirstParagraph"/>
       </w:pPr>
       <w:r>
@@ -1285,7 +1472,7 @@
               <a:graphicData uri="http://schemas.openxmlformats.org/drawingml/2006/picture">
                 <pic:pic>
                   <pic:nvPicPr>
-                    <pic:cNvPr descr="/home/gpca/harbinger/examples/anomalies/doc/19-regression-ml-hanr_ml_lstm_files/0ca29fe58e1a84a406053afe8c056e64c23ff84f.png" id="24" name="Picture"/>
+                    <pic:cNvPr descr="C:\Git\dal\harbinger\examples\anomalies\doc\19-regression-ml-hanr_ml_lstm_files/26dbf35ac515fb6a10948a8f3d0b752e517646fa.png" id="24" name="Picture"/>
                     <pic:cNvPicPr>
                       <a:picLocks noChangeArrowheads="1" noChangeAspect="1"/>
                     </pic:cNvPicPr>

--- a/examples/anomalies/doc/19-regression-ml-hanr_ml_lstm.docx
+++ b/examples/anomalies/doc/19-regression-ml-hanr_ml_lstm.docx
@@ -178,152 +178,39 @@
         </w:rPr>
         <w:t xml:space="preserve">(daltoolbox)</w:t>
       </w:r>
-    </w:p>
-    <w:p>
-      <w:pPr>
-        <w:pStyle w:val="SourceCode"/>
-      </w:pPr>
-      <w:r>
-        <w:rPr>
-          <w:rStyle w:val="VerbatimChar"/>
-        </w:rPr>
-        <w:t xml:space="preserve">## Warning: package 'daltoolbox' was built under R version 4.5.3</w:t>
-      </w:r>
-    </w:p>
-    <w:p>
-      <w:pPr>
-        <w:pStyle w:val="SourceCode"/>
-      </w:pPr>
-      <w:r>
-        <w:rPr>
-          <w:rStyle w:val="VerbatimChar"/>
-        </w:rPr>
-        <w:t xml:space="preserve">## </w:t>
-      </w:r>
       <w:r>
         <w:br/>
       </w:r>
       <w:r>
         <w:rPr>
-          <w:rStyle w:val="VerbatimChar"/>
-        </w:rPr>
-        <w:t xml:space="preserve">## Attaching package: 'daltoolbox'</w:t>
-      </w:r>
-    </w:p>
-    <w:p>
-      <w:pPr>
-        <w:pStyle w:val="SourceCode"/>
-      </w:pPr>
-      <w:r>
-        <w:rPr>
-          <w:rStyle w:val="VerbatimChar"/>
-        </w:rPr>
-        <w:t xml:space="preserve">## The following object is masked from 'package:base':</w:t>
+          <w:rStyle w:val="FunctionTok"/>
+        </w:rPr>
+        <w:t xml:space="preserve">library</w:t>
+      </w:r>
+      <w:r>
+        <w:rPr>
+          <w:rStyle w:val="NormalTok"/>
+        </w:rPr>
+        <w:t xml:space="preserve">(harbinger) </w:t>
       </w:r>
       <w:r>
         <w:br/>
       </w:r>
       <w:r>
         <w:rPr>
-          <w:rStyle w:val="VerbatimChar"/>
-        </w:rPr>
-        <w:t xml:space="preserve">## </w:t>
+          <w:rStyle w:val="FunctionTok"/>
+        </w:rPr>
+        <w:t xml:space="preserve">library</w:t>
+      </w:r>
+      <w:r>
+        <w:rPr>
+          <w:rStyle w:val="NormalTok"/>
+        </w:rPr>
+        <w:t xml:space="preserve">(tspredit)</w:t>
       </w:r>
       <w:r>
         <w:br/>
       </w:r>
-      <w:r>
-        <w:rPr>
-          <w:rStyle w:val="VerbatimChar"/>
-        </w:rPr>
-        <w:t xml:space="preserve">##     transform</w:t>
-      </w:r>
-    </w:p>
-    <w:p>
-      <w:pPr>
-        <w:pStyle w:val="SourceCode"/>
-      </w:pPr>
-      <w:r>
-        <w:rPr>
-          <w:rStyle w:val="FunctionTok"/>
-        </w:rPr>
-        <w:t xml:space="preserve">library</w:t>
-      </w:r>
-      <w:r>
-        <w:rPr>
-          <w:rStyle w:val="NormalTok"/>
-        </w:rPr>
-        <w:t xml:space="preserve">(harbinger) </w:t>
-      </w:r>
-      <w:r>
-        <w:br/>
-      </w:r>
-      <w:r>
-        <w:rPr>
-          <w:rStyle w:val="FunctionTok"/>
-        </w:rPr>
-        <w:t xml:space="preserve">library</w:t>
-      </w:r>
-      <w:r>
-        <w:rPr>
-          <w:rStyle w:val="NormalTok"/>
-        </w:rPr>
-        <w:t xml:space="preserve">(tspredit)</w:t>
-      </w:r>
-    </w:p>
-    <w:p>
-      <w:pPr>
-        <w:pStyle w:val="SourceCode"/>
-      </w:pPr>
-      <w:r>
-        <w:rPr>
-          <w:rStyle w:val="VerbatimChar"/>
-        </w:rPr>
-        <w:t xml:space="preserve">## </w:t>
-      </w:r>
-      <w:r>
-        <w:br/>
-      </w:r>
-      <w:r>
-        <w:rPr>
-          <w:rStyle w:val="VerbatimChar"/>
-        </w:rPr>
-        <w:t xml:space="preserve">## Attaching package: 'tspredit'</w:t>
-      </w:r>
-    </w:p>
-    <w:p>
-      <w:pPr>
-        <w:pStyle w:val="SourceCode"/>
-      </w:pPr>
-      <w:r>
-        <w:rPr>
-          <w:rStyle w:val="VerbatimChar"/>
-        </w:rPr>
-        <w:t xml:space="preserve">## The following object is masked from 'package:harbinger':</w:t>
-      </w:r>
-      <w:r>
-        <w:br/>
-      </w:r>
-      <w:r>
-        <w:rPr>
-          <w:rStyle w:val="VerbatimChar"/>
-        </w:rPr>
-        <w:t xml:space="preserve">## </w:t>
-      </w:r>
-      <w:r>
-        <w:br/>
-      </w:r>
-      <w:r>
-        <w:rPr>
-          <w:rStyle w:val="VerbatimChar"/>
-        </w:rPr>
-        <w:t xml:space="preserve">##     loadfulldata</w:t>
-      </w:r>
-    </w:p>
-    <w:p>
-      <w:pPr>
-        <w:pStyle w:val="SourceCode"/>
-      </w:pPr>
       <w:r>
         <w:rPr>
           <w:rStyle w:val="FunctionTok"/>
@@ -569,7 +456,7 @@
               <a:graphicData uri="http://schemas.openxmlformats.org/drawingml/2006/picture">
                 <pic:pic>
                   <pic:nvPicPr>
-                    <pic:cNvPr descr="C:\Git\dal\harbinger\examples\anomalies\doc\19-regression-ml-hanr_ml_lstm_files/e75479f029ff0d53bb53eceb3546deeae29f0e97.png" id="14" name="Picture"/>
+                    <pic:cNvPr descr="/home/gpca/harbinger/examples/anomalies/doc/19-regression-ml-hanr_ml_lstm_files/46fd22c5619288bab818a9b18590cffbd2d68ef6.png" id="14" name="Picture"/>
                     <pic:cNvPicPr>
                       <a:picLocks noChangeArrowheads="1" noChangeAspect="1"/>
                     </pic:cNvPicPr>
@@ -1247,7 +1134,7 @@
               <a:graphicData uri="http://schemas.openxmlformats.org/drawingml/2006/picture">
                 <pic:pic>
                   <pic:nvPicPr>
-                    <pic:cNvPr descr="C:\Git\dal\harbinger\examples\anomalies\doc\19-regression-ml-hanr_ml_lstm_files/fe1379d1f0ab2c786f9e55b4bde81216f5ad37b8.png" id="21" name="Picture"/>
+                    <pic:cNvPr descr="/home/gpca/harbinger/examples/anomalies/doc/19-regression-ml-hanr_ml_lstm_files/afec30626f55b769805c4183d4f4a2d6dc033e5a.png" id="21" name="Picture"/>
                     <pic:cNvPicPr>
                       <a:picLocks noChangeArrowheads="1" noChangeAspect="1"/>
                     </pic:cNvPicPr>
@@ -1386,80 +1273,6 @@
     </w:p>
     <w:p>
       <w:pPr>
-        <w:pStyle w:val="SourceCode"/>
-      </w:pPr>
-      <w:r>
-        <w:rPr>
-          <w:rStyle w:val="VerbatimChar"/>
-        </w:rPr>
-        <w:t xml:space="preserve">## Warning: Using `size` aesthetic for lines was deprecated in ggplot2 3.4.0.</w:t>
-      </w:r>
-      <w:r>
-        <w:br/>
-      </w:r>
-      <w:r>
-        <w:rPr>
-          <w:rStyle w:val="VerbatimChar"/>
-        </w:rPr>
-        <w:t xml:space="preserve">## ℹ Please use `linewidth` instead.</w:t>
-      </w:r>
-      <w:r>
-        <w:br/>
-      </w:r>
-      <w:r>
-        <w:rPr>
-          <w:rStyle w:val="VerbatimChar"/>
-        </w:rPr>
-        <w:t xml:space="preserve">## ℹ The deprecated feature was likely used in the harbinger package.</w:t>
-      </w:r>
-      <w:r>
-        <w:br/>
-      </w:r>
-      <w:r>
-        <w:rPr>
-          <w:rStyle w:val="VerbatimChar"/>
-        </w:rPr>
-        <w:t xml:space="preserve">##   Please report the issue at</w:t>
-      </w:r>
-      <w:r>
-        <w:br/>
-      </w:r>
-      <w:r>
-        <w:rPr>
-          <w:rStyle w:val="VerbatimChar"/>
-        </w:rPr>
-        <w:t xml:space="preserve">##   &lt;https://github.com/cefet-rj-dal/harbinger/issues&gt;.</w:t>
-      </w:r>
-      <w:r>
-        <w:br/>
-      </w:r>
-      <w:r>
-        <w:rPr>
-          <w:rStyle w:val="VerbatimChar"/>
-        </w:rPr>
-        <w:t xml:space="preserve">## This warning is displayed once per session.</w:t>
-      </w:r>
-      <w:r>
-        <w:br/>
-      </w:r>
-      <w:r>
-        <w:rPr>
-          <w:rStyle w:val="VerbatimChar"/>
-        </w:rPr>
-        <w:t xml:space="preserve">## Call `lifecycle::last_lifecycle_warnings()` to see where this warning was</w:t>
-      </w:r>
-      <w:r>
-        <w:br/>
-      </w:r>
-      <w:r>
-        <w:rPr>
-          <w:rStyle w:val="VerbatimChar"/>
-        </w:rPr>
-        <w:t xml:space="preserve">## generated.</w:t>
-      </w:r>
-    </w:p>
-    <w:p>
-      <w:pPr>
         <w:pStyle w:val="FirstParagraph"/>
       </w:pPr>
       <w:r>
@@ -1472,7 +1285,7 @@
               <a:graphicData uri="http://schemas.openxmlformats.org/drawingml/2006/picture">
                 <pic:pic>
                   <pic:nvPicPr>
-                    <pic:cNvPr descr="C:\Git\dal\harbinger\examples\anomalies\doc\19-regression-ml-hanr_ml_lstm_files/26dbf35ac515fb6a10948a8f3d0b752e517646fa.png" id="24" name="Picture"/>
+                    <pic:cNvPr descr="/home/gpca/harbinger/examples/anomalies/doc/19-regression-ml-hanr_ml_lstm_files/0ca29fe58e1a84a406053afe8c056e64c23ff84f.png" id="24" name="Picture"/>
                     <pic:cNvPicPr>
                       <a:picLocks noChangeArrowheads="1" noChangeAspect="1"/>
                     </pic:cNvPicPr>

--- a/examples/anomalies/doc/19-regression-ml-hanr_ml_lstm.docx
+++ b/examples/anomalies/doc/19-regression-ml-hanr_ml_lstm.docx
@@ -1285,7 +1285,7 @@
               <a:graphicData uri="http://schemas.openxmlformats.org/drawingml/2006/picture">
                 <pic:pic>
                   <pic:nvPicPr>
-                    <pic:cNvPr descr="/home/gpca/harbinger/examples/anomalies/doc/19-regression-ml-hanr_ml_lstm_files/0ca29fe58e1a84a406053afe8c056e64c23ff84f.png" id="24" name="Picture"/>
+                    <pic:cNvPr descr="/home/gpca/harbinger/examples/anomalies/doc/19-regression-ml-hanr_ml_lstm_files/c7448a9266112a8d31a97379e540171367c52875.png" id="24" name="Picture"/>
                     <pic:cNvPicPr>
                       <a:picLocks noChangeArrowheads="1" noChangeAspect="1"/>
                     </pic:cNvPicPr>

--- a/examples/anomalies/doc/19-regression-ml-hanr_ml_lstm.docx
+++ b/examples/anomalies/doc/19-regression-ml-hanr_ml_lstm.docx
@@ -1285,7 +1285,7 @@
               <a:graphicData uri="http://schemas.openxmlformats.org/drawingml/2006/picture">
                 <pic:pic>
                   <pic:nvPicPr>
-                    <pic:cNvPr descr="/home/gpca/harbinger/examples/anomalies/doc/19-regression-ml-hanr_ml_lstm_files/c7448a9266112a8d31a97379e540171367c52875.png" id="24" name="Picture"/>
+                    <pic:cNvPr descr="/home/gpca/harbinger/examples/anomalies/doc/19-regression-ml-hanr_ml_lstm_files/f3845937828d8c29b74cdc53a381d15a492da022.png" id="24" name="Picture"/>
                     <pic:cNvPicPr>
                       <a:picLocks noChangeArrowheads="1" noChangeAspect="1"/>
                     </pic:cNvPicPr>
